--- a/docs/project-book/Damka_Project_Book_TCP_Profile.docx
+++ b/docs/project-book/Damka_Project_Book_TCP_Profile.docx
@@ -490,7 +490,7 @@
             <w:rtl w:val="0"/>
             <w:szCs w:val="24"/>
           </w:rPr>
-          <w:t>4</w:t>
+          <w:t>5</w:t>
         </w:r>
       </w:fldSimple>
     </w:p>
@@ -532,7 +532,7 @@
             <w:rtl w:val="0"/>
             <w:szCs w:val="24"/>
           </w:rPr>
-          <w:t>5</w:t>
+          <w:t>6</w:t>
         </w:r>
       </w:fldSimple>
     </w:p>
@@ -596,7 +596,7 @@
             <w:rtl w:val="0"/>
             <w:szCs w:val="24"/>
           </w:rPr>
-          <w:t>7</w:t>
+          <w:t>8</w:t>
         </w:r>
       </w:fldSimple>
     </w:p>
@@ -660,7 +660,7 @@
             <w:rtl w:val="0"/>
             <w:szCs w:val="24"/>
           </w:rPr>
-          <w:t>9</w:t>
+          <w:t>11</w:t>
         </w:r>
       </w:fldSimple>
     </w:p>
@@ -724,7 +724,7 @@
             <w:rtl w:val="0"/>
             <w:szCs w:val="24"/>
           </w:rPr>
-          <w:t>10</w:t>
+          <w:t>13</w:t>
         </w:r>
       </w:fldSimple>
     </w:p>
@@ -757,90 +757,6 @@
         <w:t xml:space="preserve"> ממשק המשתמש ומסכי המערכת  ..................................  </w:t>
       </w:r>
       <w:fldSimple w:instr="PAGEREF chapter_7 \h">
-        <w:r>
-          <w:rPr>
-            <w:rFonts w:ascii="Times New Roman" w:hAnsi="Times New Roman" w:eastAsia="Times New Roman" w:cs="Times New Roman"/>
-            <w:b w:val="0"/>
-            <w:color w:val="172337"/>
-            <w:sz w:val="24"/>
-            <w:rtl w:val="0"/>
-            <w:szCs w:val="24"/>
-          </w:rPr>
-          <w:t>12</w:t>
-        </w:r>
-      </w:fldSimple>
-    </w:p>
-    <w:p>
-      <w:pPr>
-        <w:spacing w:after="120" w:line="293" w:lineRule="auto"/>
-        <w:jc w:val="right"/>
-        <w:bidi w:val="1"/>
-      </w:pPr>
-      <w:r>
-        <w:rPr>
-          <w:rFonts w:ascii="Times New Roman" w:hAnsi="Times New Roman" w:eastAsia="Times New Roman" w:cs="Times New Roman"/>
-          <w:b w:val="0"/>
-          <w:color w:val="172337"/>
-          <w:sz w:val="24"/>
-          <w:rtl w:val="0"/>
-          <w:szCs w:val="24"/>
-        </w:rPr>
-        <w:t>8.</w:t>
-      </w:r>
-      <w:r>
-        <w:rPr>
-          <w:rFonts w:ascii="David" w:hAnsi="David" w:eastAsia="David" w:cs="David"/>
-          <w:b w:val="0"/>
-          <w:color w:val="172337"/>
-          <w:sz w:val="24"/>
-          <w:rtl w:val="1"/>
-          <w:szCs w:val="24"/>
-        </w:rPr>
-        <w:t xml:space="preserve"> בדיקות ואימות המערכת  ..................................  </w:t>
-      </w:r>
-      <w:fldSimple w:instr="PAGEREF chapter_8 \h">
-        <w:r>
-          <w:rPr>
-            <w:rFonts w:ascii="Times New Roman" w:hAnsi="Times New Roman" w:eastAsia="Times New Roman" w:cs="Times New Roman"/>
-            <w:b w:val="0"/>
-            <w:color w:val="172337"/>
-            <w:sz w:val="24"/>
-            <w:rtl w:val="0"/>
-            <w:szCs w:val="24"/>
-          </w:rPr>
-          <w:t>14</w:t>
-        </w:r>
-      </w:fldSimple>
-    </w:p>
-    <w:p>
-      <w:pPr>
-        <w:spacing w:after="120" w:line="293" w:lineRule="auto"/>
-        <w:jc w:val="right"/>
-        <w:bidi w:val="1"/>
-      </w:pPr>
-      <w:r>
-        <w:rPr>
-          <w:rFonts w:ascii="Times New Roman" w:hAnsi="Times New Roman" w:eastAsia="Times New Roman" w:cs="Times New Roman"/>
-          <w:b w:val="0"/>
-          <w:color w:val="172337"/>
-          <w:sz w:val="24"/>
-          <w:rtl w:val="0"/>
-          <w:szCs w:val="24"/>
-        </w:rPr>
-        <w:t>9.</w:t>
-      </w:r>
-      <w:r>
-        <w:rPr>
-          <w:rFonts w:ascii="David" w:hAnsi="David" w:eastAsia="David" w:cs="David"/>
-          <w:b w:val="0"/>
-          <w:color w:val="172337"/>
-          <w:sz w:val="24"/>
-          <w:rtl w:val="1"/>
-          <w:szCs w:val="24"/>
-        </w:rPr>
-        <w:t xml:space="preserve"> הפעלה ומדריך משתמש  ..................................  </w:t>
-      </w:r>
-      <w:fldSimple w:instr="PAGEREF chapter_9 \h">
         <w:r>
           <w:rPr>
             <w:rFonts w:ascii="Times New Roman" w:hAnsi="Times New Roman" w:eastAsia="Times New Roman" w:cs="Times New Roman"/>
@@ -869,6 +785,90 @@
           <w:rtl w:val="0"/>
           <w:szCs w:val="24"/>
         </w:rPr>
+        <w:t>8.</w:t>
+      </w:r>
+      <w:r>
+        <w:rPr>
+          <w:rFonts w:ascii="David" w:hAnsi="David" w:eastAsia="David" w:cs="David"/>
+          <w:b w:val="0"/>
+          <w:color w:val="172337"/>
+          <w:sz w:val="24"/>
+          <w:rtl w:val="1"/>
+          <w:szCs w:val="24"/>
+        </w:rPr>
+        <w:t xml:space="preserve"> בדיקות ואימות המערכת  ..................................  </w:t>
+      </w:r>
+      <w:fldSimple w:instr="PAGEREF chapter_8 \h">
+        <w:r>
+          <w:rPr>
+            <w:rFonts w:ascii="Times New Roman" w:hAnsi="Times New Roman" w:eastAsia="Times New Roman" w:cs="Times New Roman"/>
+            <w:b w:val="0"/>
+            <w:color w:val="172337"/>
+            <w:sz w:val="24"/>
+            <w:rtl w:val="0"/>
+            <w:szCs w:val="24"/>
+          </w:rPr>
+          <w:t>17</w:t>
+        </w:r>
+      </w:fldSimple>
+    </w:p>
+    <w:p>
+      <w:pPr>
+        <w:spacing w:after="120" w:line="293" w:lineRule="auto"/>
+        <w:jc w:val="right"/>
+        <w:bidi w:val="1"/>
+      </w:pPr>
+      <w:r>
+        <w:rPr>
+          <w:rFonts w:ascii="Times New Roman" w:hAnsi="Times New Roman" w:eastAsia="Times New Roman" w:cs="Times New Roman"/>
+          <w:b w:val="0"/>
+          <w:color w:val="172337"/>
+          <w:sz w:val="24"/>
+          <w:rtl w:val="0"/>
+          <w:szCs w:val="24"/>
+        </w:rPr>
+        <w:t>9.</w:t>
+      </w:r>
+      <w:r>
+        <w:rPr>
+          <w:rFonts w:ascii="David" w:hAnsi="David" w:eastAsia="David" w:cs="David"/>
+          <w:b w:val="0"/>
+          <w:color w:val="172337"/>
+          <w:sz w:val="24"/>
+          <w:rtl w:val="1"/>
+          <w:szCs w:val="24"/>
+        </w:rPr>
+        <w:t xml:space="preserve"> הפעלה ומדריך משתמש  ..................................  </w:t>
+      </w:r>
+      <w:fldSimple w:instr="PAGEREF chapter_9 \h">
+        <w:r>
+          <w:rPr>
+            <w:rFonts w:ascii="Times New Roman" w:hAnsi="Times New Roman" w:eastAsia="Times New Roman" w:cs="Times New Roman"/>
+            <w:b w:val="0"/>
+            <w:color w:val="172337"/>
+            <w:sz w:val="24"/>
+            <w:rtl w:val="0"/>
+            <w:szCs w:val="24"/>
+          </w:rPr>
+          <w:t>19</w:t>
+        </w:r>
+      </w:fldSimple>
+    </w:p>
+    <w:p>
+      <w:pPr>
+        <w:spacing w:after="120" w:line="293" w:lineRule="auto"/>
+        <w:jc w:val="right"/>
+        <w:bidi w:val="1"/>
+      </w:pPr>
+      <w:r>
+        <w:rPr>
+          <w:rFonts w:ascii="Times New Roman" w:hAnsi="Times New Roman" w:eastAsia="Times New Roman" w:cs="Times New Roman"/>
+          <w:b w:val="0"/>
+          <w:color w:val="172337"/>
+          <w:sz w:val="24"/>
+          <w:rtl w:val="0"/>
+          <w:szCs w:val="24"/>
+        </w:rPr>
         <w:t>10.</w:t>
       </w:r>
       <w:r>
@@ -914,7 +914,7 @@
             <w:rtl w:val="0"/>
             <w:szCs w:val="24"/>
           </w:rPr>
-          <w:t>16</w:t>
+          <w:t>20</w:t>
         </w:r>
       </w:fldSimple>
     </w:p>
@@ -956,7 +956,7 @@
             <w:rtl w:val="0"/>
             <w:szCs w:val="24"/>
           </w:rPr>
-          <w:t>17</w:t>
+          <w:t>22</w:t>
         </w:r>
       </w:fldSimple>
     </w:p>
@@ -1405,6 +1405,246 @@
           <w:szCs w:val="26"/>
         </w:rPr>
         <w:t>damka.css.</w:t>
+      </w:r>
+    </w:p>
+    <w:p>
+      <w:pPr>
+        <w:spacing w:after="260" w:line="293" w:lineRule="auto" w:before="0"/>
+        <w:jc w:val="right"/>
+        <w:pStyle w:val="Heading1"/>
+        <w:keepNext/>
+        <w:pageBreakBefore/>
+        <w:bidi w:val="1"/>
+        <w:pBdr>
+          <w:bottom w:val="single" w:sz="18" w:color="D9E9F4"/>
+        </w:pBdr>
+      </w:pPr>
+      <w:r>
+        <w:rPr>
+          <w:rFonts w:ascii="Times New Roman" w:hAnsi="Times New Roman" w:eastAsia="Times New Roman" w:cs="Times New Roman"/>
+          <w:b/>
+          <w:color w:val="174C73"/>
+          <w:sz w:val="44"/>
+          <w:rtl w:val="0"/>
+          <w:szCs w:val="44"/>
+          <w:bCs w:val="1"/>
+        </w:rPr>
+        <w:t>1.</w:t>
+      </w:r>
+      <w:r>
+        <w:rPr>
+          <w:rFonts w:ascii="David" w:hAnsi="David" w:eastAsia="David" w:cs="David"/>
+          <w:b/>
+          <w:color w:val="174C73"/>
+          <w:sz w:val="44"/>
+          <w:rtl w:val="1"/>
+          <w:szCs w:val="44"/>
+          <w:bCs w:val="1"/>
+        </w:rPr>
+        <w:t xml:space="preserve"> מבוא, מטרות ודרישות — המשך</w:t>
+      </w:r>
+    </w:p>
+    <w:p>
+      <w:pPr>
+        <w:spacing w:after="140" w:line="293" w:lineRule="auto" w:before="160"/>
+        <w:jc w:val="right"/>
+        <w:pStyle w:val="Heading2"/>
+        <w:keepNext/>
+        <w:bidi w:val="1"/>
+      </w:pPr>
+      <w:r>
+        <w:rPr>
+          <w:rFonts w:ascii="David" w:hAnsi="David" w:eastAsia="David" w:cs="David"/>
+          <w:b/>
+          <w:color w:val="174C73"/>
+          <w:sz w:val="32"/>
+          <w:rtl w:val="1"/>
+          <w:szCs w:val="32"/>
+          <w:bCs w:val="1"/>
+        </w:rPr>
+        <w:t>מגבלות המערכת</w:t>
+      </w:r>
+    </w:p>
+    <w:p>
+      <w:pPr>
+        <w:spacing w:after="140" w:line="293" w:lineRule="auto"/>
+        <w:jc w:val="right"/>
+        <w:bidi w:val="1"/>
+      </w:pPr>
+      <w:r>
+        <w:rPr>
+          <w:rFonts w:ascii="David" w:hAnsi="David" w:eastAsia="David" w:cs="David"/>
+          <w:b w:val="0"/>
+          <w:color w:val="172337"/>
+          <w:sz w:val="26"/>
+          <w:rtl w:val="1"/>
+          <w:szCs w:val="26"/>
+        </w:rPr>
+        <w:t xml:space="preserve">המימוש הנוכחי מכוון למשחק ברשת מקומית. כתובת השרת והפורט ניתנים להגדרה, אך תקשורת </w:t>
+      </w:r>
+      <w:r>
+        <w:rPr>
+          <w:rFonts w:ascii="Times New Roman" w:hAnsi="Times New Roman" w:eastAsia="Times New Roman" w:cs="Times New Roman"/>
+          <w:b w:val="0"/>
+          <w:color w:val="172337"/>
+          <w:sz w:val="26"/>
+          <w:rtl w:val="0"/>
+          <w:szCs w:val="26"/>
+        </w:rPr>
+        <w:t>TCP</w:t>
+      </w:r>
+      <w:r>
+        <w:rPr>
+          <w:rFonts w:ascii="David" w:hAnsi="David" w:eastAsia="David" w:cs="David"/>
+          <w:b w:val="0"/>
+          <w:color w:val="172337"/>
+          <w:sz w:val="26"/>
+          <w:rtl w:val="1"/>
+          <w:szCs w:val="26"/>
+        </w:rPr>
+        <w:t xml:space="preserve"> אינה מוצפנת. שמירת הסיסמה כערך גיבוב במסד אינה מצפינה את ההעברה ברשת; </w:t>
+      </w:r>
+      <w:r>
+        <w:rPr>
+          <w:rFonts w:ascii="Times New Roman" w:hAnsi="Times New Roman" w:eastAsia="Times New Roman" w:cs="Times New Roman"/>
+          <w:b w:val="0"/>
+          <w:color w:val="172337"/>
+          <w:sz w:val="26"/>
+          <w:rtl w:val="0"/>
+          <w:szCs w:val="26"/>
+        </w:rPr>
+        <w:t>Base64</w:t>
+      </w:r>
+      <w:r>
+        <w:rPr>
+          <w:rFonts w:ascii="David" w:hAnsi="David" w:eastAsia="David" w:cs="David"/>
+          <w:b w:val="0"/>
+          <w:color w:val="172337"/>
+          <w:sz w:val="26"/>
+          <w:rtl w:val="1"/>
+          <w:szCs w:val="26"/>
+        </w:rPr>
+        <w:t xml:space="preserve"> בהודעות משמשת לייצוג טקסט.</w:t>
+      </w:r>
+    </w:p>
+    <w:p>
+      <w:pPr>
+        <w:spacing w:after="140" w:line="293" w:lineRule="auto"/>
+        <w:jc w:val="right"/>
+        <w:bidi w:val="1"/>
+      </w:pPr>
+      <w:r>
+        <w:rPr>
+          <w:rFonts w:ascii="David" w:hAnsi="David" w:eastAsia="David" w:cs="David"/>
+          <w:b w:val="0"/>
+          <w:color w:val="172337"/>
+          <w:sz w:val="26"/>
+          <w:rtl w:val="1"/>
+          <w:szCs w:val="26"/>
+        </w:rPr>
+        <w:t>לא קיים מנגנון לשחזור משחק פעיל לאחר ניתוק. כאשר השרת מזהה עזיבה או ניתוק במהלך משחק, הוא מסיים את המשחק לטובת היריב. לאחר התחברות מחדש אפשר לפתוח משחק נוסף.</w:t>
+      </w:r>
+    </w:p>
+    <w:p>
+      <w:pPr>
+        <w:spacing w:after="140" w:line="293" w:lineRule="auto"/>
+        <w:jc w:val="right"/>
+        <w:bidi w:val="1"/>
+      </w:pPr>
+      <w:r>
+        <w:rPr>
+          <w:rFonts w:ascii="David" w:hAnsi="David" w:eastAsia="David" w:cs="David"/>
+          <w:b w:val="0"/>
+          <w:color w:val="172337"/>
+          <w:sz w:val="26"/>
+          <w:rtl w:val="1"/>
+          <w:szCs w:val="26"/>
+        </w:rPr>
+        <w:t xml:space="preserve">משחקי </w:t>
+      </w:r>
+      <w:r>
+        <w:rPr>
+          <w:rFonts w:ascii="Times New Roman" w:hAnsi="Times New Roman" w:eastAsia="Times New Roman" w:cs="Times New Roman"/>
+          <w:b w:val="0"/>
+          <w:color w:val="172337"/>
+          <w:sz w:val="26"/>
+          <w:rtl w:val="0"/>
+          <w:szCs w:val="26"/>
+        </w:rPr>
+        <w:t>BOT</w:t>
+      </w:r>
+      <w:r>
+        <w:rPr>
+          <w:rFonts w:ascii="David" w:hAnsi="David" w:eastAsia="David" w:cs="David"/>
+          <w:b w:val="0"/>
+          <w:color w:val="172337"/>
+          <w:sz w:val="26"/>
+          <w:rtl w:val="1"/>
+          <w:szCs w:val="26"/>
+        </w:rPr>
+        <w:t xml:space="preserve"> מתנהלים אצל הלקוח ותוצאותיהם מדווחות לשרת, ולכן מוצגות בנפרד מתוצאות משחקי הרשת. תוצאות אימון ללא התחברות או לאחר אובדן החיבור אינן נשמרות, ואין העלאה מאוחרת שלהן.</w:t>
+      </w:r>
+    </w:p>
+    <w:p>
+      <w:pPr>
+        <w:spacing w:after="140" w:line="293" w:lineRule="auto"/>
+        <w:jc w:val="right"/>
+        <w:bidi w:val="1"/>
+      </w:pPr>
+      <w:r>
+        <w:rPr>
+          <w:rFonts w:ascii="David" w:hAnsi="David" w:eastAsia="David" w:cs="David"/>
+          <w:b w:val="0"/>
+          <w:color w:val="172337"/>
+          <w:sz w:val="26"/>
+          <w:rtl w:val="1"/>
+          <w:szCs w:val="26"/>
+        </w:rPr>
+        <w:t>חיפוש ה־</w:t>
+      </w:r>
+      <w:r>
+        <w:rPr>
+          <w:rFonts w:ascii="Times New Roman" w:hAnsi="Times New Roman" w:eastAsia="Times New Roman" w:cs="Times New Roman"/>
+          <w:b w:val="0"/>
+          <w:color w:val="172337"/>
+          <w:sz w:val="26"/>
+          <w:rtl w:val="0"/>
+          <w:szCs w:val="26"/>
+        </w:rPr>
+        <w:t>BOT</w:t>
+      </w:r>
+      <w:r>
+        <w:rPr>
+          <w:rFonts w:ascii="David" w:hAnsi="David" w:eastAsia="David" w:cs="David"/>
+          <w:b w:val="0"/>
+          <w:color w:val="172337"/>
+          <w:sz w:val="26"/>
+          <w:rtl w:val="1"/>
+          <w:szCs w:val="26"/>
+        </w:rPr>
+        <w:t xml:space="preserve"> מוגבל לעומק של רמת הקושי ולפונקציית ההערכה. לכן הוא אינו מבטיח בחירה מושלמת בכל מצב. חלון ההיסטוריה מציג את </w:t>
+      </w:r>
+      <w:r>
+        <w:rPr>
+          <w:rFonts w:ascii="Times New Roman" w:hAnsi="Times New Roman" w:eastAsia="Times New Roman" w:cs="Times New Roman"/>
+          <w:b w:val="0"/>
+          <w:color w:val="172337"/>
+          <w:sz w:val="26"/>
+          <w:rtl w:val="0"/>
+          <w:szCs w:val="26"/>
+        </w:rPr>
+        <w:t>100</w:t>
+      </w:r>
+      <w:r>
+        <w:rPr>
+          <w:rFonts w:ascii="David" w:hAnsi="David" w:eastAsia="David" w:cs="David"/>
+          <w:b w:val="0"/>
+          <w:color w:val="172337"/>
+          <w:sz w:val="26"/>
+          <w:rtl w:val="1"/>
+          <w:szCs w:val="26"/>
+        </w:rPr>
+        <w:t xml:space="preserve"> התוצאות האחרונות, בעוד הסטטיסטיקות מחושבות מכל התוצאות.</w:t>
       </w:r>
     </w:p>
     <w:p>
@@ -3138,6 +3378,17 @@
       </w:pPr>
       <w:r>
         <w:rPr>
+          <w:rFonts w:ascii="Times New Roman" w:hAnsi="Times New Roman" w:eastAsia="Times New Roman" w:cs="Times New Roman"/>
+          <w:b w:val="0"/>
+          <w:color w:val="172337"/>
+          <w:sz w:val="26"/>
+          <w:rtl w:val="0"/>
+          <w:szCs w:val="26"/>
+        </w:rPr>
+        <w:t>ServerSocket</w:t>
+      </w:r>
+      <w:r>
+        <w:rPr>
           <w:rFonts w:ascii="David" w:hAnsi="David" w:eastAsia="David" w:cs="David"/>
           <w:b w:val="0"/>
           <w:color w:val="172337"/>
@@ -3145,7 +3396,7 @@
           <w:rtl w:val="1"/>
           <w:szCs w:val="26"/>
         </w:rPr>
-        <w:t xml:space="preserve">כל שחקן מפעיל לקוח </w:t>
+        <w:t xml:space="preserve"> ממתינה לחיבורים בשרת. </w:t>
       </w:r>
       <w:r>
         <w:rPr>
@@ -3156,7 +3407,7 @@
           <w:rtl w:val="0"/>
           <w:szCs w:val="26"/>
         </w:rPr>
-        <w:t>JavaFX</w:t>
+        <w:t>accept</w:t>
       </w:r>
       <w:r>
         <w:rPr>
@@ -3167,7 +3418,7 @@
           <w:rtl w:val="1"/>
           <w:szCs w:val="26"/>
         </w:rPr>
-        <w:t xml:space="preserve"> שמתחבר לשרת באמצעות </w:t>
+        <w:t xml:space="preserve"> מחזירה </w:t>
       </w:r>
       <w:r>
         <w:rPr>
@@ -3178,7 +3429,7 @@
           <w:rtl w:val="0"/>
           <w:szCs w:val="26"/>
         </w:rPr>
-        <w:t>TCP. ServerSocket</w:t>
+        <w:t>Socket</w:t>
       </w:r>
       <w:r>
         <w:rPr>
@@ -3189,7 +3440,7 @@
           <w:rtl w:val="1"/>
           <w:szCs w:val="26"/>
         </w:rPr>
-        <w:t xml:space="preserve"> ממתינה לחיבורים חדשים, ו־</w:t>
+        <w:t xml:space="preserve"> עבור כל לקוח, והשרת מפעיל חוט ביצוע לטיפול בהודעותיו. הלקוח פותח חיבור בעת הרשמה או כניסה, ולאחר אימות החשבון משתמש בו גם לבקשות חדרים, מהלכים ופרופיל. כתובת השרת והפורט מוגדרים בהפעלה; פורט ברירת המחדל הוא </w:t>
       </w:r>
       <w:r>
         <w:rPr>
@@ -3200,18 +3451,7 @@
           <w:rtl w:val="0"/>
           <w:szCs w:val="26"/>
         </w:rPr>
-        <w:t>Socket</w:t>
-      </w:r>
-      <w:r>
-        <w:rPr>
-          <w:rFonts w:ascii="David" w:hAnsi="David" w:eastAsia="David" w:cs="David"/>
-          <w:b w:val="0"/>
-          <w:color w:val="172337"/>
-          <w:sz w:val="26"/>
-          <w:rtl w:val="1"/>
-          <w:szCs w:val="26"/>
-        </w:rPr>
-        <w:t xml:space="preserve"> משמשת לשליחה ולקבלה של הודעות. החיבור נפתח בעת הרשמה או כניסה ונשאר פעיל גם במהלך המשחק ובצפייה בפרופיל. הודעות הרשת מטופלות ברקע כדי שהממשק יוכל להמשיך להגיב לפעולות המשתמש.</w:t>
+        <w:t>5000.</w:t>
       </w:r>
     </w:p>
     <w:p>
@@ -3878,7 +4118,964 @@
           <w:szCs w:val="32"/>
           <w:bCs w:val="1"/>
         </w:rPr>
-        <w:t xml:space="preserve"> מהלך אחד מתחילתו ועד התצוגה</w:t>
+        <w:t xml:space="preserve"> מסגרת ההודעות</w:t>
+      </w:r>
+    </w:p>
+    <w:p>
+      <w:pPr>
+        <w:spacing w:after="140" w:line="293" w:lineRule="auto"/>
+        <w:jc w:val="right"/>
+        <w:bidi w:val="1"/>
+      </w:pPr>
+      <w:r>
+        <w:rPr>
+          <w:rFonts w:ascii="Times New Roman" w:hAnsi="Times New Roman" w:eastAsia="Times New Roman" w:cs="Times New Roman"/>
+          <w:b w:val="0"/>
+          <w:color w:val="172337"/>
+          <w:sz w:val="26"/>
+          <w:rtl w:val="0"/>
+          <w:szCs w:val="26"/>
+        </w:rPr>
+        <w:t>TCP</w:t>
+      </w:r>
+      <w:r>
+        <w:rPr>
+          <w:rFonts w:ascii="David" w:hAnsi="David" w:eastAsia="David" w:cs="David"/>
+          <w:b w:val="0"/>
+          <w:color w:val="172337"/>
+          <w:sz w:val="26"/>
+          <w:rtl w:val="1"/>
+          <w:szCs w:val="26"/>
+        </w:rPr>
+        <w:t xml:space="preserve"> מעבירה זרם מסודר של בתים ואינה מגדירה בעצמה גבולות בין הודעות היישום. בפרויקט כל הודעה היא שורת טקסט בקידוד </w:t>
+      </w:r>
+      <w:r>
+        <w:rPr>
+          <w:rFonts w:ascii="Times New Roman" w:hAnsi="Times New Roman" w:eastAsia="Times New Roman" w:cs="Times New Roman"/>
+          <w:b w:val="0"/>
+          <w:color w:val="172337"/>
+          <w:sz w:val="26"/>
+          <w:rtl w:val="0"/>
+          <w:szCs w:val="26"/>
+        </w:rPr>
+        <w:t>UTF-8. println</w:t>
+      </w:r>
+      <w:r>
+        <w:rPr>
+          <w:rFonts w:ascii="David" w:hAnsi="David" w:eastAsia="David" w:cs="David"/>
+          <w:b w:val="0"/>
+          <w:color w:val="172337"/>
+          <w:sz w:val="26"/>
+          <w:rtl w:val="1"/>
+          <w:szCs w:val="26"/>
+        </w:rPr>
+        <w:t xml:space="preserve"> שולחת שורה, ו־</w:t>
+      </w:r>
+      <w:r>
+        <w:rPr>
+          <w:rFonts w:ascii="Times New Roman" w:hAnsi="Times New Roman" w:eastAsia="Times New Roman" w:cs="Times New Roman"/>
+          <w:b w:val="0"/>
+          <w:color w:val="172337"/>
+          <w:sz w:val="26"/>
+          <w:rtl w:val="0"/>
+          <w:szCs w:val="26"/>
+        </w:rPr>
+        <w:t>BufferedReader.readLine</w:t>
+      </w:r>
+      <w:r>
+        <w:rPr>
+          <w:rFonts w:ascii="David" w:hAnsi="David" w:eastAsia="David" w:cs="David"/>
+          <w:b w:val="0"/>
+          <w:color w:val="172337"/>
+          <w:sz w:val="26"/>
+          <w:rtl w:val="1"/>
+          <w:szCs w:val="26"/>
+        </w:rPr>
+        <w:t xml:space="preserve"> קוראת עד סוף השורה. לכן פקודה יכולה להגיע בכמה חלקים ברשת ועדיין להיקרא כהודעה שלמה. תחילת השורה, כגון </w:t>
+      </w:r>
+      <w:r>
+        <w:rPr>
+          <w:rFonts w:ascii="Times New Roman" w:hAnsi="Times New Roman" w:eastAsia="Times New Roman" w:cs="Times New Roman"/>
+          <w:b w:val="0"/>
+          <w:color w:val="172337"/>
+          <w:sz w:val="26"/>
+          <w:rtl w:val="0"/>
+          <w:szCs w:val="26"/>
+        </w:rPr>
+        <w:t>MOVE</w:t>
+      </w:r>
+      <w:r>
+        <w:rPr>
+          <w:rFonts w:ascii="David" w:hAnsi="David" w:eastAsia="David" w:cs="David"/>
+          <w:b w:val="0"/>
+          <w:color w:val="172337"/>
+          <w:sz w:val="26"/>
+          <w:rtl w:val="1"/>
+          <w:szCs w:val="26"/>
+        </w:rPr>
+        <w:t xml:space="preserve"> או </w:t>
+      </w:r>
+      <w:r>
+        <w:rPr>
+          <w:rFonts w:ascii="Times New Roman" w:hAnsi="Times New Roman" w:eastAsia="Times New Roman" w:cs="Times New Roman"/>
+          <w:b w:val="0"/>
+          <w:color w:val="172337"/>
+          <w:sz w:val="26"/>
+          <w:rtl w:val="0"/>
+          <w:szCs w:val="26"/>
+        </w:rPr>
+        <w:t>PROFILE_REQUEST,</w:t>
+      </w:r>
+      <w:r>
+        <w:rPr>
+          <w:rFonts w:ascii="David" w:hAnsi="David" w:eastAsia="David" w:cs="David"/>
+          <w:b w:val="0"/>
+          <w:color w:val="172337"/>
+          <w:sz w:val="26"/>
+          <w:rtl w:val="1"/>
+          <w:szCs w:val="26"/>
+        </w:rPr>
+        <w:t xml:space="preserve"> קובעת כיצד הבקשה תטופל.</w:t>
+      </w:r>
+    </w:p>
+    <w:p>
+      <w:pPr>
+        <w:spacing w:after="140" w:line="293" w:lineRule="auto" w:before="160"/>
+        <w:jc w:val="right"/>
+        <w:pStyle w:val="Heading2"/>
+        <w:keepNext/>
+        <w:bidi w:val="1"/>
+      </w:pPr>
+      <w:r>
+        <w:rPr>
+          <w:rFonts w:ascii="Times New Roman" w:hAnsi="Times New Roman" w:eastAsia="Times New Roman" w:cs="Times New Roman"/>
+          <w:b/>
+          <w:color w:val="174C73"/>
+          <w:sz w:val="32"/>
+          <w:rtl w:val="0"/>
+          <w:szCs w:val="32"/>
+          <w:bCs w:val="1"/>
+        </w:rPr>
+        <w:t>4.5</w:t>
+      </w:r>
+      <w:r>
+        <w:rPr>
+          <w:rFonts w:ascii="David" w:hAnsi="David" w:eastAsia="David" w:cs="David"/>
+          <w:b/>
+          <w:color w:val="174C73"/>
+          <w:sz w:val="32"/>
+          <w:rtl w:val="1"/>
+          <w:szCs w:val="32"/>
+          <w:bCs w:val="1"/>
+        </w:rPr>
+        <w:t xml:space="preserve"> מעקב אחר מהלך</w:t>
+      </w:r>
+    </w:p>
+    <w:p>
+      <w:pPr>
+        <w:spacing w:after="140" w:line="293" w:lineRule="auto"/>
+        <w:jc w:val="right"/>
+        <w:bidi w:val="1"/>
+      </w:pPr>
+      <w:r>
+        <w:rPr>
+          <w:rFonts w:ascii="David" w:hAnsi="David" w:eastAsia="David" w:cs="David"/>
+          <w:b w:val="0"/>
+          <w:color w:val="172337"/>
+          <w:sz w:val="26"/>
+          <w:rtl w:val="1"/>
+          <w:szCs w:val="26"/>
+        </w:rPr>
+        <w:t xml:space="preserve">לדוגמה, שחקן </w:t>
+      </w:r>
+      <w:r>
+        <w:rPr>
+          <w:rFonts w:ascii="Times New Roman" w:hAnsi="Times New Roman" w:eastAsia="Times New Roman" w:cs="Times New Roman"/>
+          <w:b w:val="0"/>
+          <w:color w:val="172337"/>
+          <w:sz w:val="26"/>
+          <w:rtl w:val="0"/>
+          <w:szCs w:val="26"/>
+        </w:rPr>
+        <w:t>X</w:t>
+      </w:r>
+      <w:r>
+        <w:rPr>
+          <w:rFonts w:ascii="David" w:hAnsi="David" w:eastAsia="David" w:cs="David"/>
+          <w:b w:val="0"/>
+          <w:color w:val="172337"/>
+          <w:sz w:val="26"/>
+          <w:rtl w:val="1"/>
+          <w:szCs w:val="26"/>
+        </w:rPr>
+        <w:t xml:space="preserve"> מבקש לעבור מהמשבצת </w:t>
+      </w:r>
+      <w:r>
+        <w:rPr>
+          <w:rFonts w:ascii="Times New Roman" w:hAnsi="Times New Roman" w:eastAsia="Times New Roman" w:cs="Times New Roman"/>
+          <w:b w:val="0"/>
+          <w:color w:val="172337"/>
+          <w:sz w:val="26"/>
+          <w:rtl w:val="0"/>
+          <w:szCs w:val="26"/>
+        </w:rPr>
+        <w:t>(5,0)</w:t>
+      </w:r>
+      <w:r>
+        <w:rPr>
+          <w:rFonts w:ascii="David" w:hAnsi="David" w:eastAsia="David" w:cs="David"/>
+          <w:b w:val="0"/>
+          <w:color w:val="172337"/>
+          <w:sz w:val="26"/>
+          <w:rtl w:val="1"/>
+          <w:szCs w:val="26"/>
+        </w:rPr>
+        <w:t xml:space="preserve"> למשבצת </w:t>
+      </w:r>
+      <w:r>
+        <w:rPr>
+          <w:rFonts w:ascii="Times New Roman" w:hAnsi="Times New Roman" w:eastAsia="Times New Roman" w:cs="Times New Roman"/>
+          <w:b w:val="0"/>
+          <w:color w:val="172337"/>
+          <w:sz w:val="26"/>
+          <w:rtl w:val="0"/>
+          <w:szCs w:val="26"/>
+        </w:rPr>
+        <w:t>(4,1)</w:t>
+      </w:r>
+      <w:r>
+        <w:rPr>
+          <w:rFonts w:ascii="David" w:hAnsi="David" w:eastAsia="David" w:cs="David"/>
+          <w:b w:val="0"/>
+          <w:color w:val="172337"/>
+          <w:sz w:val="26"/>
+          <w:rtl w:val="1"/>
+          <w:szCs w:val="26"/>
+        </w:rPr>
+        <w:t xml:space="preserve"> ושולח </w:t>
+      </w:r>
+      <w:r>
+        <w:rPr>
+          <w:rFonts w:ascii="Times New Roman" w:hAnsi="Times New Roman" w:eastAsia="Times New Roman" w:cs="Times New Roman"/>
+          <w:b w:val="0"/>
+          <w:color w:val="172337"/>
+          <w:sz w:val="26"/>
+          <w:rtl w:val="0"/>
+          <w:szCs w:val="26"/>
+        </w:rPr>
+        <w:t>MOVE 5 0 4 1.</w:t>
+      </w:r>
+      <w:r>
+        <w:rPr>
+          <w:rFonts w:ascii="David" w:hAnsi="David" w:eastAsia="David" w:cs="David"/>
+          <w:b w:val="0"/>
+          <w:color w:val="172337"/>
+          <w:sz w:val="26"/>
+          <w:rtl w:val="1"/>
+          <w:szCs w:val="26"/>
+        </w:rPr>
+        <w:t xml:space="preserve"> התהליך מתחיל באירוע לחיצה ב־</w:t>
+      </w:r>
+      <w:r>
+        <w:rPr>
+          <w:rFonts w:ascii="Times New Roman" w:hAnsi="Times New Roman" w:eastAsia="Times New Roman" w:cs="Times New Roman"/>
+          <w:b w:val="0"/>
+          <w:color w:val="172337"/>
+          <w:sz w:val="26"/>
+          <w:rtl w:val="0"/>
+          <w:szCs w:val="26"/>
+        </w:rPr>
+        <w:t>DamkaFX,</w:t>
+      </w:r>
+      <w:r>
+        <w:rPr>
+          <w:rFonts w:ascii="David" w:hAnsi="David" w:eastAsia="David" w:cs="David"/>
+          <w:b w:val="0"/>
+          <w:color w:val="172337"/>
+          <w:sz w:val="26"/>
+          <w:rtl w:val="1"/>
+          <w:szCs w:val="26"/>
+        </w:rPr>
+        <w:t xml:space="preserve"> עובר דרך </w:t>
+      </w:r>
+      <w:r>
+        <w:rPr>
+          <w:rFonts w:ascii="Times New Roman" w:hAnsi="Times New Roman" w:eastAsia="Times New Roman" w:cs="Times New Roman"/>
+          <w:b w:val="0"/>
+          <w:color w:val="172337"/>
+          <w:sz w:val="26"/>
+          <w:rtl w:val="0"/>
+          <w:szCs w:val="26"/>
+        </w:rPr>
+        <w:t>RoomConnection</w:t>
+      </w:r>
+      <w:r>
+        <w:rPr>
+          <w:rFonts w:ascii="David" w:hAnsi="David" w:eastAsia="David" w:cs="David"/>
+          <w:b w:val="0"/>
+          <w:color w:val="172337"/>
+          <w:sz w:val="26"/>
+          <w:rtl w:val="1"/>
+          <w:szCs w:val="26"/>
+        </w:rPr>
+        <w:t xml:space="preserve"> אל </w:t>
+      </w:r>
+      <w:r>
+        <w:rPr>
+          <w:rFonts w:ascii="Times New Roman" w:hAnsi="Times New Roman" w:eastAsia="Times New Roman" w:cs="Times New Roman"/>
+          <w:b w:val="0"/>
+          <w:color w:val="172337"/>
+          <w:sz w:val="26"/>
+          <w:rtl w:val="0"/>
+          <w:szCs w:val="26"/>
+        </w:rPr>
+        <w:t>DamkaServer</w:t>
+      </w:r>
+      <w:r>
+        <w:rPr>
+          <w:rFonts w:ascii="David" w:hAnsi="David" w:eastAsia="David" w:cs="David"/>
+          <w:b w:val="0"/>
+          <w:color w:val="172337"/>
+          <w:sz w:val="26"/>
+          <w:rtl w:val="1"/>
+          <w:szCs w:val="26"/>
+        </w:rPr>
+        <w:t xml:space="preserve"> ומגיע לחדר שאליו שייך החיבור. </w:t>
+      </w:r>
+      <w:r>
+        <w:rPr>
+          <w:rFonts w:ascii="Times New Roman" w:hAnsi="Times New Roman" w:eastAsia="Times New Roman" w:cs="Times New Roman"/>
+          <w:b w:val="0"/>
+          <w:color w:val="172337"/>
+          <w:sz w:val="26"/>
+          <w:rtl w:val="0"/>
+          <w:szCs w:val="26"/>
+        </w:rPr>
+        <w:t>Room</w:t>
+      </w:r>
+      <w:r>
+        <w:rPr>
+          <w:rFonts w:ascii="David" w:hAnsi="David" w:eastAsia="David" w:cs="David"/>
+          <w:b w:val="0"/>
+          <w:color w:val="172337"/>
+          <w:sz w:val="26"/>
+          <w:rtl w:val="1"/>
+          <w:szCs w:val="26"/>
+        </w:rPr>
+        <w:t xml:space="preserve"> מזהה את השחקן ובודקת את מצב החדר ואת התור. </w:t>
+      </w:r>
+      <w:r>
+        <w:rPr>
+          <w:rFonts w:ascii="Times New Roman" w:hAnsi="Times New Roman" w:eastAsia="Times New Roman" w:cs="Times New Roman"/>
+          <w:b w:val="0"/>
+          <w:color w:val="172337"/>
+          <w:sz w:val="26"/>
+          <w:rtl w:val="0"/>
+          <w:szCs w:val="26"/>
+        </w:rPr>
+        <w:t>Game.move</w:t>
+      </w:r>
+      <w:r>
+        <w:rPr>
+          <w:rFonts w:ascii="David" w:hAnsi="David" w:eastAsia="David" w:cs="David"/>
+          <w:b w:val="0"/>
+          <w:color w:val="172337"/>
+          <w:sz w:val="26"/>
+          <w:rtl w:val="1"/>
+          <w:szCs w:val="26"/>
+        </w:rPr>
+        <w:t xml:space="preserve"> בודקת את חוקי הדמקה ומעדכנת את המשחק רק כאשר המהלך חוקי.</w:t>
+      </w:r>
+    </w:p>
+    <w:tbl>
+      <w:tblPr>
+        <w:tblW w:type="auto" w:w="0"/>
+        <w:tblLayout w:type="autofit"/>
+        <w:tblLook w:firstColumn="1" w:firstRow="1" w:lastColumn="0" w:lastRow="0" w:noHBand="0" w:noVBand="1" w:val="04A0"/>
+        <w:bidiVisual w:val="1"/>
+        <w:tblBorders>
+          <w:top w:val="single" w:sz="4" w:color="B6D0DF"/>
+          <w:left w:val="single" w:sz="4" w:color="B6D0DF"/>
+          <w:bottom w:val="single" w:sz="4" w:color="B6D0DF"/>
+          <w:right w:val="single" w:sz="4" w:color="B6D0DF"/>
+          <w:insideH w:val="single" w:sz="4" w:color="B6D0DF"/>
+          <w:insideV w:val="single" w:sz="4" w:color="B6D0DF"/>
+        </w:tblBorders>
+      </w:tblPr>
+      <w:tblGrid>
+        <w:gridCol w:w="3453"/>
+        <w:gridCol w:w="6412"/>
+      </w:tblGrid>
+      <w:tr>
+        <w:tc>
+          <w:tcPr>
+            <w:tcW w:type="dxa" w:w="4933"/>
+            <w:shd w:fill="d9e9f4"/>
+          </w:tcPr>
+          <w:p>
+            <w:pPr>
+              <w:spacing w:after="80" w:line="269" w:lineRule="auto"/>
+              <w:jc w:val="right"/>
+              <w:bidi w:val="1"/>
+            </w:pPr>
+            <w:r>
+              <w:rPr>
+                <w:rFonts w:ascii="David" w:hAnsi="David" w:eastAsia="David" w:cs="David"/>
+                <w:b/>
+                <w:color w:val="174C73"/>
+                <w:sz w:val="23"/>
+                <w:rtl w:val="1"/>
+                <w:szCs w:val="23"/>
+                <w:bCs w:val="1"/>
+              </w:rPr>
+              <w:t>שלב</w:t>
+            </w:r>
+          </w:p>
+        </w:tc>
+        <w:tc>
+          <w:tcPr>
+            <w:tcW w:type="dxa" w:w="4933"/>
+            <w:shd w:fill="d9e9f4"/>
+          </w:tcPr>
+          <w:p>
+            <w:pPr>
+              <w:spacing w:after="80" w:line="269" w:lineRule="auto"/>
+              <w:jc w:val="right"/>
+              <w:bidi w:val="1"/>
+            </w:pPr>
+            <w:r>
+              <w:rPr>
+                <w:rFonts w:ascii="David" w:hAnsi="David" w:eastAsia="David" w:cs="David"/>
+                <w:b/>
+                <w:color w:val="174C73"/>
+                <w:sz w:val="23"/>
+                <w:rtl w:val="1"/>
+                <w:szCs w:val="23"/>
+                <w:bCs w:val="1"/>
+              </w:rPr>
+              <w:t>אחריות ותוצאה</w:t>
+            </w:r>
+          </w:p>
+        </w:tc>
+      </w:tr>
+      <w:tr>
+        <w:tc>
+          <w:tcPr>
+            <w:tcW w:type="dxa" w:w="4933"/>
+          </w:tcPr>
+          <w:p>
+            <w:pPr>
+              <w:spacing w:after="80" w:line="269" w:lineRule="auto"/>
+              <w:jc w:val="right"/>
+              <w:bidi w:val="1"/>
+            </w:pPr>
+            <w:r>
+              <w:rPr>
+                <w:rFonts w:ascii="David" w:hAnsi="David" w:eastAsia="David" w:cs="David"/>
+                <w:b w:val="0"/>
+                <w:color w:val="172337"/>
+                <w:sz w:val="23"/>
+                <w:rtl w:val="1"/>
+                <w:szCs w:val="23"/>
+              </w:rPr>
+              <w:t>בחירת מקור ויעד</w:t>
+            </w:r>
+          </w:p>
+        </w:tc>
+        <w:tc>
+          <w:tcPr>
+            <w:tcW w:type="dxa" w:w="4933"/>
+          </w:tcPr>
+          <w:p>
+            <w:pPr>
+              <w:spacing w:after="80" w:line="269" w:lineRule="auto"/>
+              <w:jc w:val="right"/>
+              <w:bidi w:val="1"/>
+            </w:pPr>
+            <w:r>
+              <w:rPr>
+                <w:rFonts w:ascii="Times New Roman" w:hAnsi="Times New Roman" w:eastAsia="Times New Roman" w:cs="Times New Roman"/>
+                <w:b w:val="0"/>
+                <w:color w:val="172337"/>
+                <w:sz w:val="23"/>
+                <w:rtl w:val="0"/>
+                <w:szCs w:val="23"/>
+              </w:rPr>
+              <w:t>DamkaFX</w:t>
+            </w:r>
+            <w:r>
+              <w:rPr>
+                <w:rFonts w:ascii="David" w:hAnsi="David" w:eastAsia="David" w:cs="David"/>
+                <w:b w:val="0"/>
+                <w:color w:val="172337"/>
+                <w:sz w:val="23"/>
+                <w:rtl w:val="1"/>
+                <w:szCs w:val="23"/>
+              </w:rPr>
+              <w:t xml:space="preserve"> שולחת את בקשת המהלך דרך החיבור הקיים.</w:t>
+            </w:r>
+          </w:p>
+        </w:tc>
+      </w:tr>
+      <w:tr>
+        <w:tc>
+          <w:tcPr>
+            <w:tcW w:type="dxa" w:w="4933"/>
+          </w:tcPr>
+          <w:p>
+            <w:pPr>
+              <w:spacing w:after="80" w:line="269" w:lineRule="auto"/>
+              <w:jc w:val="right"/>
+              <w:bidi w:val="1"/>
+            </w:pPr>
+            <w:r>
+              <w:rPr>
+                <w:rFonts w:ascii="David" w:hAnsi="David" w:eastAsia="David" w:cs="David"/>
+                <w:b w:val="0"/>
+                <w:color w:val="172337"/>
+                <w:sz w:val="23"/>
+                <w:rtl w:val="1"/>
+                <w:szCs w:val="23"/>
+              </w:rPr>
+              <w:t>ניתוב הבקשה</w:t>
+            </w:r>
+          </w:p>
+        </w:tc>
+        <w:tc>
+          <w:tcPr>
+            <w:tcW w:type="dxa" w:w="4933"/>
+          </w:tcPr>
+          <w:p>
+            <w:pPr>
+              <w:spacing w:after="80" w:line="269" w:lineRule="auto"/>
+              <w:jc w:val="right"/>
+              <w:bidi w:val="1"/>
+            </w:pPr>
+            <w:r>
+              <w:rPr>
+                <w:rFonts w:ascii="Times New Roman" w:hAnsi="Times New Roman" w:eastAsia="Times New Roman" w:cs="Times New Roman"/>
+                <w:b w:val="0"/>
+                <w:color w:val="172337"/>
+                <w:sz w:val="23"/>
+                <w:rtl w:val="0"/>
+                <w:szCs w:val="23"/>
+              </w:rPr>
+              <w:t>DamkaServer</w:t>
+            </w:r>
+            <w:r>
+              <w:rPr>
+                <w:rFonts w:ascii="David" w:hAnsi="David" w:eastAsia="David" w:cs="David"/>
+                <w:b w:val="0"/>
+                <w:color w:val="172337"/>
+                <w:sz w:val="23"/>
+                <w:rtl w:val="1"/>
+                <w:szCs w:val="23"/>
+              </w:rPr>
+              <w:t xml:space="preserve"> מעבירה אותה ל־</w:t>
+            </w:r>
+            <w:r>
+              <w:rPr>
+                <w:rFonts w:ascii="Times New Roman" w:hAnsi="Times New Roman" w:eastAsia="Times New Roman" w:cs="Times New Roman"/>
+                <w:b w:val="0"/>
+                <w:color w:val="172337"/>
+                <w:sz w:val="23"/>
+                <w:rtl w:val="0"/>
+                <w:szCs w:val="23"/>
+              </w:rPr>
+              <w:t>Room</w:t>
+            </w:r>
+            <w:r>
+              <w:rPr>
+                <w:rFonts w:ascii="David" w:hAnsi="David" w:eastAsia="David" w:cs="David"/>
+                <w:b w:val="0"/>
+                <w:color w:val="172337"/>
+                <w:sz w:val="23"/>
+                <w:rtl w:val="1"/>
+                <w:szCs w:val="23"/>
+              </w:rPr>
+              <w:t xml:space="preserve"> של השחקן.</w:t>
+            </w:r>
+          </w:p>
+        </w:tc>
+      </w:tr>
+      <w:tr>
+        <w:tc>
+          <w:tcPr>
+            <w:tcW w:type="dxa" w:w="4933"/>
+          </w:tcPr>
+          <w:p>
+            <w:pPr>
+              <w:spacing w:after="80" w:line="269" w:lineRule="auto"/>
+              <w:jc w:val="right"/>
+              <w:bidi w:val="1"/>
+            </w:pPr>
+            <w:r>
+              <w:rPr>
+                <w:rFonts w:ascii="David" w:hAnsi="David" w:eastAsia="David" w:cs="David"/>
+                <w:b w:val="0"/>
+                <w:color w:val="172337"/>
+                <w:sz w:val="23"/>
+                <w:rtl w:val="1"/>
+                <w:szCs w:val="23"/>
+              </w:rPr>
+              <w:t>בדיקת המהלך</w:t>
+            </w:r>
+          </w:p>
+        </w:tc>
+        <w:tc>
+          <w:tcPr>
+            <w:tcW w:type="dxa" w:w="4933"/>
+          </w:tcPr>
+          <w:p>
+            <w:pPr>
+              <w:spacing w:after="80" w:line="269" w:lineRule="auto"/>
+              <w:jc w:val="right"/>
+              <w:bidi w:val="1"/>
+            </w:pPr>
+            <w:r>
+              <w:rPr>
+                <w:rFonts w:ascii="Times New Roman" w:hAnsi="Times New Roman" w:eastAsia="Times New Roman" w:cs="Times New Roman"/>
+                <w:b w:val="0"/>
+                <w:color w:val="172337"/>
+                <w:sz w:val="23"/>
+                <w:rtl w:val="0"/>
+                <w:szCs w:val="23"/>
+              </w:rPr>
+              <w:t>Room</w:t>
+            </w:r>
+            <w:r>
+              <w:rPr>
+                <w:rFonts w:ascii="David" w:hAnsi="David" w:eastAsia="David" w:cs="David"/>
+                <w:b w:val="0"/>
+                <w:color w:val="172337"/>
+                <w:sz w:val="23"/>
+                <w:rtl w:val="1"/>
+                <w:szCs w:val="23"/>
+              </w:rPr>
+              <w:t xml:space="preserve"> בודקת את ההקשר ו־</w:t>
+            </w:r>
+            <w:r>
+              <w:rPr>
+                <w:rFonts w:ascii="Times New Roman" w:hAnsi="Times New Roman" w:eastAsia="Times New Roman" w:cs="Times New Roman"/>
+                <w:b w:val="0"/>
+                <w:color w:val="172337"/>
+                <w:sz w:val="23"/>
+                <w:rtl w:val="0"/>
+                <w:szCs w:val="23"/>
+              </w:rPr>
+              <w:t>Game.move</w:t>
+            </w:r>
+            <w:r>
+              <w:rPr>
+                <w:rFonts w:ascii="David" w:hAnsi="David" w:eastAsia="David" w:cs="David"/>
+                <w:b w:val="0"/>
+                <w:color w:val="172337"/>
+                <w:sz w:val="23"/>
+                <w:rtl w:val="1"/>
+                <w:szCs w:val="23"/>
+              </w:rPr>
+              <w:t xml:space="preserve"> בודקת את הכללים.</w:t>
+            </w:r>
+          </w:p>
+        </w:tc>
+      </w:tr>
+      <w:tr>
+        <w:tc>
+          <w:tcPr>
+            <w:tcW w:type="dxa" w:w="4933"/>
+          </w:tcPr>
+          <w:p>
+            <w:pPr>
+              <w:spacing w:after="80" w:line="269" w:lineRule="auto"/>
+              <w:jc w:val="right"/>
+              <w:bidi w:val="1"/>
+            </w:pPr>
+            <w:r>
+              <w:rPr>
+                <w:rFonts w:ascii="David" w:hAnsi="David" w:eastAsia="David" w:cs="David"/>
+                <w:b w:val="0"/>
+                <w:color w:val="172337"/>
+                <w:sz w:val="23"/>
+                <w:rtl w:val="1"/>
+                <w:szCs w:val="23"/>
+              </w:rPr>
+              <w:t>דחיית בקשה</w:t>
+            </w:r>
+          </w:p>
+        </w:tc>
+        <w:tc>
+          <w:tcPr>
+            <w:tcW w:type="dxa" w:w="4933"/>
+          </w:tcPr>
+          <w:p>
+            <w:pPr>
+              <w:spacing w:after="80" w:line="269" w:lineRule="auto"/>
+              <w:jc w:val="right"/>
+              <w:bidi w:val="1"/>
+            </w:pPr>
+            <w:r>
+              <w:rPr>
+                <w:rFonts w:ascii="Times New Roman" w:hAnsi="Times New Roman" w:eastAsia="Times New Roman" w:cs="Times New Roman"/>
+                <w:b w:val="0"/>
+                <w:color w:val="172337"/>
+                <w:sz w:val="23"/>
+                <w:rtl w:val="0"/>
+                <w:szCs w:val="23"/>
+              </w:rPr>
+              <w:t>ERROR</w:t>
+            </w:r>
+            <w:r>
+              <w:rPr>
+                <w:rFonts w:ascii="David" w:hAnsi="David" w:eastAsia="David" w:cs="David"/>
+                <w:b w:val="0"/>
+                <w:color w:val="172337"/>
+                <w:sz w:val="23"/>
+                <w:rtl w:val="1"/>
+                <w:szCs w:val="23"/>
+              </w:rPr>
+              <w:t xml:space="preserve"> נשלחת למבקש; מצב הלוח והתור אינו משתנה.</w:t>
+            </w:r>
+          </w:p>
+        </w:tc>
+      </w:tr>
+      <w:tr>
+        <w:tc>
+          <w:tcPr>
+            <w:tcW w:type="dxa" w:w="4933"/>
+          </w:tcPr>
+          <w:p>
+            <w:pPr>
+              <w:spacing w:after="80" w:line="269" w:lineRule="auto"/>
+              <w:jc w:val="right"/>
+              <w:bidi w:val="1"/>
+            </w:pPr>
+            <w:r>
+              <w:rPr>
+                <w:rFonts w:ascii="David" w:hAnsi="David" w:eastAsia="David" w:cs="David"/>
+                <w:b w:val="0"/>
+                <w:color w:val="172337"/>
+                <w:sz w:val="23"/>
+                <w:rtl w:val="1"/>
+                <w:szCs w:val="23"/>
+              </w:rPr>
+              <w:t>קבלת בקשה</w:t>
+            </w:r>
+          </w:p>
+        </w:tc>
+        <w:tc>
+          <w:tcPr>
+            <w:tcW w:type="dxa" w:w="4933"/>
+          </w:tcPr>
+          <w:p>
+            <w:pPr>
+              <w:spacing w:after="80" w:line="269" w:lineRule="auto"/>
+              <w:jc w:val="right"/>
+              <w:bidi w:val="1"/>
+            </w:pPr>
+            <w:r>
+              <w:rPr>
+                <w:rFonts w:ascii="David" w:hAnsi="David" w:eastAsia="David" w:cs="David"/>
+                <w:b w:val="0"/>
+                <w:color w:val="172337"/>
+                <w:sz w:val="23"/>
+                <w:rtl w:val="1"/>
+                <w:szCs w:val="23"/>
+              </w:rPr>
+              <w:t xml:space="preserve">לשני הלקוחות נשלחות </w:t>
+            </w:r>
+            <w:r>
+              <w:rPr>
+                <w:rFonts w:ascii="Times New Roman" w:hAnsi="Times New Roman" w:eastAsia="Times New Roman" w:cs="Times New Roman"/>
+                <w:b w:val="0"/>
+                <w:color w:val="172337"/>
+                <w:sz w:val="23"/>
+                <w:rtl w:val="0"/>
+                <w:szCs w:val="23"/>
+              </w:rPr>
+              <w:t>MOVE_APPLIED, BOARD</w:t>
+            </w:r>
+            <w:r>
+              <w:rPr>
+                <w:rFonts w:ascii="David" w:hAnsi="David" w:eastAsia="David" w:cs="David"/>
+                <w:b w:val="0"/>
+                <w:color w:val="172337"/>
+                <w:sz w:val="23"/>
+                <w:rtl w:val="1"/>
+                <w:szCs w:val="23"/>
+              </w:rPr>
+              <w:t xml:space="preserve"> ו־</w:t>
+            </w:r>
+            <w:r>
+              <w:rPr>
+                <w:rFonts w:ascii="Times New Roman" w:hAnsi="Times New Roman" w:eastAsia="Times New Roman" w:cs="Times New Roman"/>
+                <w:b w:val="0"/>
+                <w:color w:val="172337"/>
+                <w:sz w:val="23"/>
+                <w:rtl w:val="0"/>
+                <w:szCs w:val="23"/>
+              </w:rPr>
+              <w:t>TURN,</w:t>
+            </w:r>
+            <w:r>
+              <w:rPr>
+                <w:rFonts w:ascii="David" w:hAnsi="David" w:eastAsia="David" w:cs="David"/>
+                <w:b w:val="0"/>
+                <w:color w:val="172337"/>
+                <w:sz w:val="23"/>
+                <w:rtl w:val="1"/>
+                <w:szCs w:val="23"/>
+              </w:rPr>
+              <w:t xml:space="preserve"> בסדר זה.</w:t>
+            </w:r>
+          </w:p>
+        </w:tc>
+      </w:tr>
+      <w:tr>
+        <w:tc>
+          <w:tcPr>
+            <w:tcW w:type="dxa" w:w="4933"/>
+          </w:tcPr>
+          <w:p>
+            <w:pPr>
+              <w:spacing w:after="80" w:line="269" w:lineRule="auto"/>
+              <w:jc w:val="right"/>
+              <w:bidi w:val="1"/>
+            </w:pPr>
+            <w:r>
+              <w:rPr>
+                <w:rFonts w:ascii="David" w:hAnsi="David" w:eastAsia="David" w:cs="David"/>
+                <w:b w:val="0"/>
+                <w:color w:val="172337"/>
+                <w:sz w:val="23"/>
+                <w:rtl w:val="1"/>
+                <w:szCs w:val="23"/>
+              </w:rPr>
+              <w:t>הצגה</w:t>
+            </w:r>
+          </w:p>
+        </w:tc>
+        <w:tc>
+          <w:tcPr>
+            <w:tcW w:type="dxa" w:w="4933"/>
+          </w:tcPr>
+          <w:p>
+            <w:pPr>
+              <w:spacing w:after="80" w:line="269" w:lineRule="auto"/>
+              <w:jc w:val="right"/>
+              <w:bidi w:val="1"/>
+            </w:pPr>
+            <w:r>
+              <w:rPr>
+                <w:rFonts w:ascii="David" w:hAnsi="David" w:eastAsia="David" w:cs="David"/>
+                <w:b w:val="0"/>
+                <w:color w:val="172337"/>
+                <w:sz w:val="23"/>
+                <w:rtl w:val="1"/>
+                <w:szCs w:val="23"/>
+              </w:rPr>
+              <w:t>הלקוח מנפיש את המהלך ואז מציג את תמונת השרת המעודכנת.</w:t>
+            </w:r>
+          </w:p>
+        </w:tc>
+      </w:tr>
+    </w:tbl>
+    <w:p>
+      <w:pPr>
+        <w:spacing w:after="40" w:line="40" w:lineRule="exact"/>
+      </w:pPr>
+    </w:p>
+    <w:p>
+      <w:pPr>
+        <w:spacing w:after="260" w:line="293" w:lineRule="auto" w:before="0"/>
+        <w:jc w:val="right"/>
+        <w:pStyle w:val="Heading1"/>
+        <w:keepNext/>
+        <w:pageBreakBefore/>
+        <w:bidi w:val="1"/>
+        <w:pBdr>
+          <w:bottom w:val="single" w:sz="18" w:color="D9E9F4"/>
+        </w:pBdr>
+      </w:pPr>
+      <w:r>
+        <w:rPr>
+          <w:rFonts w:ascii="Times New Roman" w:hAnsi="Times New Roman" w:eastAsia="Times New Roman" w:cs="Times New Roman"/>
+          <w:b/>
+          <w:color w:val="174C73"/>
+          <w:sz w:val="44"/>
+          <w:rtl w:val="0"/>
+          <w:szCs w:val="44"/>
+          <w:bCs w:val="1"/>
+        </w:rPr>
+        <w:t>4.</w:t>
+      </w:r>
+      <w:r>
+        <w:rPr>
+          <w:rFonts w:ascii="David" w:hAnsi="David" w:eastAsia="David" w:cs="David"/>
+          <w:b/>
+          <w:color w:val="174C73"/>
+          <w:sz w:val="44"/>
+          <w:rtl w:val="1"/>
+          <w:szCs w:val="44"/>
+          <w:bCs w:val="1"/>
+        </w:rPr>
+        <w:t xml:space="preserve"> תקשורת </w:t>
+      </w:r>
+      <w:r>
+        <w:rPr>
+          <w:rFonts w:ascii="Times New Roman" w:hAnsi="Times New Roman" w:eastAsia="Times New Roman" w:cs="Times New Roman"/>
+          <w:b/>
+          <w:color w:val="174C73"/>
+          <w:sz w:val="44"/>
+          <w:rtl w:val="0"/>
+          <w:szCs w:val="44"/>
+          <w:bCs w:val="1"/>
+        </w:rPr>
+        <w:t>TCP</w:t>
+      </w:r>
+      <w:r>
+        <w:rPr>
+          <w:rFonts w:ascii="David" w:hAnsi="David" w:eastAsia="David" w:cs="David"/>
+          <w:b/>
+          <w:color w:val="174C73"/>
+          <w:sz w:val="44"/>
+          <w:rtl w:val="1"/>
+          <w:szCs w:val="44"/>
+          <w:bCs w:val="1"/>
+        </w:rPr>
+        <w:t xml:space="preserve"> וניהול חדרים — המשך</w:t>
+      </w:r>
+    </w:p>
+    <w:p>
+      <w:pPr>
+        <w:spacing w:after="140" w:line="293" w:lineRule="auto" w:before="160"/>
+        <w:jc w:val="right"/>
+        <w:pStyle w:val="Heading2"/>
+        <w:keepNext/>
+        <w:bidi w:val="1"/>
+      </w:pPr>
+      <w:r>
+        <w:rPr>
+          <w:rFonts w:ascii="Times New Roman" w:hAnsi="Times New Roman" w:eastAsia="Times New Roman" w:cs="Times New Roman"/>
+          <w:b/>
+          <w:color w:val="174C73"/>
+          <w:sz w:val="32"/>
+          <w:rtl w:val="0"/>
+          <w:szCs w:val="32"/>
+          <w:bCs w:val="1"/>
+        </w:rPr>
+        <w:t>4.6</w:t>
+      </w:r>
+      <w:r>
+        <w:rPr>
+          <w:rFonts w:ascii="David" w:hAnsi="David" w:eastAsia="David" w:cs="David"/>
+          <w:b/>
+          <w:color w:val="174C73"/>
+          <w:sz w:val="32"/>
+          <w:rtl w:val="1"/>
+          <w:szCs w:val="32"/>
+          <w:bCs w:val="1"/>
+        </w:rPr>
+        <w:t xml:space="preserve"> מסלול המהלך</w:t>
       </w:r>
     </w:p>
     <w:p>
@@ -3890,7 +5087,7 @@
       <w:r>
         <w:drawing>
           <wp:inline xmlns:a="http://schemas.openxmlformats.org/drawingml/2006/main" xmlns:pic="http://schemas.openxmlformats.org/drawingml/2006/picture">
-            <wp:extent cx="6048000" cy="3597440"/>
+            <wp:extent cx="4539227" cy="2699999"/>
             <wp:docPr id="3" name="Picture 3"/>
             <wp:cNvGraphicFramePr>
               <a:graphicFrameLocks noChangeAspect="1"/>
@@ -3911,7 +5108,7 @@
                   <pic:spPr>
                     <a:xfrm>
                       <a:off x="0" y="0"/>
-                      <a:ext cx="6048000" cy="3597440"/>
+                      <a:ext cx="4539227" cy="2699999"/>
                     </a:xfrm>
                     <a:prstGeom prst="rect"/>
                   </pic:spPr>
@@ -3960,68 +5157,6 @@
           <w:szCs w:val="23"/>
         </w:rPr>
         <w:t xml:space="preserve"> — מסלול הבקשה והעדכון לשני הלקוחות.</w:t>
-      </w:r>
-    </w:p>
-    <w:p>
-      <w:pPr>
-        <w:spacing w:after="140" w:line="293" w:lineRule="auto"/>
-        <w:jc w:val="right"/>
-        <w:bidi w:val="1"/>
-      </w:pPr>
-      <w:r>
-        <w:rPr>
-          <w:rFonts w:ascii="David" w:hAnsi="David" w:eastAsia="David" w:cs="David"/>
-          <w:b w:val="0"/>
-          <w:color w:val="172337"/>
-          <w:sz w:val="26"/>
-          <w:rtl w:val="1"/>
-          <w:szCs w:val="26"/>
-        </w:rPr>
-        <w:t xml:space="preserve">המשתמש בוחר כלי ומשבצת יעד. הלקוח שולח בקשת </w:t>
-      </w:r>
-      <w:r>
-        <w:rPr>
-          <w:rFonts w:ascii="Times New Roman" w:hAnsi="Times New Roman" w:eastAsia="Times New Roman" w:cs="Times New Roman"/>
-          <w:b w:val="0"/>
-          <w:color w:val="172337"/>
-          <w:sz w:val="26"/>
-          <w:rtl w:val="0"/>
-          <w:szCs w:val="26"/>
-        </w:rPr>
-        <w:t>MOVE,</w:t>
-      </w:r>
-      <w:r>
-        <w:rPr>
-          <w:rFonts w:ascii="David" w:hAnsi="David" w:eastAsia="David" w:cs="David"/>
-          <w:b w:val="0"/>
-          <w:color w:val="172337"/>
-          <w:sz w:val="26"/>
-          <w:rtl w:val="1"/>
-          <w:szCs w:val="26"/>
-        </w:rPr>
-        <w:t xml:space="preserve"> והשרת בודק את המשתתף, התור וחוקיות המהלך באמצעות </w:t>
-      </w:r>
-      <w:r>
-        <w:rPr>
-          <w:rFonts w:ascii="Times New Roman" w:hAnsi="Times New Roman" w:eastAsia="Times New Roman" w:cs="Times New Roman"/>
-          <w:b w:val="0"/>
-          <w:color w:val="172337"/>
-          <w:sz w:val="26"/>
-          <w:rtl w:val="0"/>
-          <w:szCs w:val="26"/>
-        </w:rPr>
-        <w:t>Game.</w:t>
-      </w:r>
-      <w:r>
-        <w:rPr>
-          <w:rFonts w:ascii="David" w:hAnsi="David" w:eastAsia="David" w:cs="David"/>
-          <w:b w:val="0"/>
-          <w:color w:val="172337"/>
-          <w:sz w:val="26"/>
-          <w:rtl w:val="1"/>
-          <w:szCs w:val="26"/>
-        </w:rPr>
-        <w:t xml:space="preserve"> מהלך מאושר מעדכן את המשחק ונשלח לשני הלקוחות; בקשה לא חוקית משאירה את הלוח כפי שהיה.</w:t>
       </w:r>
     </w:p>
     <w:p>
@@ -4034,18 +5169,6 @@
       </w:pPr>
       <w:r>
         <w:rPr>
-          <w:rFonts w:ascii="Times New Roman" w:hAnsi="Times New Roman" w:eastAsia="Times New Roman" w:cs="Times New Roman"/>
-          <w:b/>
-          <w:color w:val="174C73"/>
-          <w:sz w:val="32"/>
-          <w:rtl w:val="0"/>
-          <w:szCs w:val="32"/>
-          <w:bCs w:val="1"/>
-        </w:rPr>
-        <w:t>4.5</w:t>
-      </w:r>
-      <w:r>
-        <w:rPr>
           <w:rFonts w:ascii="David" w:hAnsi="David" w:eastAsia="David" w:cs="David"/>
           <w:b/>
           <w:color w:val="174C73"/>
@@ -4054,7 +5177,7 @@
           <w:szCs w:val="32"/>
           <w:bCs w:val="1"/>
         </w:rPr>
-        <w:t xml:space="preserve"> תצוגה מסונכרנת</w:t>
+        <w:t>עבודה במקביל ועדכון הממשק</w:t>
       </w:r>
     </w:p>
     <w:p>
@@ -4065,6 +5188,17 @@
       </w:pPr>
       <w:r>
         <w:rPr>
+          <w:rFonts w:ascii="Times New Roman" w:hAnsi="Times New Roman" w:eastAsia="Times New Roman" w:cs="Times New Roman"/>
+          <w:b w:val="0"/>
+          <w:color w:val="172337"/>
+          <w:sz w:val="26"/>
+          <w:rtl w:val="0"/>
+          <w:szCs w:val="26"/>
+        </w:rPr>
+        <w:t>RoomConnection</w:t>
+      </w:r>
+      <w:r>
+        <w:rPr>
           <w:rFonts w:ascii="David" w:hAnsi="David" w:eastAsia="David" w:cs="David"/>
           <w:b w:val="0"/>
           <w:color w:val="172337"/>
@@ -4072,7 +5206,51 @@
           <w:rtl w:val="1"/>
           <w:szCs w:val="26"/>
         </w:rPr>
-        <w:t>שני הלקוחות מקבלים את פרטי המהלך, את הלוח המעודכן ואת התור הבא. תחילה מוצגת אנימציית התנועה, ואחריה תמונת הלוח החדשה. כך שני השחקנים רואים את אותה התקדמות במשחק.</w:t>
+        <w:t xml:space="preserve"> קוראת הודעות בחוט רקע ומשתמשת בעובד כתיבה יחיד כדי לשמור על סדר הפקודות. פעולות הרשת עשויות להמתין, ולכן הן מבוצעות מחוץ לחוט הממשק. </w:t>
+      </w:r>
+      <w:r>
+        <w:rPr>
+          <w:rFonts w:ascii="Times New Roman" w:hAnsi="Times New Roman" w:eastAsia="Times New Roman" w:cs="Times New Roman"/>
+          <w:b w:val="0"/>
+          <w:color w:val="172337"/>
+          <w:sz w:val="26"/>
+          <w:rtl w:val="0"/>
+          <w:szCs w:val="26"/>
+        </w:rPr>
+        <w:t>Platform.runLater</w:t>
+      </w:r>
+      <w:r>
+        <w:rPr>
+          <w:rFonts w:ascii="David" w:hAnsi="David" w:eastAsia="David" w:cs="David"/>
+          <w:b w:val="0"/>
+          <w:color w:val="172337"/>
+          <w:sz w:val="26"/>
+          <w:rtl w:val="1"/>
+          <w:szCs w:val="26"/>
+        </w:rPr>
+        <w:t xml:space="preserve"> מוסיפה את עדכון המסך לתור העבודה של </w:t>
+      </w:r>
+      <w:r>
+        <w:rPr>
+          <w:rFonts w:ascii="Times New Roman" w:hAnsi="Times New Roman" w:eastAsia="Times New Roman" w:cs="Times New Roman"/>
+          <w:b w:val="0"/>
+          <w:color w:val="172337"/>
+          <w:sz w:val="26"/>
+          <w:rtl w:val="0"/>
+          <w:szCs w:val="26"/>
+        </w:rPr>
+        <w:t>JavaFX.</w:t>
+      </w:r>
+      <w:r>
+        <w:rPr>
+          <w:rFonts w:ascii="David" w:hAnsi="David" w:eastAsia="David" w:cs="David"/>
+          <w:b w:val="0"/>
+          <w:color w:val="172337"/>
+          <w:sz w:val="26"/>
+          <w:rtl w:val="1"/>
+          <w:szCs w:val="26"/>
+        </w:rPr>
+        <w:t xml:space="preserve"> פעולות המשחק באותו חדר מסונכרנות, כדי שבדיקת מהלך, שינוי המצב ושליחת התוצאה יבוצעו כסדרה ולא יתערבבו עם מהלך נוסף.</w:t>
       </w:r>
     </w:p>
     <w:p>
@@ -4093,7 +5271,58 @@
           <w:szCs w:val="32"/>
           <w:bCs w:val="1"/>
         </w:rPr>
-        <w:t>4.6</w:t>
+        <w:t>4.7</w:t>
+      </w:r>
+      <w:r>
+        <w:rPr>
+          <w:rFonts w:ascii="David" w:hAnsi="David" w:eastAsia="David" w:cs="David"/>
+          <w:b/>
+          <w:color w:val="174C73"/>
+          <w:sz w:val="32"/>
+          <w:rtl w:val="1"/>
+          <w:szCs w:val="32"/>
+          <w:bCs w:val="1"/>
+        </w:rPr>
+        <w:t xml:space="preserve"> תצוגה מסונכרנת</w:t>
+      </w:r>
+    </w:p>
+    <w:p>
+      <w:pPr>
+        <w:spacing w:after="140" w:line="293" w:lineRule="auto"/>
+        <w:jc w:val="right"/>
+        <w:bidi w:val="1"/>
+      </w:pPr>
+      <w:r>
+        <w:rPr>
+          <w:rFonts w:ascii="David" w:hAnsi="David" w:eastAsia="David" w:cs="David"/>
+          <w:b w:val="0"/>
+          <w:color w:val="172337"/>
+          <w:sz w:val="26"/>
+          <w:rtl w:val="1"/>
+          <w:szCs w:val="26"/>
+        </w:rPr>
+        <w:t>שני הלקוחות מקבלים את פרטי המהלך, את הלוח המעודכן ואת התור הבא. תחילה מוצגת אנימציית התנועה, ואחריה תמונת הלוח החדשה. כך שני השחקנים רואים את אותה התקדמות במשחק.</w:t>
+      </w:r>
+    </w:p>
+    <w:p>
+      <w:pPr>
+        <w:spacing w:after="140" w:line="293" w:lineRule="auto" w:before="160"/>
+        <w:jc w:val="right"/>
+        <w:pStyle w:val="Heading2"/>
+        <w:keepNext/>
+        <w:bidi w:val="1"/>
+      </w:pPr>
+      <w:r>
+        <w:rPr>
+          <w:rFonts w:ascii="Times New Roman" w:hAnsi="Times New Roman" w:eastAsia="Times New Roman" w:cs="Times New Roman"/>
+          <w:b/>
+          <w:color w:val="174C73"/>
+          <w:sz w:val="32"/>
+          <w:rtl w:val="0"/>
+          <w:szCs w:val="32"/>
+          <w:bCs w:val="1"/>
+        </w:rPr>
+        <w:t>4.8</w:t>
       </w:r>
       <w:r>
         <w:rPr>
@@ -4195,7 +5424,7 @@
           <w:szCs w:val="32"/>
           <w:bCs w:val="1"/>
         </w:rPr>
-        <w:t>5.1</w:t>
+        <w:t>Minimax</w:t>
       </w:r>
       <w:r>
         <w:rPr>
@@ -4207,19 +5436,7 @@
           <w:szCs w:val="32"/>
           <w:bCs w:val="1"/>
         </w:rPr>
-        <w:t xml:space="preserve"> בחירת מהלך באמצעות </w:t>
-      </w:r>
-      <w:r>
-        <w:rPr>
-          <w:rFonts w:ascii="Times New Roman" w:hAnsi="Times New Roman" w:eastAsia="Times New Roman" w:cs="Times New Roman"/>
-          <w:b/>
-          <w:color w:val="174C73"/>
-          <w:sz w:val="32"/>
-          <w:rtl w:val="0"/>
-          <w:szCs w:val="32"/>
-          <w:bCs w:val="1"/>
-        </w:rPr>
-        <w:t>Minimax</w:t>
+        <w:t xml:space="preserve"> והעתקת מצב המשחק</w:t>
       </w:r>
     </w:p>
     <w:p>
@@ -4230,6 +5447,17 @@
       </w:pPr>
       <w:r>
         <w:rPr>
+          <w:rFonts w:ascii="David" w:hAnsi="David" w:eastAsia="David" w:cs="David"/>
+          <w:b w:val="0"/>
+          <w:color w:val="172337"/>
+          <w:sz w:val="26"/>
+          <w:rtl w:val="1"/>
+          <w:szCs w:val="26"/>
+        </w:rPr>
+        <w:t>ה־</w:t>
+      </w:r>
+      <w:r>
+        <w:rPr>
           <w:rFonts w:ascii="Times New Roman" w:hAnsi="Times New Roman" w:eastAsia="Times New Roman" w:cs="Times New Roman"/>
           <w:b w:val="0"/>
           <w:color w:val="172337"/>
@@ -4237,6 +5465,28 @@
           <w:rtl w:val="0"/>
           <w:szCs w:val="26"/>
         </w:rPr>
+        <w:t>BOT</w:t>
+      </w:r>
+      <w:r>
+        <w:rPr>
+          <w:rFonts w:ascii="David" w:hAnsi="David" w:eastAsia="David" w:cs="David"/>
+          <w:b w:val="0"/>
+          <w:color w:val="172337"/>
+          <w:sz w:val="26"/>
+          <w:rtl w:val="1"/>
+          <w:szCs w:val="26"/>
+        </w:rPr>
+        <w:t xml:space="preserve"> ממומש במחלקה </w:t>
+      </w:r>
+      <w:r>
+        <w:rPr>
+          <w:rFonts w:ascii="Times New Roman" w:hAnsi="Times New Roman" w:eastAsia="Times New Roman" w:cs="Times New Roman"/>
+          <w:b w:val="0"/>
+          <w:color w:val="172337"/>
+          <w:sz w:val="26"/>
+          <w:rtl w:val="0"/>
+          <w:szCs w:val="26"/>
+        </w:rPr>
         <w:t>BotPlayer</w:t>
       </w:r>
       <w:r>
@@ -4248,7 +5498,7 @@
           <w:rtl w:val="1"/>
           <w:szCs w:val="26"/>
         </w:rPr>
-        <w:t xml:space="preserve"> בוחנת מהלכים חוקיים ואת תגובות היריב בעזרת </w:t>
+        <w:t xml:space="preserve"> באמצעות </w:t>
       </w:r>
       <w:r>
         <w:rPr>
@@ -4259,7 +5509,7 @@
           <w:rtl w:val="0"/>
           <w:szCs w:val="26"/>
         </w:rPr>
-        <w:t>Minimax.</w:t>
+        <w:t>Minimax</w:t>
       </w:r>
       <w:r>
         <w:rPr>
@@ -4270,7 +5520,7 @@
           <w:rtl w:val="1"/>
           <w:szCs w:val="26"/>
         </w:rPr>
-        <w:t xml:space="preserve"> בתור </w:t>
+        <w:t xml:space="preserve"> עם גיזום </w:t>
       </w:r>
       <w:r>
         <w:rPr>
@@ -4281,6 +5531,177 @@
           <w:rtl w:val="0"/>
           <w:szCs w:val="26"/>
         </w:rPr>
+        <w:t>Alpha-Beta.</w:t>
+      </w:r>
+      <w:r>
+        <w:rPr>
+          <w:rFonts w:ascii="David" w:hAnsi="David" w:eastAsia="David" w:cs="David"/>
+          <w:b w:val="0"/>
+          <w:color w:val="172337"/>
+          <w:sz w:val="26"/>
+          <w:rtl w:val="1"/>
+          <w:szCs w:val="26"/>
+        </w:rPr>
+        <w:t xml:space="preserve"> החיפוש בוחן מהלכים אפשריים ותגובות של היריב. המהלכים החוקיים מתקבלים מ־</w:t>
+      </w:r>
+      <w:r>
+        <w:rPr>
+          <w:rFonts w:ascii="Times New Roman" w:hAnsi="Times New Roman" w:eastAsia="Times New Roman" w:cs="Times New Roman"/>
+          <w:b w:val="0"/>
+          <w:color w:val="172337"/>
+          <w:sz w:val="26"/>
+          <w:rtl w:val="0"/>
+          <w:szCs w:val="26"/>
+        </w:rPr>
+        <w:t>Game,</w:t>
+      </w:r>
+      <w:r>
+        <w:rPr>
+          <w:rFonts w:ascii="David" w:hAnsi="David" w:eastAsia="David" w:cs="David"/>
+          <w:b w:val="0"/>
+          <w:color w:val="172337"/>
+          <w:sz w:val="26"/>
+          <w:rtl w:val="1"/>
+          <w:szCs w:val="26"/>
+        </w:rPr>
+        <w:t xml:space="preserve"> ולכל אפשרות נוצר עותק עצמאי באמצעות </w:t>
+      </w:r>
+      <w:r>
+        <w:rPr>
+          <w:rFonts w:ascii="Times New Roman" w:hAnsi="Times New Roman" w:eastAsia="Times New Roman" w:cs="Times New Roman"/>
+          <w:b w:val="0"/>
+          <w:color w:val="172337"/>
+          <w:sz w:val="26"/>
+          <w:rtl w:val="0"/>
+          <w:szCs w:val="26"/>
+        </w:rPr>
+        <w:t>new Game(game).</w:t>
+      </w:r>
+      <w:r>
+        <w:rPr>
+          <w:rFonts w:ascii="David" w:hAnsi="David" w:eastAsia="David" w:cs="David"/>
+          <w:b w:val="0"/>
+          <w:color w:val="172337"/>
+          <w:sz w:val="26"/>
+          <w:rtl w:val="1"/>
+          <w:szCs w:val="26"/>
+        </w:rPr>
+        <w:t xml:space="preserve"> המהלך הנבדק מתבצע על העותק, ולכן החיפוש אינו משנה את המשחק הפעיל.</w:t>
+      </w:r>
+    </w:p>
+    <w:p>
+      <w:pPr>
+        <w:spacing w:after="140" w:line="293" w:lineRule="auto" w:before="160"/>
+        <w:jc w:val="right"/>
+        <w:pStyle w:val="Heading2"/>
+        <w:keepNext/>
+        <w:bidi w:val="1"/>
+      </w:pPr>
+      <w:r>
+        <w:rPr>
+          <w:rFonts w:ascii="David" w:hAnsi="David" w:eastAsia="David" w:cs="David"/>
+          <w:b/>
+          <w:color w:val="174C73"/>
+          <w:sz w:val="32"/>
+          <w:rtl w:val="1"/>
+          <w:szCs w:val="32"/>
+          <w:bCs w:val="1"/>
+        </w:rPr>
+        <w:t>הערכת הלוח ובחירה לפי התור</w:t>
+      </w:r>
+    </w:p>
+    <w:p>
+      <w:pPr>
+        <w:spacing w:after="140" w:line="293" w:lineRule="auto"/>
+        <w:jc w:val="right"/>
+        <w:bidi w:val="1"/>
+      </w:pPr>
+      <w:r>
+        <w:rPr>
+          <w:rFonts w:ascii="David" w:hAnsi="David" w:eastAsia="David" w:cs="David"/>
+          <w:b w:val="0"/>
+          <w:color w:val="172337"/>
+          <w:sz w:val="26"/>
+          <w:rtl w:val="1"/>
+          <w:szCs w:val="26"/>
+        </w:rPr>
+        <w:t>הציון מחושב מנקודת המבט של ה־</w:t>
+      </w:r>
+      <w:r>
+        <w:rPr>
+          <w:rFonts w:ascii="Times New Roman" w:hAnsi="Times New Roman" w:eastAsia="Times New Roman" w:cs="Times New Roman"/>
+          <w:b w:val="0"/>
+          <w:color w:val="172337"/>
+          <w:sz w:val="26"/>
+          <w:rtl w:val="0"/>
+          <w:szCs w:val="26"/>
+        </w:rPr>
+        <w:t>BOT:</w:t>
+      </w:r>
+      <w:r>
+        <w:rPr>
+          <w:rFonts w:ascii="David" w:hAnsi="David" w:eastAsia="David" w:cs="David"/>
+          <w:b w:val="0"/>
+          <w:color w:val="172337"/>
+          <w:sz w:val="26"/>
+          <w:rtl w:val="1"/>
+          <w:szCs w:val="26"/>
+        </w:rPr>
+        <w:t xml:space="preserve"> כלי רגיל שווה </w:t>
+      </w:r>
+      <w:r>
+        <w:rPr>
+          <w:rFonts w:ascii="Times New Roman" w:hAnsi="Times New Roman" w:eastAsia="Times New Roman" w:cs="Times New Roman"/>
+          <w:b w:val="0"/>
+          <w:color w:val="172337"/>
+          <w:sz w:val="26"/>
+          <w:rtl w:val="0"/>
+          <w:szCs w:val="26"/>
+        </w:rPr>
+        <w:t>3</w:t>
+      </w:r>
+      <w:r>
+        <w:rPr>
+          <w:rFonts w:ascii="David" w:hAnsi="David" w:eastAsia="David" w:cs="David"/>
+          <w:b w:val="0"/>
+          <w:color w:val="172337"/>
+          <w:sz w:val="26"/>
+          <w:rtl w:val="1"/>
+          <w:szCs w:val="26"/>
+        </w:rPr>
+        <w:t xml:space="preserve"> נקודות ומלך שווה </w:t>
+      </w:r>
+      <w:r>
+        <w:rPr>
+          <w:rFonts w:ascii="Times New Roman" w:hAnsi="Times New Roman" w:eastAsia="Times New Roman" w:cs="Times New Roman"/>
+          <w:b w:val="0"/>
+          <w:color w:val="172337"/>
+          <w:sz w:val="26"/>
+          <w:rtl w:val="0"/>
+          <w:szCs w:val="26"/>
+        </w:rPr>
+        <w:t>6.</w:t>
+      </w:r>
+      <w:r>
+        <w:rPr>
+          <w:rFonts w:ascii="David" w:hAnsi="David" w:eastAsia="David" w:cs="David"/>
+          <w:b w:val="0"/>
+          <w:color w:val="172337"/>
+          <w:sz w:val="26"/>
+          <w:rtl w:val="1"/>
+          <w:szCs w:val="26"/>
+        </w:rPr>
+        <w:t xml:space="preserve"> ההערכה מבוססת על ערך כלי ה־</w:t>
+      </w:r>
+      <w:r>
+        <w:rPr>
+          <w:rFonts w:ascii="Times New Roman" w:hAnsi="Times New Roman" w:eastAsia="Times New Roman" w:cs="Times New Roman"/>
+          <w:b w:val="0"/>
+          <w:color w:val="172337"/>
+          <w:sz w:val="26"/>
+          <w:rtl w:val="0"/>
+          <w:szCs w:val="26"/>
+        </w:rPr>
         <w:t>BOT</w:t>
       </w:r>
       <w:r>
@@ -4292,7 +5713,7 @@
           <w:rtl w:val="1"/>
           <w:szCs w:val="26"/>
         </w:rPr>
-        <w:t xml:space="preserve"> נבחר הציון הגבוה ביותר, ובתור היריב הציון הנמוך ביותר. הבדיקה נעשית על עותקי </w:t>
+        <w:t xml:space="preserve"> פחות ערך כלי היריב. ניצחון והפסד מקבלים ציונים מכריעים. בתור ה־</w:t>
       </w:r>
       <w:r>
         <w:rPr>
@@ -4303,7 +5724,7 @@
           <w:rtl w:val="0"/>
           <w:szCs w:val="26"/>
         </w:rPr>
-        <w:t>Game,</w:t>
+        <w:t>BOT</w:t>
       </w:r>
       <w:r>
         <w:rPr>
@@ -4314,7 +5735,25 @@
           <w:rtl w:val="1"/>
           <w:szCs w:val="26"/>
         </w:rPr>
-        <w:t xml:space="preserve"> ולכן אינה משנה את הלוח שמוצג. לאחר הבחירה מבוצע המהלך במשחק המקומי.</w:t>
+        <w:t xml:space="preserve"> נבחר הציון הגבוה ביותר; בתור היריב נבחר הנמוך ביותר, מתוך הנחה שהיריב יבחר את התגובה הטובה עבורו.</w:t>
+      </w:r>
+    </w:p>
+    <w:p>
+      <w:pPr>
+        <w:spacing w:after="140" w:line="293" w:lineRule="auto"/>
+        <w:jc w:val="right"/>
+        <w:bidi w:val="1"/>
+      </w:pPr>
+      <w:r>
+        <w:rPr>
+          <w:rFonts w:ascii="David" w:hAnsi="David" w:eastAsia="David" w:cs="David"/>
+          <w:b w:val="0"/>
+          <w:color w:val="172337"/>
+          <w:sz w:val="26"/>
+          <w:rtl w:val="1"/>
+          <w:szCs w:val="26"/>
+        </w:rPr>
+        <w:t>הבחירה בין הגדלת הציון להקטנתו נשענת על התור במצב המשחק הנבדק. באכילה מתמשכת אותו שחקן עשוי לקבל צעד נוסף, ולכן אין להחליף בין הצדדים באופן אוטומטי אחרי כל קפיצה.</w:t>
       </w:r>
     </w:p>
     <w:p>
@@ -4455,24 +5894,73 @@
     </w:p>
     <w:p>
       <w:pPr>
+        <w:spacing w:after="260" w:line="293" w:lineRule="auto" w:before="0"/>
+        <w:jc w:val="right"/>
+        <w:pStyle w:val="Heading1"/>
+        <w:keepNext/>
+        <w:pageBreakBefore/>
+        <w:bidi w:val="1"/>
+        <w:pBdr>
+          <w:bottom w:val="single" w:sz="18" w:color="D9E9F4"/>
+        </w:pBdr>
+      </w:pPr>
+      <w:r>
+        <w:rPr>
+          <w:rFonts w:ascii="Times New Roman" w:hAnsi="Times New Roman" w:eastAsia="Times New Roman" w:cs="Times New Roman"/>
+          <w:b/>
+          <w:color w:val="174C73"/>
+          <w:sz w:val="44"/>
+          <w:rtl w:val="0"/>
+          <w:szCs w:val="44"/>
+          <w:bCs w:val="1"/>
+        </w:rPr>
+        <w:t>5.</w:t>
+      </w:r>
+      <w:r>
+        <w:rPr>
+          <w:rFonts w:ascii="David" w:hAnsi="David" w:eastAsia="David" w:cs="David"/>
+          <w:b/>
+          <w:color w:val="174C73"/>
+          <w:sz w:val="44"/>
+          <w:rtl w:val="1"/>
+          <w:szCs w:val="44"/>
+          <w:bCs w:val="1"/>
+        </w:rPr>
+        <w:t xml:space="preserve"> השחקן הממוחשב — </w:t>
+      </w:r>
+      <w:r>
+        <w:rPr>
+          <w:rFonts w:ascii="Times New Roman" w:hAnsi="Times New Roman" w:eastAsia="Times New Roman" w:cs="Times New Roman"/>
+          <w:b/>
+          <w:color w:val="174C73"/>
+          <w:sz w:val="44"/>
+          <w:rtl w:val="0"/>
+          <w:szCs w:val="44"/>
+          <w:bCs w:val="1"/>
+        </w:rPr>
+        <w:t>BOT</w:t>
+      </w:r>
+      <w:r>
+        <w:rPr>
+          <w:rFonts w:ascii="David" w:hAnsi="David" w:eastAsia="David" w:cs="David"/>
+          <w:b/>
+          <w:color w:val="174C73"/>
+          <w:sz w:val="44"/>
+          <w:rtl w:val="1"/>
+          <w:szCs w:val="44"/>
+          <w:bCs w:val="1"/>
+        </w:rPr>
+        <w:t xml:space="preserve"> — המשך</w:t>
+      </w:r>
+    </w:p>
+    <w:p>
+      <w:pPr>
         <w:spacing w:after="140" w:line="293" w:lineRule="auto" w:before="160"/>
         <w:jc w:val="right"/>
         <w:pStyle w:val="Heading2"/>
         <w:keepNext/>
         <w:bidi w:val="1"/>
       </w:pPr>
-      <w:r>
-        <w:rPr>
-          <w:rFonts w:ascii="Times New Roman" w:hAnsi="Times New Roman" w:eastAsia="Times New Roman" w:cs="Times New Roman"/>
-          <w:b/>
-          <w:color w:val="174C73"/>
-          <w:sz w:val="32"/>
-          <w:rtl w:val="0"/>
-          <w:szCs w:val="32"/>
-          <w:bCs w:val="1"/>
-        </w:rPr>
-        <w:t>5.2</w:t>
-      </w:r>
       <w:r>
         <w:rPr>
           <w:rFonts w:ascii="David" w:hAnsi="David" w:eastAsia="David" w:cs="David"/>
@@ -4483,7 +5971,7 @@
           <w:szCs w:val="32"/>
           <w:bCs w:val="1"/>
         </w:rPr>
-        <w:t xml:space="preserve"> רמות קושי</w:t>
+        <w:t>עומק החיפוש ורמות הקושי</w:t>
       </w:r>
     </w:p>
     <w:tbl>
@@ -4502,9 +5990,9 @@
         </w:tblBorders>
       </w:tblPr>
       <w:tblGrid>
-        <w:gridCol w:w="2565"/>
-        <w:gridCol w:w="1480"/>
-        <w:gridCol w:w="5820"/>
+        <w:gridCol w:w="3255"/>
+        <w:gridCol w:w="1973"/>
+        <w:gridCol w:w="4636"/>
       </w:tblGrid>
       <w:tr>
         <w:tc>
@@ -4578,7 +6066,7 @@
                 <w:szCs w:val="23"/>
                 <w:bCs w:val="1"/>
               </w:rPr>
-              <w:t>השפעה</w:t>
+              <w:t>משמעות</w:t>
             </w:r>
           </w:p>
         </w:tc>
@@ -4649,7 +6137,7 @@
                 <w:rtl w:val="1"/>
                 <w:szCs w:val="23"/>
               </w:rPr>
-              <w:t>בודקת את תוצאת המהלך המועמד.</w:t>
+              <w:t>בחינת צעד אחד קדימה והערכת המצב שהתקבל.</w:t>
             </w:r>
           </w:p>
         </w:tc>
@@ -4720,7 +6208,7 @@
                 <w:rtl w:val="1"/>
                 <w:szCs w:val="23"/>
               </w:rPr>
-              <w:t>בודקת שכבה נוספת של מהלכים.</w:t>
+              <w:t>בחינת שני צעדים בעץ החיפוש.</w:t>
             </w:r>
           </w:p>
         </w:tc>
@@ -4791,7 +6279,7 @@
                 <w:rtl w:val="1"/>
                 <w:szCs w:val="23"/>
               </w:rPr>
-              <w:t>בודקת יותר אפשרויות, עם יותר עבודה.</w:t>
+              <w:t>בחינת שלושה צעדים בעץ החיפוש.</w:t>
             </w:r>
           </w:p>
         </w:tc>
@@ -4817,29 +6305,7 @@
           <w:rtl w:val="1"/>
           <w:szCs w:val="26"/>
         </w:rPr>
-        <w:t>בכל הרמות פועל אותו אלגוריתם. ההבדל הוא מספר שכבות המהלכים שה־</w:t>
-      </w:r>
-      <w:r>
-        <w:rPr>
-          <w:rFonts w:ascii="Times New Roman" w:hAnsi="Times New Roman" w:eastAsia="Times New Roman" w:cs="Times New Roman"/>
-          <w:b w:val="0"/>
-          <w:color w:val="172337"/>
-          <w:sz w:val="26"/>
-          <w:rtl w:val="0"/>
-          <w:szCs w:val="26"/>
-        </w:rPr>
-        <w:t>BOT</w:t>
-      </w:r>
-      <w:r>
-        <w:rPr>
-          <w:rFonts w:ascii="David" w:hAnsi="David" w:eastAsia="David" w:cs="David"/>
-          <w:b w:val="0"/>
-          <w:color w:val="172337"/>
-          <w:sz w:val="26"/>
-          <w:rtl w:val="1"/>
-          <w:szCs w:val="26"/>
-        </w:rPr>
-        <w:t xml:space="preserve"> בוחנת.</w:t>
+        <w:t>העומק נספר לפי צעד או קפיצה בודדת, ולא בהכרח לפי תור מלא. עומק גדול יותר בוחן המשכים נוספים ודורש יותר חישוב. הבחירה מבוססת על המצבים שנבדקו ועל פונקציית ההערכה.</w:t>
       </w:r>
     </w:p>
     <w:p>
@@ -4852,6 +6318,18 @@
       </w:pPr>
       <w:r>
         <w:rPr>
+          <w:rFonts w:ascii="David" w:hAnsi="David" w:eastAsia="David" w:cs="David"/>
+          <w:b/>
+          <w:color w:val="174C73"/>
+          <w:sz w:val="32"/>
+          <w:rtl w:val="1"/>
+          <w:szCs w:val="32"/>
+          <w:bCs w:val="1"/>
+        </w:rPr>
+        <w:t xml:space="preserve">דוגמה מספרית להחלטת </w:t>
+      </w:r>
+      <w:r>
+        <w:rPr>
           <w:rFonts w:ascii="Times New Roman" w:hAnsi="Times New Roman" w:eastAsia="Times New Roman" w:cs="Times New Roman"/>
           <w:b/>
           <w:color w:val="174C73"/>
@@ -4860,8 +6338,391 @@
           <w:szCs w:val="32"/>
           <w:bCs w:val="1"/>
         </w:rPr>
-        <w:t>5.3</w:t>
-      </w:r>
+        <w:t>Minimax</w:t>
+      </w:r>
+    </w:p>
+    <w:tbl>
+      <w:tblPr>
+        <w:tblW w:type="auto" w:w="0"/>
+        <w:tblLayout w:type="autofit"/>
+        <w:tblLook w:firstColumn="1" w:firstRow="1" w:lastColumn="0" w:lastRow="0" w:noHBand="0" w:noVBand="1" w:val="04A0"/>
+        <w:bidiVisual w:val="1"/>
+        <w:tblBorders>
+          <w:top w:val="single" w:sz="4" w:color="B6D0DF"/>
+          <w:left w:val="single" w:sz="4" w:color="B6D0DF"/>
+          <w:bottom w:val="single" w:sz="4" w:color="B6D0DF"/>
+          <w:right w:val="single" w:sz="4" w:color="B6D0DF"/>
+          <w:insideH w:val="single" w:sz="4" w:color="B6D0DF"/>
+          <w:insideV w:val="single" w:sz="4" w:color="B6D0DF"/>
+        </w:tblBorders>
+      </w:tblPr>
+      <w:tblGrid>
+        <w:gridCol w:w="3255"/>
+        <w:gridCol w:w="1973"/>
+        <w:gridCol w:w="4636"/>
+      </w:tblGrid>
+      <w:tr>
+        <w:tc>
+          <w:tcPr>
+            <w:tcW w:type="dxa" w:w="3289"/>
+            <w:shd w:fill="d9e9f4"/>
+          </w:tcPr>
+          <w:p>
+            <w:pPr>
+              <w:spacing w:after="80" w:line="269" w:lineRule="auto"/>
+              <w:jc w:val="right"/>
+              <w:bidi w:val="1"/>
+            </w:pPr>
+            <w:r>
+              <w:rPr>
+                <w:rFonts w:ascii="David" w:hAnsi="David" w:eastAsia="David" w:cs="David"/>
+                <w:b/>
+                <w:color w:val="174C73"/>
+                <w:sz w:val="23"/>
+                <w:rtl w:val="1"/>
+                <w:szCs w:val="23"/>
+                <w:bCs w:val="1"/>
+              </w:rPr>
+              <w:t>אפשרות של ה־</w:t>
+            </w:r>
+            <w:r>
+              <w:rPr>
+                <w:rFonts w:ascii="Times New Roman" w:hAnsi="Times New Roman" w:eastAsia="Times New Roman" w:cs="Times New Roman"/>
+                <w:b/>
+                <w:color w:val="174C73"/>
+                <w:sz w:val="23"/>
+                <w:rtl w:val="0"/>
+                <w:szCs w:val="23"/>
+                <w:bCs w:val="1"/>
+              </w:rPr>
+              <w:t>BOT</w:t>
+            </w:r>
+          </w:p>
+        </w:tc>
+        <w:tc>
+          <w:tcPr>
+            <w:tcW w:type="dxa" w:w="3289"/>
+            <w:shd w:fill="d9e9f4"/>
+          </w:tcPr>
+          <w:p>
+            <w:pPr>
+              <w:spacing w:after="80" w:line="269" w:lineRule="auto"/>
+              <w:jc w:val="right"/>
+              <w:bidi w:val="1"/>
+            </w:pPr>
+            <w:r>
+              <w:rPr>
+                <w:rFonts w:ascii="David" w:hAnsi="David" w:eastAsia="David" w:cs="David"/>
+                <w:b/>
+                <w:color w:val="174C73"/>
+                <w:sz w:val="23"/>
+                <w:rtl w:val="1"/>
+                <w:szCs w:val="23"/>
+                <w:bCs w:val="1"/>
+              </w:rPr>
+              <w:t>ציוני תגובות היריב</w:t>
+            </w:r>
+          </w:p>
+        </w:tc>
+        <w:tc>
+          <w:tcPr>
+            <w:tcW w:type="dxa" w:w="3289"/>
+            <w:shd w:fill="d9e9f4"/>
+          </w:tcPr>
+          <w:p>
+            <w:pPr>
+              <w:spacing w:after="80" w:line="269" w:lineRule="auto"/>
+              <w:jc w:val="right"/>
+              <w:bidi w:val="1"/>
+            </w:pPr>
+            <w:r>
+              <w:rPr>
+                <w:rFonts w:ascii="David" w:hAnsi="David" w:eastAsia="David" w:cs="David"/>
+                <w:b/>
+                <w:color w:val="174C73"/>
+                <w:sz w:val="23"/>
+                <w:rtl w:val="1"/>
+                <w:szCs w:val="23"/>
+                <w:bCs w:val="1"/>
+              </w:rPr>
+              <w:t>הציון שהיריב יכפה</w:t>
+            </w:r>
+          </w:p>
+        </w:tc>
+      </w:tr>
+      <w:tr>
+        <w:tc>
+          <w:tcPr>
+            <w:tcW w:type="dxa" w:w="3289"/>
+          </w:tcPr>
+          <w:p>
+            <w:pPr>
+              <w:spacing w:after="80" w:line="269" w:lineRule="auto"/>
+              <w:jc w:val="right"/>
+              <w:bidi w:val="1"/>
+            </w:pPr>
+            <w:r>
+              <w:rPr>
+                <w:rFonts w:ascii="David" w:hAnsi="David" w:eastAsia="David" w:cs="David"/>
+                <w:b w:val="0"/>
+                <w:color w:val="172337"/>
+                <w:sz w:val="23"/>
+                <w:rtl w:val="1"/>
+                <w:szCs w:val="23"/>
+              </w:rPr>
+              <w:t>א׳</w:t>
+            </w:r>
+          </w:p>
+        </w:tc>
+        <w:tc>
+          <w:tcPr>
+            <w:tcW w:type="dxa" w:w="3289"/>
+          </w:tcPr>
+          <w:p>
+            <w:pPr>
+              <w:spacing w:after="80" w:line="269" w:lineRule="auto"/>
+              <w:jc w:val="right"/>
+              <w:bidi w:val="1"/>
+            </w:pPr>
+            <w:r>
+              <w:rPr>
+                <w:rFonts w:ascii="Times New Roman" w:hAnsi="Times New Roman" w:eastAsia="Times New Roman" w:cs="Times New Roman"/>
+                <w:b w:val="0"/>
+                <w:color w:val="172337"/>
+                <w:sz w:val="23"/>
+                <w:rtl w:val="0"/>
+                <w:szCs w:val="23"/>
+              </w:rPr>
+              <w:t>3,</w:t>
+            </w:r>
+            <w:r>
+              <w:rPr>
+                <w:rFonts w:ascii="David" w:hAnsi="David" w:eastAsia="David" w:cs="David"/>
+                <w:b w:val="0"/>
+                <w:color w:val="172337"/>
+                <w:sz w:val="23"/>
+                <w:rtl w:val="1"/>
+                <w:szCs w:val="23"/>
+              </w:rPr>
+              <w:t xml:space="preserve"> −</w:t>
+            </w:r>
+            <w:r>
+              <w:rPr>
+                <w:rFonts w:ascii="Times New Roman" w:hAnsi="Times New Roman" w:eastAsia="Times New Roman" w:cs="Times New Roman"/>
+                <w:b w:val="0"/>
+                <w:color w:val="172337"/>
+                <w:sz w:val="23"/>
+                <w:rtl w:val="0"/>
+                <w:szCs w:val="23"/>
+              </w:rPr>
+              <w:t>3</w:t>
+            </w:r>
+          </w:p>
+        </w:tc>
+        <w:tc>
+          <w:tcPr>
+            <w:tcW w:type="dxa" w:w="3289"/>
+          </w:tcPr>
+          <w:p>
+            <w:pPr>
+              <w:spacing w:after="80" w:line="269" w:lineRule="auto"/>
+              <w:jc w:val="right"/>
+              <w:bidi w:val="1"/>
+            </w:pPr>
+            <w:r>
+              <w:rPr>
+                <w:rFonts w:ascii="David" w:hAnsi="David" w:eastAsia="David" w:cs="David"/>
+                <w:b w:val="0"/>
+                <w:color w:val="172337"/>
+                <w:sz w:val="23"/>
+                <w:rtl w:val="1"/>
+                <w:szCs w:val="23"/>
+              </w:rPr>
+              <w:t>−</w:t>
+            </w:r>
+            <w:r>
+              <w:rPr>
+                <w:rFonts w:ascii="Times New Roman" w:hAnsi="Times New Roman" w:eastAsia="Times New Roman" w:cs="Times New Roman"/>
+                <w:b w:val="0"/>
+                <w:color w:val="172337"/>
+                <w:sz w:val="23"/>
+                <w:rtl w:val="0"/>
+                <w:szCs w:val="23"/>
+              </w:rPr>
+              <w:t>3</w:t>
+            </w:r>
+          </w:p>
+        </w:tc>
+      </w:tr>
+      <w:tr>
+        <w:tc>
+          <w:tcPr>
+            <w:tcW w:type="dxa" w:w="3289"/>
+          </w:tcPr>
+          <w:p>
+            <w:pPr>
+              <w:spacing w:after="80" w:line="269" w:lineRule="auto"/>
+              <w:jc w:val="right"/>
+              <w:bidi w:val="1"/>
+            </w:pPr>
+            <w:r>
+              <w:rPr>
+                <w:rFonts w:ascii="David" w:hAnsi="David" w:eastAsia="David" w:cs="David"/>
+                <w:b w:val="0"/>
+                <w:color w:val="172337"/>
+                <w:sz w:val="23"/>
+                <w:rtl w:val="1"/>
+                <w:szCs w:val="23"/>
+              </w:rPr>
+              <w:t>ב׳</w:t>
+            </w:r>
+          </w:p>
+        </w:tc>
+        <w:tc>
+          <w:tcPr>
+            <w:tcW w:type="dxa" w:w="3289"/>
+          </w:tcPr>
+          <w:p>
+            <w:pPr>
+              <w:spacing w:after="80" w:line="269" w:lineRule="auto"/>
+              <w:jc w:val="right"/>
+              <w:bidi w:val="1"/>
+            </w:pPr>
+            <w:r>
+              <w:rPr>
+                <w:rFonts w:ascii="Times New Roman" w:hAnsi="Times New Roman" w:eastAsia="Times New Roman" w:cs="Times New Roman"/>
+                <w:b w:val="0"/>
+                <w:color w:val="172337"/>
+                <w:sz w:val="23"/>
+                <w:rtl w:val="0"/>
+                <w:szCs w:val="23"/>
+              </w:rPr>
+              <w:t>0, 3</w:t>
+            </w:r>
+          </w:p>
+        </w:tc>
+        <w:tc>
+          <w:tcPr>
+            <w:tcW w:type="dxa" w:w="3289"/>
+          </w:tcPr>
+          <w:p>
+            <w:pPr>
+              <w:spacing w:after="80" w:line="269" w:lineRule="auto"/>
+              <w:jc w:val="right"/>
+              <w:bidi w:val="1"/>
+            </w:pPr>
+            <w:r>
+              <w:rPr>
+                <w:rFonts w:ascii="Times New Roman" w:hAnsi="Times New Roman" w:eastAsia="Times New Roman" w:cs="Times New Roman"/>
+                <w:b w:val="0"/>
+                <w:color w:val="172337"/>
+                <w:sz w:val="23"/>
+                <w:rtl w:val="0"/>
+                <w:szCs w:val="23"/>
+              </w:rPr>
+              <w:t>0</w:t>
+            </w:r>
+          </w:p>
+        </w:tc>
+      </w:tr>
+    </w:tbl>
+    <w:p>
+      <w:pPr>
+        <w:spacing w:after="40" w:line="40" w:lineRule="exact"/>
+      </w:pPr>
+    </w:p>
+    <w:p>
+      <w:pPr>
+        <w:spacing w:after="140" w:line="293" w:lineRule="auto"/>
+        <w:jc w:val="right"/>
+        <w:bidi w:val="1"/>
+      </w:pPr>
+      <w:r>
+        <w:rPr>
+          <w:rFonts w:ascii="David" w:hAnsi="David" w:eastAsia="David" w:cs="David"/>
+          <w:b w:val="0"/>
+          <w:color w:val="172337"/>
+          <w:sz w:val="26"/>
+          <w:rtl w:val="1"/>
+          <w:szCs w:val="26"/>
+        </w:rPr>
+        <w:t>בדוגמה זו התור עובר ליריב לאחר בחירת האפשרות. היריב יבחר את הציון הנמוך בכל ענף, ולכן ה־</w:t>
+      </w:r>
+      <w:r>
+        <w:rPr>
+          <w:rFonts w:ascii="Times New Roman" w:hAnsi="Times New Roman" w:eastAsia="Times New Roman" w:cs="Times New Roman"/>
+          <w:b w:val="0"/>
+          <w:color w:val="172337"/>
+          <w:sz w:val="26"/>
+          <w:rtl w:val="0"/>
+          <w:szCs w:val="26"/>
+        </w:rPr>
+        <w:t>BOT</w:t>
+      </w:r>
+      <w:r>
+        <w:rPr>
+          <w:rFonts w:ascii="David" w:hAnsi="David" w:eastAsia="David" w:cs="David"/>
+          <w:b w:val="0"/>
+          <w:color w:val="172337"/>
+          <w:sz w:val="26"/>
+          <w:rtl w:val="1"/>
+          <w:szCs w:val="26"/>
+        </w:rPr>
+        <w:t xml:space="preserve"> יעדיף את ב׳: הציון </w:t>
+      </w:r>
+      <w:r>
+        <w:rPr>
+          <w:rFonts w:ascii="Times New Roman" w:hAnsi="Times New Roman" w:eastAsia="Times New Roman" w:cs="Times New Roman"/>
+          <w:b w:val="0"/>
+          <w:color w:val="172337"/>
+          <w:sz w:val="26"/>
+          <w:rtl w:val="0"/>
+          <w:szCs w:val="26"/>
+        </w:rPr>
+        <w:t>0</w:t>
+      </w:r>
+      <w:r>
+        <w:rPr>
+          <w:rFonts w:ascii="David" w:hAnsi="David" w:eastAsia="David" w:cs="David"/>
+          <w:b w:val="0"/>
+          <w:color w:val="172337"/>
+          <w:sz w:val="26"/>
+          <w:rtl w:val="1"/>
+          <w:szCs w:val="26"/>
+        </w:rPr>
+        <w:t xml:space="preserve"> גבוה מ־−</w:t>
+      </w:r>
+      <w:r>
+        <w:rPr>
+          <w:rFonts w:ascii="Times New Roman" w:hAnsi="Times New Roman" w:eastAsia="Times New Roman" w:cs="Times New Roman"/>
+          <w:b w:val="0"/>
+          <w:color w:val="172337"/>
+          <w:sz w:val="26"/>
+          <w:rtl w:val="0"/>
+          <w:szCs w:val="26"/>
+        </w:rPr>
+        <w:t>3.</w:t>
+      </w:r>
+      <w:r>
+        <w:rPr>
+          <w:rFonts w:ascii="David" w:hAnsi="David" w:eastAsia="David" w:cs="David"/>
+          <w:b w:val="0"/>
+          <w:color w:val="172337"/>
+          <w:sz w:val="26"/>
+          <w:rtl w:val="1"/>
+          <w:szCs w:val="26"/>
+        </w:rPr>
+        <w:t xml:space="preserve"> הדוגמה המספרית ממחישה כיצד תגובת היריב משפיעה על הבחירה.</w:t>
+      </w:r>
+    </w:p>
+    <w:p>
+      <w:pPr>
+        <w:spacing w:after="140" w:line="293" w:lineRule="auto" w:before="160"/>
+        <w:jc w:val="right"/>
+        <w:pStyle w:val="Heading2"/>
+        <w:keepNext/>
+        <w:bidi w:val="1"/>
+      </w:pPr>
       <w:r>
         <w:rPr>
           <w:rFonts w:ascii="David" w:hAnsi="David" w:eastAsia="David" w:cs="David"/>
@@ -4872,7 +6733,19 @@
           <w:szCs w:val="32"/>
           <w:bCs w:val="1"/>
         </w:rPr>
-        <w:t xml:space="preserve"> הערכת מצב הלוח</w:t>
+        <w:t xml:space="preserve">גיזום </w:t>
+      </w:r>
+      <w:r>
+        <w:rPr>
+          <w:rFonts w:ascii="Times New Roman" w:hAnsi="Times New Roman" w:eastAsia="Times New Roman" w:cs="Times New Roman"/>
+          <w:b/>
+          <w:color w:val="174C73"/>
+          <w:sz w:val="32"/>
+          <w:rtl w:val="0"/>
+          <w:szCs w:val="32"/>
+          <w:bCs w:val="1"/>
+        </w:rPr>
+        <w:t>Alpha-Beta</w:t>
       </w:r>
     </w:p>
     <w:p>
@@ -4883,6 +6756,17 @@
       </w:pPr>
       <w:r>
         <w:rPr>
+          <w:rFonts w:ascii="Times New Roman" w:hAnsi="Times New Roman" w:eastAsia="Times New Roman" w:cs="Times New Roman"/>
+          <w:b w:val="0"/>
+          <w:color w:val="172337"/>
+          <w:sz w:val="26"/>
+          <w:rtl w:val="0"/>
+          <w:szCs w:val="26"/>
+        </w:rPr>
+        <w:t>Alpha-Beta</w:t>
+      </w:r>
+      <w:r>
+        <w:rPr>
           <w:rFonts w:ascii="David" w:hAnsi="David" w:eastAsia="David" w:cs="David"/>
           <w:b w:val="0"/>
           <w:color w:val="172337"/>
@@ -4890,7 +6774,7 @@
           <w:rtl w:val="1"/>
           <w:szCs w:val="26"/>
         </w:rPr>
-        <w:t xml:space="preserve">כלי רגיל מקבל </w:t>
+        <w:t xml:space="preserve"> שומרת גבולות לציונים שכבר נמצאו בחיפוש. כאשר המשך של ענף אינו יכול לשפר את הבחירה, החיפוש בענף נעצר. לדוגמה, אם כבר נמצא ענף שמבטיח ציון </w:t>
       </w:r>
       <w:r>
         <w:rPr>
@@ -4901,7 +6785,7 @@
           <w:rtl w:val="0"/>
           <w:szCs w:val="26"/>
         </w:rPr>
-        <w:t>3</w:t>
+        <w:t>0</w:t>
       </w:r>
       <w:r>
         <w:rPr>
@@ -4912,7 +6796,7 @@
           <w:rtl w:val="1"/>
           <w:szCs w:val="26"/>
         </w:rPr>
-        <w:t xml:space="preserve"> נקודות ומלך </w:t>
+        <w:t xml:space="preserve"> וענף אחר מאפשר ליריב לכפות −</w:t>
       </w:r>
       <w:r>
         <w:rPr>
@@ -4923,7 +6807,7 @@
           <w:rtl w:val="0"/>
           <w:szCs w:val="26"/>
         </w:rPr>
-        <w:t>6,</w:t>
+        <w:t>3,</w:t>
       </w:r>
       <w:r>
         <w:rPr>
@@ -4934,7 +6818,7 @@
           <w:rtl w:val="1"/>
           <w:szCs w:val="26"/>
         </w:rPr>
-        <w:t xml:space="preserve"> משום שמלך יכול לנוע ולאכול לשני הכיוונים. ההערכה משווה את הכלים של </w:t>
+        <w:t xml:space="preserve"> אין צורך לבדוק את יתר תגובותיו כדי להעדיף את הענף הראשון. הגיזום מצמצם את מספר המצבים שנבדקים ושומר על ערך החלטת </w:t>
       </w:r>
       <w:r>
         <w:rPr>
@@ -4945,7 +6829,7 @@
           <w:rtl w:val="0"/>
           <w:szCs w:val="26"/>
         </w:rPr>
-        <w:t>BOT</w:t>
+        <w:t>Minimax</w:t>
       </w:r>
       <w:r>
         <w:rPr>
@@ -4956,95 +6840,7 @@
           <w:rtl w:val="1"/>
           <w:szCs w:val="26"/>
         </w:rPr>
-        <w:t xml:space="preserve"> לכלי היריב. האדם משחק </w:t>
-      </w:r>
-      <w:r>
-        <w:rPr>
-          <w:rFonts w:ascii="Times New Roman" w:hAnsi="Times New Roman" w:eastAsia="Times New Roman" w:cs="Times New Roman"/>
-          <w:b w:val="0"/>
-          <w:color w:val="172337"/>
-          <w:sz w:val="26"/>
-          <w:rtl w:val="0"/>
-          <w:szCs w:val="26"/>
-        </w:rPr>
-        <w:t>X</w:t>
-      </w:r>
-      <w:r>
-        <w:rPr>
-          <w:rFonts w:ascii="David" w:hAnsi="David" w:eastAsia="David" w:cs="David"/>
-          <w:b w:val="0"/>
-          <w:color w:val="172337"/>
-          <w:sz w:val="26"/>
-          <w:rtl w:val="1"/>
-          <w:szCs w:val="26"/>
-        </w:rPr>
-        <w:t xml:space="preserve"> וה־</w:t>
-      </w:r>
-      <w:r>
-        <w:rPr>
-          <w:rFonts w:ascii="Times New Roman" w:hAnsi="Times New Roman" w:eastAsia="Times New Roman" w:cs="Times New Roman"/>
-          <w:b w:val="0"/>
-          <w:color w:val="172337"/>
-          <w:sz w:val="26"/>
-          <w:rtl w:val="0"/>
-          <w:szCs w:val="26"/>
-        </w:rPr>
-        <w:t>BOT</w:t>
-      </w:r>
-      <w:r>
-        <w:rPr>
-          <w:rFonts w:ascii="David" w:hAnsi="David" w:eastAsia="David" w:cs="David"/>
-          <w:b w:val="0"/>
-          <w:color w:val="172337"/>
-          <w:sz w:val="26"/>
-          <w:rtl w:val="1"/>
-          <w:szCs w:val="26"/>
-        </w:rPr>
-        <w:t xml:space="preserve"> משחק </w:t>
-      </w:r>
-      <w:r>
-        <w:rPr>
-          <w:rFonts w:ascii="Times New Roman" w:hAnsi="Times New Roman" w:eastAsia="Times New Roman" w:cs="Times New Roman"/>
-          <w:b w:val="0"/>
-          <w:color w:val="172337"/>
-          <w:sz w:val="26"/>
-          <w:rtl w:val="0"/>
-          <w:szCs w:val="26"/>
-        </w:rPr>
-        <w:t>O;</w:t>
-      </w:r>
-      <w:r>
-        <w:rPr>
-          <w:rFonts w:ascii="David" w:hAnsi="David" w:eastAsia="David" w:cs="David"/>
-          <w:b w:val="0"/>
-          <w:color w:val="172337"/>
-          <w:sz w:val="26"/>
-          <w:rtl w:val="1"/>
-          <w:szCs w:val="26"/>
-        </w:rPr>
-        <w:t xml:space="preserve"> שני הצדדים מבצעים מהלכים לפי אותם כללי </w:t>
-      </w:r>
-      <w:r>
-        <w:rPr>
-          <w:rFonts w:ascii="Times New Roman" w:hAnsi="Times New Roman" w:eastAsia="Times New Roman" w:cs="Times New Roman"/>
-          <w:b w:val="0"/>
-          <w:color w:val="172337"/>
-          <w:sz w:val="26"/>
-          <w:rtl w:val="0"/>
-          <w:szCs w:val="26"/>
-        </w:rPr>
-        <w:t>Game,</w:t>
-      </w:r>
-      <w:r>
-        <w:rPr>
-          <w:rFonts w:ascii="David" w:hAnsi="David" w:eastAsia="David" w:cs="David"/>
-          <w:b w:val="0"/>
-          <w:color w:val="172337"/>
-          <w:sz w:val="26"/>
-          <w:rtl w:val="1"/>
-          <w:szCs w:val="26"/>
-        </w:rPr>
-        <w:t xml:space="preserve"> כולל המשך אכילה עם אותו כלי.</w:t>
+        <w:t xml:space="preserve"> בעומק הנתון.</w:t>
       </w:r>
     </w:p>
     <w:p>
@@ -7864,18 +9660,6 @@
       </w:pPr>
       <w:r>
         <w:rPr>
-          <w:rFonts w:ascii="Times New Roman" w:hAnsi="Times New Roman" w:eastAsia="Times New Roman" w:cs="Times New Roman"/>
-          <w:b/>
-          <w:color w:val="174C73"/>
-          <w:sz w:val="32"/>
-          <w:rtl w:val="0"/>
-          <w:szCs w:val="32"/>
-          <w:bCs w:val="1"/>
-        </w:rPr>
-        <w:t>8.1</w:t>
-      </w:r>
-      <w:r>
-        <w:rPr>
           <w:rFonts w:ascii="David" w:hAnsi="David" w:eastAsia="David" w:cs="David"/>
           <w:b/>
           <w:color w:val="174C73"/>
@@ -7884,7 +9668,7 @@
           <w:szCs w:val="32"/>
           <w:bCs w:val="1"/>
         </w:rPr>
-        <w:t xml:space="preserve"> בדיקות אוטומטיות</w:t>
+        <w:t>תחומי הבדיקה</w:t>
       </w:r>
     </w:p>
     <w:p>
@@ -7902,7 +9686,7 @@
           <w:rtl w:val="1"/>
           <w:szCs w:val="26"/>
         </w:rPr>
-        <w:t>הבדיקות האוטומטיות משתמשות ב־</w:t>
+        <w:t xml:space="preserve">בדיקות </w:t>
       </w:r>
       <w:r>
         <w:rPr>
@@ -7924,7 +9708,7 @@
           <w:rtl w:val="1"/>
           <w:szCs w:val="26"/>
         </w:rPr>
-        <w:t xml:space="preserve"> ומכסות את כללי המשחק, תקשורת </w:t>
+        <w:t xml:space="preserve"> בוחנות את מנוע המשחק, את התקשורת ואת שמירת הנתונים. בדיקות </w:t>
       </w:r>
       <w:r>
         <w:rPr>
@@ -7935,7 +9719,7 @@
           <w:rtl w:val="0"/>
           <w:szCs w:val="26"/>
         </w:rPr>
-        <w:t>TCP,</w:t>
+        <w:t>Game</w:t>
       </w:r>
       <w:r>
         <w:rPr>
@@ -7946,7 +9730,73 @@
           <w:rtl w:val="1"/>
           <w:szCs w:val="26"/>
         </w:rPr>
-        <w:t xml:space="preserve"> החשבונות ושמירת הנתונים. הטבלה מרכזת את תחומי הבדיקה:</w:t>
+        <w:t xml:space="preserve"> פועלות ישירות על המודל. בדיקות החדרים וההזדהות משתמשות בחיבורי </w:t>
+      </w:r>
+      <w:r>
+        <w:rPr>
+          <w:rFonts w:ascii="Times New Roman" w:hAnsi="Times New Roman" w:eastAsia="Times New Roman" w:cs="Times New Roman"/>
+          <w:b w:val="0"/>
+          <w:color w:val="172337"/>
+          <w:sz w:val="26"/>
+          <w:rtl w:val="0"/>
+          <w:szCs w:val="26"/>
+        </w:rPr>
+        <w:t>TCP</w:t>
+      </w:r>
+      <w:r>
+        <w:rPr>
+          <w:rFonts w:ascii="David" w:hAnsi="David" w:eastAsia="David" w:cs="David"/>
+          <w:b w:val="0"/>
+          <w:color w:val="172337"/>
+          <w:sz w:val="26"/>
+          <w:rtl w:val="1"/>
+          <w:szCs w:val="26"/>
+        </w:rPr>
+        <w:t xml:space="preserve"> לכתובת </w:t>
+      </w:r>
+      <w:r>
+        <w:rPr>
+          <w:rFonts w:ascii="Times New Roman" w:hAnsi="Times New Roman" w:eastAsia="Times New Roman" w:cs="Times New Roman"/>
+          <w:b w:val="0"/>
+          <w:color w:val="172337"/>
+          <w:sz w:val="26"/>
+          <w:rtl w:val="0"/>
+          <w:szCs w:val="26"/>
+        </w:rPr>
+        <w:t>loopback,</w:t>
+      </w:r>
+      <w:r>
+        <w:rPr>
+          <w:rFonts w:ascii="David" w:hAnsi="David" w:eastAsia="David" w:cs="David"/>
+          <w:b w:val="0"/>
+          <w:color w:val="172337"/>
+          <w:sz w:val="26"/>
+          <w:rtl w:val="1"/>
+          <w:szCs w:val="26"/>
+        </w:rPr>
+        <w:t xml:space="preserve"> ובדיקות הנתונים משתמשות במסדי </w:t>
+      </w:r>
+      <w:r>
+        <w:rPr>
+          <w:rFonts w:ascii="Times New Roman" w:hAnsi="Times New Roman" w:eastAsia="Times New Roman" w:cs="Times New Roman"/>
+          <w:b w:val="0"/>
+          <w:color w:val="172337"/>
+          <w:sz w:val="26"/>
+          <w:rtl w:val="0"/>
+          <w:szCs w:val="26"/>
+        </w:rPr>
+        <w:t>SQLite</w:t>
+      </w:r>
+      <w:r>
+        <w:rPr>
+          <w:rFonts w:ascii="David" w:hAnsi="David" w:eastAsia="David" w:cs="David"/>
+          <w:b w:val="0"/>
+          <w:color w:val="172337"/>
+          <w:sz w:val="26"/>
+          <w:rtl w:val="1"/>
+          <w:szCs w:val="26"/>
+        </w:rPr>
+        <w:t xml:space="preserve"> זמניים. כך אפשר לחזור על הבדיקות בלי לשנות חשבונות ותוצאות של משתמשים.</w:t>
       </w:r>
     </w:p>
     <w:tbl>
@@ -7966,8 +9816,8 @@
       </w:tblPr>
       <w:tblGrid>
         <w:gridCol w:w="3255"/>
-        <w:gridCol w:w="1282"/>
-        <w:gridCol w:w="5327"/>
+        <w:gridCol w:w="1973"/>
+        <w:gridCol w:w="4636"/>
       </w:tblGrid>
       <w:tr>
         <w:tc>
@@ -7991,7 +9841,7 @@
                 <w:szCs w:val="23"/>
                 <w:bCs w:val="1"/>
               </w:rPr>
-              <w:t>מחלקה</w:t>
+              <w:t>מחלקת בדיקה</w:t>
             </w:r>
           </w:p>
         </w:tc>
@@ -8016,7 +9866,7 @@
                 <w:szCs w:val="23"/>
                 <w:bCs w:val="1"/>
               </w:rPr>
-              <w:t>בדיקות</w:t>
+              <w:t>מספר בדיקות בהרצה המתועדת</w:t>
             </w:r>
           </w:p>
         </w:tc>
@@ -8041,7 +9891,7 @@
                 <w:szCs w:val="23"/>
                 <w:bCs w:val="1"/>
               </w:rPr>
-              <w:t>מה נבדק</w:t>
+              <w:t>תחום</w:t>
             </w:r>
           </w:p>
         </w:tc>
@@ -8112,7 +9962,7 @@
                 <w:rtl w:val="1"/>
                 <w:szCs w:val="23"/>
               </w:rPr>
-              <w:t>תנועה, אכילה מחייבת ורצף, הכתרה, העתקה וניצחון.</w:t>
+              <w:t>חוקי משחק, רצף אכילות, הכתרה, העתקה וניצחון.</w:t>
             </w:r>
           </w:p>
         </w:tc>
@@ -8183,7 +10033,7 @@
                 <w:rtl w:val="1"/>
                 <w:szCs w:val="23"/>
               </w:rPr>
-              <w:t>מהלכים, סנכרון, הצטרפות מתחרה, סיום ושמירת תוצאה.</w:t>
+              <w:t>תורות, מהלכים, הודעות, הצטרפות וסיום חדר.</w:t>
             </w:r>
           </w:p>
         </w:tc>
@@ -8254,7 +10104,7 @@
                 <w:rtl w:val="1"/>
                 <w:szCs w:val="23"/>
               </w:rPr>
-              <w:t>התחברות, סדר הודעות, תגובות וסגירה.</w:t>
+              <w:t>חיבור הלקוח, סדר הודעות וסגירה.</w:t>
             </w:r>
           </w:p>
         </w:tc>
@@ -8325,7 +10175,7 @@
                 <w:rtl w:val="1"/>
                 <w:szCs w:val="23"/>
               </w:rPr>
-              <w:t xml:space="preserve">הרשמה, כניסה, זהות, חדרים, פרופיל ושמירת </w:t>
+              <w:t xml:space="preserve">הרשמה, כניסה, זהות, פרופיל ושמירת </w:t>
             </w:r>
             <w:r>
               <w:rPr>
@@ -8384,7 +10234,7 @@
                 <w:rtl w:val="0"/>
                 <w:szCs w:val="23"/>
               </w:rPr>
-              <w:t>7</w:t>
+              <w:t>8</w:t>
             </w:r>
           </w:p>
         </w:tc>
@@ -8407,7 +10257,7 @@
                 <w:rtl w:val="1"/>
                 <w:szCs w:val="23"/>
               </w:rPr>
-              <w:t>התמדה, סיסמאות, תוצאות ללא כפילות והיסטוריה.</w:t>
+              <w:t>חשבונות, התמדה, שמירת תוצאות ונתוני פרופיל.</w:t>
             </w:r>
           </w:p>
         </w:tc>
@@ -8428,18 +10278,6 @@
       </w:pPr>
       <w:r>
         <w:rPr>
-          <w:rFonts w:ascii="Times New Roman" w:hAnsi="Times New Roman" w:eastAsia="Times New Roman" w:cs="Times New Roman"/>
-          <w:b/>
-          <w:color w:val="174C73"/>
-          <w:sz w:val="32"/>
-          <w:rtl w:val="0"/>
-          <w:szCs w:val="32"/>
-          <w:bCs w:val="1"/>
-        </w:rPr>
-        <w:t>8.2</w:t>
-      </w:r>
-      <w:r>
-        <w:rPr>
           <w:rFonts w:ascii="David" w:hAnsi="David" w:eastAsia="David" w:cs="David"/>
           <w:b/>
           <w:color w:val="174C73"/>
@@ -8448,7 +10286,7 @@
           <w:szCs w:val="32"/>
           <w:bCs w:val="1"/>
         </w:rPr>
-        <w:t xml:space="preserve"> תוצאות</w:t>
+        <w:t>תוצאות ובדיקת הממשק</w:t>
       </w:r>
     </w:p>
     <w:p>
@@ -8477,7 +10315,7 @@
           <w:rtl w:val="0"/>
           <w:szCs w:val="26"/>
         </w:rPr>
-        <w:t>11.10.2026</w:t>
+        <w:t>12.10.2026</w:t>
       </w:r>
       <w:r>
         <w:rPr>
@@ -8499,7 +10337,7 @@
           <w:rtl w:val="0"/>
           <w:szCs w:val="26"/>
         </w:rPr>
-        <w:t>47</w:t>
+        <w:t>48</w:t>
       </w:r>
       <w:r>
         <w:rPr>
@@ -8512,6 +10350,781 @@
         </w:rPr>
         <w:t xml:space="preserve"> הבדיקות והבנייה הסתיימה בהצלחה. נבדקו בין היתר אכילה מחייבת, רצף אכילות, הכתרה, תורות, הרשמה, כניסה ושמירת תוצאות ללא כפילות.</w:t>
       </w:r>
+    </w:p>
+    <w:p>
+      <w:pPr>
+        <w:spacing w:after="140" w:line="293" w:lineRule="auto"/>
+        <w:jc w:val="right"/>
+        <w:bidi w:val="1"/>
+      </w:pPr>
+      <w:r>
+        <w:rPr>
+          <w:rFonts w:ascii="David" w:hAnsi="David" w:eastAsia="David" w:cs="David"/>
+          <w:b w:val="0"/>
+          <w:color w:val="172337"/>
+          <w:sz w:val="26"/>
+          <w:rtl w:val="1"/>
+          <w:szCs w:val="26"/>
+        </w:rPr>
+        <w:t>בנוסף לבדיקות האוטומטיות, הממשק נבחן ידנית ב־</w:t>
+      </w:r>
+      <w:r>
+        <w:rPr>
+          <w:rFonts w:ascii="Times New Roman" w:hAnsi="Times New Roman" w:eastAsia="Times New Roman" w:cs="Times New Roman"/>
+          <w:b w:val="0"/>
+          <w:color w:val="172337"/>
+          <w:sz w:val="26"/>
+          <w:rtl w:val="0"/>
+          <w:szCs w:val="26"/>
+        </w:rPr>
+        <w:t>Windows</w:t>
+      </w:r>
+      <w:r>
+        <w:rPr>
+          <w:rFonts w:ascii="David" w:hAnsi="David" w:eastAsia="David" w:cs="David"/>
+          <w:b w:val="0"/>
+          <w:color w:val="172337"/>
+          <w:sz w:val="26"/>
+          <w:rtl w:val="1"/>
+          <w:szCs w:val="26"/>
+        </w:rPr>
+        <w:t xml:space="preserve"> באמצעות שרת ושני חלונות לקוח. התרחישים כללו יצירה והצטרפות לחדר, ביצוע מהלכים, הצגת הודעות ופתיחת פרופיל. המראה, התאמת החלון והאנימציה נבחנים בתוך </w:t>
+      </w:r>
+      <w:r>
+        <w:rPr>
+          <w:rFonts w:ascii="Times New Roman" w:hAnsi="Times New Roman" w:eastAsia="Times New Roman" w:cs="Times New Roman"/>
+          <w:b w:val="0"/>
+          <w:color w:val="172337"/>
+          <w:sz w:val="26"/>
+          <w:rtl w:val="0"/>
+          <w:szCs w:val="26"/>
+        </w:rPr>
+        <w:t>JavaFX</w:t>
+      </w:r>
+      <w:r>
+        <w:rPr>
+          <w:rFonts w:ascii="David" w:hAnsi="David" w:eastAsia="David" w:cs="David"/>
+          <w:b w:val="0"/>
+          <w:color w:val="172337"/>
+          <w:sz w:val="26"/>
+          <w:rtl w:val="1"/>
+          <w:szCs w:val="26"/>
+        </w:rPr>
+        <w:t xml:space="preserve"> לצד בדיקות המודל והתקשורת.</w:t>
+      </w:r>
+    </w:p>
+    <w:p>
+      <w:pPr>
+        <w:spacing w:after="260" w:line="293" w:lineRule="auto" w:before="0"/>
+        <w:jc w:val="right"/>
+        <w:pStyle w:val="Heading1"/>
+        <w:keepNext/>
+        <w:pageBreakBefore/>
+        <w:bidi w:val="1"/>
+        <w:pBdr>
+          <w:bottom w:val="single" w:sz="18" w:color="D9E9F4"/>
+        </w:pBdr>
+      </w:pPr>
+      <w:r>
+        <w:rPr>
+          <w:rFonts w:ascii="Times New Roman" w:hAnsi="Times New Roman" w:eastAsia="Times New Roman" w:cs="Times New Roman"/>
+          <w:b/>
+          <w:color w:val="174C73"/>
+          <w:sz w:val="44"/>
+          <w:rtl w:val="0"/>
+          <w:szCs w:val="44"/>
+          <w:bCs w:val="1"/>
+        </w:rPr>
+        <w:t>8.</w:t>
+      </w:r>
+      <w:r>
+        <w:rPr>
+          <w:rFonts w:ascii="David" w:hAnsi="David" w:eastAsia="David" w:cs="David"/>
+          <w:b/>
+          <w:color w:val="174C73"/>
+          <w:sz w:val="44"/>
+          <w:rtl w:val="1"/>
+          <w:szCs w:val="44"/>
+          <w:bCs w:val="1"/>
+        </w:rPr>
+        <w:t xml:space="preserve"> בדיקות ואימות המערכת — המשך</w:t>
+      </w:r>
+    </w:p>
+    <w:p>
+      <w:pPr>
+        <w:spacing w:after="140" w:line="293" w:lineRule="auto" w:before="160"/>
+        <w:jc w:val="right"/>
+        <w:pStyle w:val="Heading2"/>
+        <w:keepNext/>
+        <w:bidi w:val="1"/>
+      </w:pPr>
+      <w:r>
+        <w:rPr>
+          <w:rFonts w:ascii="David" w:hAnsi="David" w:eastAsia="David" w:cs="David"/>
+          <w:b/>
+          <w:color w:val="174C73"/>
+          <w:sz w:val="32"/>
+          <w:rtl w:val="1"/>
+          <w:szCs w:val="32"/>
+          <w:bCs w:val="1"/>
+        </w:rPr>
+        <w:t>תרחישים משמעותיים</w:t>
+      </w:r>
+    </w:p>
+    <w:tbl>
+      <w:tblPr>
+        <w:tblW w:type="auto" w:w="0"/>
+        <w:tblLayout w:type="autofit"/>
+        <w:tblLook w:firstColumn="1" w:firstRow="1" w:lastColumn="0" w:lastRow="0" w:noHBand="0" w:noVBand="1" w:val="04A0"/>
+        <w:bidiVisual w:val="1"/>
+        <w:tblBorders>
+          <w:top w:val="single" w:sz="4" w:color="B6D0DF"/>
+          <w:left w:val="single" w:sz="4" w:color="B6D0DF"/>
+          <w:bottom w:val="single" w:sz="4" w:color="B6D0DF"/>
+          <w:right w:val="single" w:sz="4" w:color="B6D0DF"/>
+          <w:insideH w:val="single" w:sz="4" w:color="B6D0DF"/>
+          <w:insideV w:val="single" w:sz="4" w:color="B6D0DF"/>
+        </w:tblBorders>
+      </w:tblPr>
+      <w:tblGrid>
+        <w:gridCol w:w="3255"/>
+        <w:gridCol w:w="1973"/>
+        <w:gridCol w:w="4636"/>
+      </w:tblGrid>
+      <w:tr>
+        <w:tc>
+          <w:tcPr>
+            <w:tcW w:type="dxa" w:w="3289"/>
+            <w:shd w:fill="d9e9f4"/>
+          </w:tcPr>
+          <w:p>
+            <w:pPr>
+              <w:spacing w:after="80" w:line="269" w:lineRule="auto"/>
+              <w:jc w:val="right"/>
+              <w:bidi w:val="1"/>
+            </w:pPr>
+            <w:r>
+              <w:rPr>
+                <w:rFonts w:ascii="David" w:hAnsi="David" w:eastAsia="David" w:cs="David"/>
+                <w:b/>
+                <w:color w:val="174C73"/>
+                <w:sz w:val="23"/>
+                <w:rtl w:val="1"/>
+                <w:szCs w:val="23"/>
+                <w:bCs w:val="1"/>
+              </w:rPr>
+              <w:t>תרחיש</w:t>
+            </w:r>
+          </w:p>
+        </w:tc>
+        <w:tc>
+          <w:tcPr>
+            <w:tcW w:type="dxa" w:w="3289"/>
+            <w:shd w:fill="d9e9f4"/>
+          </w:tcPr>
+          <w:p>
+            <w:pPr>
+              <w:spacing w:after="80" w:line="269" w:lineRule="auto"/>
+              <w:jc w:val="right"/>
+              <w:bidi w:val="1"/>
+            </w:pPr>
+            <w:r>
+              <w:rPr>
+                <w:rFonts w:ascii="David" w:hAnsi="David" w:eastAsia="David" w:cs="David"/>
+                <w:b/>
+                <w:color w:val="174C73"/>
+                <w:sz w:val="23"/>
+                <w:rtl w:val="1"/>
+                <w:szCs w:val="23"/>
+                <w:bCs w:val="1"/>
+              </w:rPr>
+              <w:t>תוצאה צפויה</w:t>
+            </w:r>
+          </w:p>
+        </w:tc>
+        <w:tc>
+          <w:tcPr>
+            <w:tcW w:type="dxa" w:w="3289"/>
+            <w:shd w:fill="d9e9f4"/>
+          </w:tcPr>
+          <w:p>
+            <w:pPr>
+              <w:spacing w:after="80" w:line="269" w:lineRule="auto"/>
+              <w:jc w:val="right"/>
+              <w:bidi w:val="1"/>
+            </w:pPr>
+            <w:r>
+              <w:rPr>
+                <w:rFonts w:ascii="David" w:hAnsi="David" w:eastAsia="David" w:cs="David"/>
+                <w:b/>
+                <w:color w:val="174C73"/>
+                <w:sz w:val="23"/>
+                <w:rtl w:val="1"/>
+                <w:szCs w:val="23"/>
+                <w:bCs w:val="1"/>
+              </w:rPr>
+              <w:t>אופן בדיקה</w:t>
+            </w:r>
+          </w:p>
+        </w:tc>
+      </w:tr>
+      <w:tr>
+        <w:tc>
+          <w:tcPr>
+            <w:tcW w:type="dxa" w:w="3289"/>
+          </w:tcPr>
+          <w:p>
+            <w:pPr>
+              <w:spacing w:after="80" w:line="269" w:lineRule="auto"/>
+              <w:jc w:val="right"/>
+              <w:bidi w:val="1"/>
+            </w:pPr>
+            <w:r>
+              <w:rPr>
+                <w:rFonts w:ascii="David" w:hAnsi="David" w:eastAsia="David" w:cs="David"/>
+                <w:b w:val="0"/>
+                <w:color w:val="172337"/>
+                <w:sz w:val="23"/>
+                <w:rtl w:val="1"/>
+                <w:szCs w:val="23"/>
+              </w:rPr>
+              <w:t>מהלך חוקי</w:t>
+            </w:r>
+          </w:p>
+        </w:tc>
+        <w:tc>
+          <w:tcPr>
+            <w:tcW w:type="dxa" w:w="3289"/>
+          </w:tcPr>
+          <w:p>
+            <w:pPr>
+              <w:spacing w:after="80" w:line="269" w:lineRule="auto"/>
+              <w:jc w:val="right"/>
+              <w:bidi w:val="1"/>
+            </w:pPr>
+            <w:r>
+              <w:rPr>
+                <w:rFonts w:ascii="David" w:hAnsi="David" w:eastAsia="David" w:cs="David"/>
+                <w:b w:val="0"/>
+                <w:color w:val="172337"/>
+                <w:sz w:val="23"/>
+                <w:rtl w:val="1"/>
+                <w:szCs w:val="23"/>
+              </w:rPr>
+              <w:t xml:space="preserve">אותו </w:t>
+            </w:r>
+            <w:r>
+              <w:rPr>
+                <w:rFonts w:ascii="Times New Roman" w:hAnsi="Times New Roman" w:eastAsia="Times New Roman" w:cs="Times New Roman"/>
+                <w:b w:val="0"/>
+                <w:color w:val="172337"/>
+                <w:sz w:val="23"/>
+                <w:rtl w:val="0"/>
+                <w:szCs w:val="23"/>
+              </w:rPr>
+              <w:t>BOARD</w:t>
+            </w:r>
+            <w:r>
+              <w:rPr>
+                <w:rFonts w:ascii="David" w:hAnsi="David" w:eastAsia="David" w:cs="David"/>
+                <w:b w:val="0"/>
+                <w:color w:val="172337"/>
+                <w:sz w:val="23"/>
+                <w:rtl w:val="1"/>
+                <w:szCs w:val="23"/>
+              </w:rPr>
+              <w:t xml:space="preserve"> ותור מעודכן אצל שני הלקוחות.</w:t>
+            </w:r>
+          </w:p>
+        </w:tc>
+        <w:tc>
+          <w:tcPr>
+            <w:tcW w:type="dxa" w:w="3289"/>
+          </w:tcPr>
+          <w:p>
+            <w:pPr>
+              <w:spacing w:after="80" w:line="269" w:lineRule="auto"/>
+              <w:jc w:val="right"/>
+              <w:bidi w:val="1"/>
+            </w:pPr>
+            <w:r>
+              <w:rPr>
+                <w:rFonts w:ascii="David" w:hAnsi="David" w:eastAsia="David" w:cs="David"/>
+                <w:b w:val="0"/>
+                <w:color w:val="172337"/>
+                <w:sz w:val="23"/>
+                <w:rtl w:val="1"/>
+                <w:szCs w:val="23"/>
+              </w:rPr>
+              <w:t xml:space="preserve">בדיקת פרוטוקול עם שני חיבורי </w:t>
+            </w:r>
+            <w:r>
+              <w:rPr>
+                <w:rFonts w:ascii="Times New Roman" w:hAnsi="Times New Roman" w:eastAsia="Times New Roman" w:cs="Times New Roman"/>
+                <w:b w:val="0"/>
+                <w:color w:val="172337"/>
+                <w:sz w:val="23"/>
+                <w:rtl w:val="0"/>
+                <w:szCs w:val="23"/>
+              </w:rPr>
+              <w:t>TCP.</w:t>
+            </w:r>
+          </w:p>
+        </w:tc>
+      </w:tr>
+      <w:tr>
+        <w:tc>
+          <w:tcPr>
+            <w:tcW w:type="dxa" w:w="3289"/>
+          </w:tcPr>
+          <w:p>
+            <w:pPr>
+              <w:spacing w:after="80" w:line="269" w:lineRule="auto"/>
+              <w:jc w:val="right"/>
+              <w:bidi w:val="1"/>
+            </w:pPr>
+            <w:r>
+              <w:rPr>
+                <w:rFonts w:ascii="David" w:hAnsi="David" w:eastAsia="David" w:cs="David"/>
+                <w:b w:val="0"/>
+                <w:color w:val="172337"/>
+                <w:sz w:val="23"/>
+                <w:rtl w:val="1"/>
+                <w:szCs w:val="23"/>
+              </w:rPr>
+              <w:t>מהלך מחוץ לתור או מהלך לא חוקי</w:t>
+            </w:r>
+          </w:p>
+        </w:tc>
+        <w:tc>
+          <w:tcPr>
+            <w:tcW w:type="dxa" w:w="3289"/>
+          </w:tcPr>
+          <w:p>
+            <w:pPr>
+              <w:spacing w:after="80" w:line="269" w:lineRule="auto"/>
+              <w:jc w:val="right"/>
+              <w:bidi w:val="1"/>
+            </w:pPr>
+            <w:r>
+              <w:rPr>
+                <w:rFonts w:ascii="Times New Roman" w:hAnsi="Times New Roman" w:eastAsia="Times New Roman" w:cs="Times New Roman"/>
+                <w:b w:val="0"/>
+                <w:color w:val="172337"/>
+                <w:sz w:val="23"/>
+                <w:rtl w:val="0"/>
+                <w:szCs w:val="23"/>
+              </w:rPr>
+              <w:t>ERROR</w:t>
+            </w:r>
+            <w:r>
+              <w:rPr>
+                <w:rFonts w:ascii="David" w:hAnsi="David" w:eastAsia="David" w:cs="David"/>
+                <w:b w:val="0"/>
+                <w:color w:val="172337"/>
+                <w:sz w:val="23"/>
+                <w:rtl w:val="1"/>
+                <w:szCs w:val="23"/>
+              </w:rPr>
+              <w:t xml:space="preserve"> למבקש ללא שינוי הלוח.</w:t>
+            </w:r>
+          </w:p>
+        </w:tc>
+        <w:tc>
+          <w:tcPr>
+            <w:tcW w:type="dxa" w:w="3289"/>
+          </w:tcPr>
+          <w:p>
+            <w:pPr>
+              <w:spacing w:after="80" w:line="269" w:lineRule="auto"/>
+              <w:jc w:val="right"/>
+              <w:bidi w:val="1"/>
+            </w:pPr>
+            <w:r>
+              <w:rPr>
+                <w:rFonts w:ascii="David" w:hAnsi="David" w:eastAsia="David" w:cs="David"/>
+                <w:b w:val="0"/>
+                <w:color w:val="172337"/>
+                <w:sz w:val="23"/>
+                <w:rtl w:val="1"/>
+                <w:szCs w:val="23"/>
+              </w:rPr>
+              <w:t>השוואת המצב לפני הבקשה ואחריה.</w:t>
+            </w:r>
+          </w:p>
+        </w:tc>
+      </w:tr>
+      <w:tr>
+        <w:tc>
+          <w:tcPr>
+            <w:tcW w:type="dxa" w:w="3289"/>
+          </w:tcPr>
+          <w:p>
+            <w:pPr>
+              <w:spacing w:after="80" w:line="269" w:lineRule="auto"/>
+              <w:jc w:val="right"/>
+              <w:bidi w:val="1"/>
+            </w:pPr>
+            <w:r>
+              <w:rPr>
+                <w:rFonts w:ascii="David" w:hAnsi="David" w:eastAsia="David" w:cs="David"/>
+                <w:b w:val="0"/>
+                <w:color w:val="172337"/>
+                <w:sz w:val="23"/>
+                <w:rtl w:val="1"/>
+                <w:szCs w:val="23"/>
+              </w:rPr>
+              <w:t>רצף אכילות</w:t>
+            </w:r>
+          </w:p>
+        </w:tc>
+        <w:tc>
+          <w:tcPr>
+            <w:tcW w:type="dxa" w:w="3289"/>
+          </w:tcPr>
+          <w:p>
+            <w:pPr>
+              <w:spacing w:after="80" w:line="269" w:lineRule="auto"/>
+              <w:jc w:val="right"/>
+              <w:bidi w:val="1"/>
+            </w:pPr>
+            <w:r>
+              <w:rPr>
+                <w:rFonts w:ascii="David" w:hAnsi="David" w:eastAsia="David" w:cs="David"/>
+                <w:b w:val="0"/>
+                <w:color w:val="172337"/>
+                <w:sz w:val="23"/>
+                <w:rtl w:val="1"/>
+                <w:szCs w:val="23"/>
+              </w:rPr>
+              <w:t>אותה חתיכה חייבת להמשיך והתור נשאר אצלה.</w:t>
+            </w:r>
+          </w:p>
+        </w:tc>
+        <w:tc>
+          <w:tcPr>
+            <w:tcW w:type="dxa" w:w="3289"/>
+          </w:tcPr>
+          <w:p>
+            <w:pPr>
+              <w:spacing w:after="80" w:line="269" w:lineRule="auto"/>
+              <w:jc w:val="right"/>
+              <w:bidi w:val="1"/>
+            </w:pPr>
+            <w:r>
+              <w:rPr>
+                <w:rFonts w:ascii="David" w:hAnsi="David" w:eastAsia="David" w:cs="David"/>
+                <w:b w:val="0"/>
+                <w:color w:val="172337"/>
+                <w:sz w:val="23"/>
+                <w:rtl w:val="1"/>
+                <w:szCs w:val="23"/>
+              </w:rPr>
+              <w:t>בדיקות כללים ופרוטוקול.</w:t>
+            </w:r>
+          </w:p>
+        </w:tc>
+      </w:tr>
+      <w:tr>
+        <w:tc>
+          <w:tcPr>
+            <w:tcW w:type="dxa" w:w="3289"/>
+          </w:tcPr>
+          <w:p>
+            <w:pPr>
+              <w:spacing w:after="80" w:line="269" w:lineRule="auto"/>
+              <w:jc w:val="right"/>
+              <w:bidi w:val="1"/>
+            </w:pPr>
+            <w:r>
+              <w:rPr>
+                <w:rFonts w:ascii="David" w:hAnsi="David" w:eastAsia="David" w:cs="David"/>
+                <w:b w:val="0"/>
+                <w:color w:val="172337"/>
+                <w:sz w:val="23"/>
+                <w:rtl w:val="1"/>
+                <w:szCs w:val="23"/>
+              </w:rPr>
+              <w:t>סיסמה שגויה</w:t>
+            </w:r>
+          </w:p>
+        </w:tc>
+        <w:tc>
+          <w:tcPr>
+            <w:tcW w:type="dxa" w:w="3289"/>
+          </w:tcPr>
+          <w:p>
+            <w:pPr>
+              <w:spacing w:after="80" w:line="269" w:lineRule="auto"/>
+              <w:jc w:val="right"/>
+              <w:bidi w:val="1"/>
+            </w:pPr>
+            <w:r>
+              <w:rPr>
+                <w:rFonts w:ascii="David" w:hAnsi="David" w:eastAsia="David" w:cs="David"/>
+                <w:b w:val="0"/>
+                <w:color w:val="172337"/>
+                <w:sz w:val="23"/>
+                <w:rtl w:val="1"/>
+                <w:szCs w:val="23"/>
+              </w:rPr>
+              <w:t>הכניסה נדחית.</w:t>
+            </w:r>
+          </w:p>
+        </w:tc>
+        <w:tc>
+          <w:tcPr>
+            <w:tcW w:type="dxa" w:w="3289"/>
+          </w:tcPr>
+          <w:p>
+            <w:pPr>
+              <w:spacing w:after="80" w:line="269" w:lineRule="auto"/>
+              <w:jc w:val="right"/>
+              <w:bidi w:val="1"/>
+            </w:pPr>
+            <w:r>
+              <w:rPr>
+                <w:rFonts w:ascii="David" w:hAnsi="David" w:eastAsia="David" w:cs="David"/>
+                <w:b w:val="0"/>
+                <w:color w:val="172337"/>
+                <w:sz w:val="23"/>
+                <w:rtl w:val="1"/>
+                <w:szCs w:val="23"/>
+              </w:rPr>
+              <w:t>בדיקות הזדהות.</w:t>
+            </w:r>
+          </w:p>
+        </w:tc>
+      </w:tr>
+      <w:tr>
+        <w:tc>
+          <w:tcPr>
+            <w:tcW w:type="dxa" w:w="3289"/>
+          </w:tcPr>
+          <w:p>
+            <w:pPr>
+              <w:spacing w:after="80" w:line="269" w:lineRule="auto"/>
+              <w:jc w:val="right"/>
+              <w:bidi w:val="1"/>
+            </w:pPr>
+            <w:r>
+              <w:rPr>
+                <w:rFonts w:ascii="David" w:hAnsi="David" w:eastAsia="David" w:cs="David"/>
+                <w:b w:val="0"/>
+                <w:color w:val="172337"/>
+                <w:sz w:val="23"/>
+                <w:rtl w:val="1"/>
+                <w:szCs w:val="23"/>
+              </w:rPr>
+              <w:t>חשבון אחד בשני מקומות בחדר</w:t>
+            </w:r>
+          </w:p>
+        </w:tc>
+        <w:tc>
+          <w:tcPr>
+            <w:tcW w:type="dxa" w:w="3289"/>
+          </w:tcPr>
+          <w:p>
+            <w:pPr>
+              <w:spacing w:after="80" w:line="269" w:lineRule="auto"/>
+              <w:jc w:val="right"/>
+              <w:bidi w:val="1"/>
+            </w:pPr>
+            <w:r>
+              <w:rPr>
+                <w:rFonts w:ascii="David" w:hAnsi="David" w:eastAsia="David" w:cs="David"/>
+                <w:b w:val="0"/>
+                <w:color w:val="172337"/>
+                <w:sz w:val="23"/>
+                <w:rtl w:val="1"/>
+                <w:szCs w:val="23"/>
+              </w:rPr>
+              <w:t>הצטרפות למקום השני נדחית.</w:t>
+            </w:r>
+          </w:p>
+        </w:tc>
+        <w:tc>
+          <w:tcPr>
+            <w:tcW w:type="dxa" w:w="3289"/>
+          </w:tcPr>
+          <w:p>
+            <w:pPr>
+              <w:spacing w:after="80" w:line="269" w:lineRule="auto"/>
+              <w:jc w:val="right"/>
+              <w:bidi w:val="1"/>
+            </w:pPr>
+            <w:r>
+              <w:rPr>
+                <w:rFonts w:ascii="David" w:hAnsi="David" w:eastAsia="David" w:cs="David"/>
+                <w:b w:val="0"/>
+                <w:color w:val="172337"/>
+                <w:sz w:val="23"/>
+                <w:rtl w:val="1"/>
+                <w:szCs w:val="23"/>
+              </w:rPr>
+              <w:t>בדיקת זהות המשתתפים.</w:t>
+            </w:r>
+          </w:p>
+        </w:tc>
+      </w:tr>
+      <w:tr>
+        <w:tc>
+          <w:tcPr>
+            <w:tcW w:type="dxa" w:w="3289"/>
+          </w:tcPr>
+          <w:p>
+            <w:pPr>
+              <w:spacing w:after="80" w:line="269" w:lineRule="auto"/>
+              <w:jc w:val="right"/>
+              <w:bidi w:val="1"/>
+            </w:pPr>
+            <w:r>
+              <w:rPr>
+                <w:rFonts w:ascii="David" w:hAnsi="David" w:eastAsia="David" w:cs="David"/>
+                <w:b w:val="0"/>
+                <w:color w:val="172337"/>
+                <w:sz w:val="23"/>
+                <w:rtl w:val="1"/>
+                <w:szCs w:val="23"/>
+              </w:rPr>
+              <w:t>שליחת אותה תוצאה שוב</w:t>
+            </w:r>
+          </w:p>
+        </w:tc>
+        <w:tc>
+          <w:tcPr>
+            <w:tcW w:type="dxa" w:w="3289"/>
+          </w:tcPr>
+          <w:p>
+            <w:pPr>
+              <w:spacing w:after="80" w:line="269" w:lineRule="auto"/>
+              <w:jc w:val="right"/>
+              <w:bidi w:val="1"/>
+            </w:pPr>
+            <w:r>
+              <w:rPr>
+                <w:rFonts w:ascii="David" w:hAnsi="David" w:eastAsia="David" w:cs="David"/>
+                <w:b w:val="0"/>
+                <w:color w:val="172337"/>
+                <w:sz w:val="23"/>
+                <w:rtl w:val="1"/>
+                <w:szCs w:val="23"/>
+              </w:rPr>
+              <w:t>מספר המשחקים אינו גדל פעמיים.</w:t>
+            </w:r>
+          </w:p>
+        </w:tc>
+        <w:tc>
+          <w:tcPr>
+            <w:tcW w:type="dxa" w:w="3289"/>
+          </w:tcPr>
+          <w:p>
+            <w:pPr>
+              <w:spacing w:after="80" w:line="269" w:lineRule="auto"/>
+              <w:jc w:val="right"/>
+              <w:bidi w:val="1"/>
+            </w:pPr>
+            <w:r>
+              <w:rPr>
+                <w:rFonts w:ascii="David" w:hAnsi="David" w:eastAsia="David" w:cs="David"/>
+                <w:b w:val="0"/>
+                <w:color w:val="172337"/>
+                <w:sz w:val="23"/>
+                <w:rtl w:val="1"/>
+                <w:szCs w:val="23"/>
+              </w:rPr>
+              <w:t>בדיקת מזהה תוצאה וסטטיסטיקה.</w:t>
+            </w:r>
+          </w:p>
+        </w:tc>
+      </w:tr>
+      <w:tr>
+        <w:tc>
+          <w:tcPr>
+            <w:tcW w:type="dxa" w:w="3289"/>
+          </w:tcPr>
+          <w:p>
+            <w:pPr>
+              <w:spacing w:after="80" w:line="269" w:lineRule="auto"/>
+              <w:jc w:val="right"/>
+              <w:bidi w:val="1"/>
+            </w:pPr>
+            <w:r>
+              <w:rPr>
+                <w:rFonts w:ascii="David" w:hAnsi="David" w:eastAsia="David" w:cs="David"/>
+                <w:b w:val="0"/>
+                <w:color w:val="172337"/>
+                <w:sz w:val="23"/>
+                <w:rtl w:val="1"/>
+                <w:szCs w:val="23"/>
+              </w:rPr>
+              <w:t>פתיחה מחדש של המסד</w:t>
+            </w:r>
+          </w:p>
+        </w:tc>
+        <w:tc>
+          <w:tcPr>
+            <w:tcW w:type="dxa" w:w="3289"/>
+          </w:tcPr>
+          <w:p>
+            <w:pPr>
+              <w:spacing w:after="80" w:line="269" w:lineRule="auto"/>
+              <w:jc w:val="right"/>
+              <w:bidi w:val="1"/>
+            </w:pPr>
+            <w:r>
+              <w:rPr>
+                <w:rFonts w:ascii="David" w:hAnsi="David" w:eastAsia="David" w:cs="David"/>
+                <w:b w:val="0"/>
+                <w:color w:val="172337"/>
+                <w:sz w:val="23"/>
+                <w:rtl w:val="1"/>
+                <w:szCs w:val="23"/>
+              </w:rPr>
+              <w:t>החשבון והתוצאות עדיין קיימים.</w:t>
+            </w:r>
+          </w:p>
+        </w:tc>
+        <w:tc>
+          <w:tcPr>
+            <w:tcW w:type="dxa" w:w="3289"/>
+          </w:tcPr>
+          <w:p>
+            <w:pPr>
+              <w:spacing w:after="80" w:line="269" w:lineRule="auto"/>
+              <w:jc w:val="right"/>
+              <w:bidi w:val="1"/>
+            </w:pPr>
+            <w:r>
+              <w:rPr>
+                <w:rFonts w:ascii="David" w:hAnsi="David" w:eastAsia="David" w:cs="David"/>
+                <w:b w:val="0"/>
+                <w:color w:val="172337"/>
+                <w:sz w:val="23"/>
+                <w:rtl w:val="1"/>
+                <w:szCs w:val="23"/>
+              </w:rPr>
+              <w:t>בדיקות התמדה ב־</w:t>
+            </w:r>
+            <w:r>
+              <w:rPr>
+                <w:rFonts w:ascii="Times New Roman" w:hAnsi="Times New Roman" w:eastAsia="Times New Roman" w:cs="Times New Roman"/>
+                <w:b w:val="0"/>
+                <w:color w:val="172337"/>
+                <w:sz w:val="23"/>
+                <w:rtl w:val="0"/>
+                <w:szCs w:val="23"/>
+              </w:rPr>
+              <w:t>SQLite.</w:t>
+            </w:r>
+          </w:p>
+        </w:tc>
+      </w:tr>
+    </w:tbl>
+    <w:p>
+      <w:pPr>
+        <w:spacing w:after="40" w:line="40" w:lineRule="exact"/>
+      </w:pPr>
     </w:p>
     <w:p>
       <w:pPr>
@@ -9212,7 +11825,7 @@
           <w:rtl w:val="1"/>
           <w:szCs w:val="26"/>
         </w:rPr>
-        <w:t>נעשה שימוש נרחב ב־</w:t>
+        <w:t>בפרויקט נעשה שימוש נרחב ב־</w:t>
       </w:r>
       <w:r>
         <w:rPr>
@@ -9256,7 +11869,7 @@
           <w:rtl w:val="1"/>
           <w:szCs w:val="26"/>
         </w:rPr>
-        <w:t xml:space="preserve"> ללמידה, תכנון, יצירת קוד, עיצוב, בדיקות ותיעוד. הסיוע כלל מימוש תקשורת </w:t>
+        <w:t xml:space="preserve"> ללמידה, לתכנון, ליצירת קוד ולשינויו, לעיצוב הממשק ולהכנת בדיקות ותיעוד. הסיוע כלל תקשורת </w:t>
       </w:r>
       <w:r>
         <w:rPr>
@@ -9322,7 +11935,7 @@
           <w:rtl w:val="1"/>
           <w:szCs w:val="26"/>
         </w:rPr>
-        <w:t xml:space="preserve"> והפרופיל.</w:t>
+        <w:t xml:space="preserve"> ופרופילים. הכלים שימשו גם להסברים על מושגים ועל זרימת הקוד.</w:t>
       </w:r>
     </w:p>
     <w:p>
@@ -9355,7 +11968,7 @@
           <w:szCs w:val="32"/>
           <w:bCs w:val="1"/>
         </w:rPr>
-        <w:t xml:space="preserve"> תרומה אישית בתהליך</w:t>
+        <w:t xml:space="preserve"> תהליך העבודה</w:t>
       </w:r>
     </w:p>
     <w:p>
@@ -9373,7 +11986,7 @@
           <w:rtl w:val="1"/>
           <w:szCs w:val="26"/>
         </w:rPr>
-        <w:t>מותנא הגדיר דרישות וקיבל החלטות על התנהגות המערכת, הוביל את הפיתוח בעזרת הכלים ובדק את היישום ב־</w:t>
+        <w:t xml:space="preserve">תהליך העבודה כלל הגדרת דרישה, קבלת הצעה מכלי </w:t>
       </w:r>
       <w:r>
         <w:rPr>
@@ -9384,7 +11997,7 @@
           <w:rtl w:val="0"/>
           <w:szCs w:val="26"/>
         </w:rPr>
-        <w:t>Windows.</w:t>
+        <w:t>AI,</w:t>
       </w:r>
       <w:r>
         <w:rPr>
@@ -9395,7 +12008,7 @@
           <w:rtl w:val="1"/>
           <w:szCs w:val="26"/>
         </w:rPr>
-        <w:t xml:space="preserve"> הוא נעזר בהסברים על </w:t>
+        <w:t xml:space="preserve"> קריאת הקוד וההסברים, הרצה ובדיקות והתאמות. מותנא קיבל החלטות על התנהגות המערכת וביקש להתקדם בצעדים שניתן לקרוא ולהבין. הוא בדק את היישום ב־</w:t>
       </w:r>
       <w:r>
         <w:rPr>
@@ -9406,7 +12019,7 @@
           <w:rtl w:val="0"/>
           <w:szCs w:val="26"/>
         </w:rPr>
-        <w:t>Socket</w:t>
+        <w:t>Windows</w:t>
       </w:r>
       <w:r>
         <w:rPr>
@@ -9417,7 +12030,90 @@
           <w:rtl w:val="1"/>
           <w:szCs w:val="26"/>
         </w:rPr>
-        <w:t xml:space="preserve"> וזרימת ההודעות, קרא את הקוד ובחן את התאמת ההצעות לדרישות. התהליך כלל הבנת הקשרים בין המחלקות ובדיקת פעולות המשתמש.</w:t>
+        <w:t xml:space="preserve"> ונתן משוב על התקשורת, פעולות המשתמש והממשק. כלי ה־</w:t>
+      </w:r>
+      <w:r>
+        <w:rPr>
+          <w:rFonts w:ascii="Times New Roman" w:hAnsi="Times New Roman" w:eastAsia="Times New Roman" w:cs="Times New Roman"/>
+          <w:b w:val="0"/>
+          <w:color w:val="172337"/>
+          <w:sz w:val="26"/>
+          <w:rtl w:val="0"/>
+          <w:szCs w:val="26"/>
+        </w:rPr>
+        <w:t>AI</w:t>
+      </w:r>
+      <w:r>
+        <w:rPr>
+          <w:rFonts w:ascii="David" w:hAnsi="David" w:eastAsia="David" w:cs="David"/>
+          <w:b w:val="0"/>
+          <w:color w:val="172337"/>
+          <w:sz w:val="26"/>
+          <w:rtl w:val="1"/>
+          <w:szCs w:val="26"/>
+        </w:rPr>
+        <w:t xml:space="preserve"> סייעו במימוש ובבדיקות האוטומטיות.</w:t>
+      </w:r>
+    </w:p>
+    <w:p>
+      <w:pPr>
+        <w:spacing w:after="260" w:line="293" w:lineRule="auto" w:before="0"/>
+        <w:jc w:val="right"/>
+        <w:pStyle w:val="Heading1"/>
+        <w:keepNext/>
+        <w:pageBreakBefore/>
+        <w:bidi w:val="1"/>
+        <w:pBdr>
+          <w:bottom w:val="single" w:sz="18" w:color="D9E9F4"/>
+        </w:pBdr>
+      </w:pPr>
+      <w:r>
+        <w:rPr>
+          <w:rFonts w:ascii="Times New Roman" w:hAnsi="Times New Roman" w:eastAsia="Times New Roman" w:cs="Times New Roman"/>
+          <w:b/>
+          <w:color w:val="174C73"/>
+          <w:sz w:val="44"/>
+          <w:rtl w:val="0"/>
+          <w:szCs w:val="44"/>
+          <w:bCs w:val="1"/>
+        </w:rPr>
+        <w:t>10.</w:t>
+      </w:r>
+      <w:r>
+        <w:rPr>
+          <w:rFonts w:ascii="David" w:hAnsi="David" w:eastAsia="David" w:cs="David"/>
+          <w:b/>
+          <w:color w:val="174C73"/>
+          <w:sz w:val="44"/>
+          <w:rtl w:val="1"/>
+          <w:szCs w:val="44"/>
+          <w:bCs w:val="1"/>
+        </w:rPr>
+        <w:t xml:space="preserve"> שימוש בכלי </w:t>
+      </w:r>
+      <w:r>
+        <w:rPr>
+          <w:rFonts w:ascii="Times New Roman" w:hAnsi="Times New Roman" w:eastAsia="Times New Roman" w:cs="Times New Roman"/>
+          <w:b/>
+          <w:color w:val="174C73"/>
+          <w:sz w:val="44"/>
+          <w:rtl w:val="0"/>
+          <w:szCs w:val="44"/>
+          <w:bCs w:val="1"/>
+        </w:rPr>
+        <w:t>AI</w:t>
+      </w:r>
+      <w:r>
+        <w:rPr>
+          <w:rFonts w:ascii="David" w:hAnsi="David" w:eastAsia="David" w:cs="David"/>
+          <w:b/>
+          <w:color w:val="174C73"/>
+          <w:sz w:val="44"/>
+          <w:rtl w:val="1"/>
+          <w:szCs w:val="44"/>
+          <w:bCs w:val="1"/>
+        </w:rPr>
+        <w:t xml:space="preserve"> והתרומה האישית — המשך</w:t>
       </w:r>
     </w:p>
     <w:p>
@@ -9450,8 +12146,163 @@
           <w:szCs w:val="32"/>
           <w:bCs w:val="1"/>
         </w:rPr>
-        <w:t xml:space="preserve"> דוגמה מעשית לעבודה עם </w:t>
-      </w:r>
+        <w:t xml:space="preserve"> דוגמאות מעשיות</w:t>
+      </w:r>
+    </w:p>
+    <w:p>
+      <w:pPr>
+        <w:spacing w:after="140" w:line="293" w:lineRule="auto"/>
+        <w:jc w:val="right"/>
+        <w:bidi w:val="1"/>
+      </w:pPr>
+      <w:r>
+        <w:rPr>
+          <w:rFonts w:ascii="David" w:hAnsi="David" w:eastAsia="David" w:cs="David"/>
+          <w:b w:val="0"/>
+          <w:color w:val="172337"/>
+          <w:sz w:val="26"/>
+          <w:rtl w:val="1"/>
+          <w:szCs w:val="26"/>
+        </w:rPr>
+        <w:t>דוגמה אחת הייתה ריכוז חוקי המשחק: מותנא זיהה בדיקות הקשורות לכללים בכמה מחלקות וביקש לרכז את האחריות ב־</w:t>
+      </w:r>
+      <w:r>
+        <w:rPr>
+          <w:rFonts w:ascii="Times New Roman" w:hAnsi="Times New Roman" w:eastAsia="Times New Roman" w:cs="Times New Roman"/>
+          <w:b w:val="0"/>
+          <w:color w:val="172337"/>
+          <w:sz w:val="26"/>
+          <w:rtl w:val="0"/>
+          <w:szCs w:val="26"/>
+        </w:rPr>
+        <w:t>Game.</w:t>
+      </w:r>
+      <w:r>
+        <w:rPr>
+          <w:rFonts w:ascii="David" w:hAnsi="David" w:eastAsia="David" w:cs="David"/>
+          <w:b w:val="0"/>
+          <w:color w:val="172337"/>
+          <w:sz w:val="26"/>
+          <w:rtl w:val="1"/>
+          <w:szCs w:val="26"/>
+        </w:rPr>
+        <w:t xml:space="preserve"> כלי ה־</w:t>
+      </w:r>
+      <w:r>
+        <w:rPr>
+          <w:rFonts w:ascii="Times New Roman" w:hAnsi="Times New Roman" w:eastAsia="Times New Roman" w:cs="Times New Roman"/>
+          <w:b w:val="0"/>
+          <w:color w:val="172337"/>
+          <w:sz w:val="26"/>
+          <w:rtl w:val="0"/>
+          <w:szCs w:val="26"/>
+        </w:rPr>
+        <w:t>AI</w:t>
+      </w:r>
+      <w:r>
+        <w:rPr>
+          <w:rFonts w:ascii="David" w:hAnsi="David" w:eastAsia="David" w:cs="David"/>
+          <w:b w:val="0"/>
+          <w:color w:val="172337"/>
+          <w:sz w:val="26"/>
+          <w:rtl w:val="1"/>
+          <w:szCs w:val="26"/>
+        </w:rPr>
+        <w:t xml:space="preserve"> סייעו בשינוי המימוש ובהסרת כפילויות. השרת והמשחק המקומי משתמשים באותו מנגנון לחוקיות המהלכים.</w:t>
+      </w:r>
+    </w:p>
+    <w:p>
+      <w:pPr>
+        <w:spacing w:after="140" w:line="293" w:lineRule="auto"/>
+        <w:jc w:val="right"/>
+        <w:bidi w:val="1"/>
+      </w:pPr>
+      <w:r>
+        <w:rPr>
+          <w:rFonts w:ascii="David" w:hAnsi="David" w:eastAsia="David" w:cs="David"/>
+          <w:b w:val="0"/>
+          <w:color w:val="172337"/>
+          <w:sz w:val="26"/>
+          <w:rtl w:val="1"/>
+          <w:szCs w:val="26"/>
+        </w:rPr>
+        <w:t xml:space="preserve">דוגמה נוספת הייתה חיבור </w:t>
+      </w:r>
+      <w:r>
+        <w:rPr>
+          <w:rFonts w:ascii="Times New Roman" w:hAnsi="Times New Roman" w:eastAsia="Times New Roman" w:cs="Times New Roman"/>
+          <w:b w:val="0"/>
+          <w:color w:val="172337"/>
+          <w:sz w:val="26"/>
+          <w:rtl w:val="0"/>
+          <w:szCs w:val="26"/>
+        </w:rPr>
+        <w:t>JavaFX</w:t>
+      </w:r>
+      <w:r>
+        <w:rPr>
+          <w:rFonts w:ascii="David" w:hAnsi="David" w:eastAsia="David" w:cs="David"/>
+          <w:b w:val="0"/>
+          <w:color w:val="172337"/>
+          <w:sz w:val="26"/>
+          <w:rtl w:val="1"/>
+          <w:szCs w:val="26"/>
+        </w:rPr>
+        <w:t xml:space="preserve"> לשרת: פעולות החיבור וקריאת ההודעות עשויות להמתין, ולכן נדרש לבצען ברקע ולעדכן את המסך באמצעות </w:t>
+      </w:r>
+      <w:r>
+        <w:rPr>
+          <w:rFonts w:ascii="Times New Roman" w:hAnsi="Times New Roman" w:eastAsia="Times New Roman" w:cs="Times New Roman"/>
+          <w:b w:val="0"/>
+          <w:color w:val="172337"/>
+          <w:sz w:val="26"/>
+          <w:rtl w:val="0"/>
+          <w:szCs w:val="26"/>
+        </w:rPr>
+        <w:t>Platform.runLater.</w:t>
+      </w:r>
+      <w:r>
+        <w:rPr>
+          <w:rFonts w:ascii="David" w:hAnsi="David" w:eastAsia="David" w:cs="David"/>
+          <w:b w:val="0"/>
+          <w:color w:val="172337"/>
+          <w:sz w:val="26"/>
+          <w:rtl w:val="1"/>
+          <w:szCs w:val="26"/>
+        </w:rPr>
+        <w:t xml:space="preserve"> כלי ה־</w:t>
+      </w:r>
+      <w:r>
+        <w:rPr>
+          <w:rFonts w:ascii="Times New Roman" w:hAnsi="Times New Roman" w:eastAsia="Times New Roman" w:cs="Times New Roman"/>
+          <w:b w:val="0"/>
+          <w:color w:val="172337"/>
+          <w:sz w:val="26"/>
+          <w:rtl w:val="0"/>
+          <w:szCs w:val="26"/>
+        </w:rPr>
+        <w:t>AI</w:t>
+      </w:r>
+      <w:r>
+        <w:rPr>
+          <w:rFonts w:ascii="David" w:hAnsi="David" w:eastAsia="David" w:cs="David"/>
+          <w:b w:val="0"/>
+          <w:color w:val="172337"/>
+          <w:sz w:val="26"/>
+          <w:rtl w:val="1"/>
+          <w:szCs w:val="26"/>
+        </w:rPr>
+        <w:t xml:space="preserve"> סייעו בקוד ובהסברים, ומותנא בחן את החיבור ואת פעולות המשתמש ביישום.</w:t>
+      </w:r>
+    </w:p>
+    <w:p>
+      <w:pPr>
+        <w:spacing w:after="140" w:line="293" w:lineRule="auto" w:before="160"/>
+        <w:jc w:val="right"/>
+        <w:pStyle w:val="Heading2"/>
+        <w:keepNext/>
+        <w:bidi w:val="1"/>
+      </w:pPr>
       <w:r>
         <w:rPr>
           <w:rFonts w:ascii="Times New Roman" w:hAnsi="Times New Roman" w:eastAsia="Times New Roman" w:cs="Times New Roman"/>
@@ -9462,7 +12313,19 @@
           <w:szCs w:val="32"/>
           <w:bCs w:val="1"/>
         </w:rPr>
-        <w:t>AI</w:t>
+        <w:t>10.4</w:t>
+      </w:r>
+      <w:r>
+        <w:rPr>
+          <w:rFonts w:ascii="David" w:hAnsi="David" w:eastAsia="David" w:cs="David"/>
+          <w:b/>
+          <w:color w:val="174C73"/>
+          <w:sz w:val="32"/>
+          <w:rtl w:val="1"/>
+          <w:szCs w:val="32"/>
+          <w:bCs w:val="1"/>
+        </w:rPr>
+        <w:t xml:space="preserve"> חלוקת תחומי האחריות</w:t>
       </w:r>
     </w:p>
     <w:p>
@@ -9480,7 +12343,7 @@
           <w:rtl w:val="1"/>
           <w:szCs w:val="26"/>
         </w:rPr>
-        <w:t xml:space="preserve">בעת עיצוב המשוב למשתמש, מותנא הגדיר שהודעות שגיאה יוצגו בצורה ברורה בלי לשנות את גודל הלוח. בעזרת </w:t>
+        <w:t xml:space="preserve">לפי חלוקת תחומי האחריות שנמסרה, רביע התמקד בלוגיקת המשחק ובכללים של הגרסה המקומית. מותנא התמקד בהרחבת המערכת לשרת </w:t>
       </w:r>
       <w:r>
         <w:rPr>
@@ -9491,7 +12354,7 @@
           <w:rtl w:val="0"/>
           <w:szCs w:val="26"/>
         </w:rPr>
-        <w:t>AI</w:t>
+        <w:t>TCP,</w:t>
       </w:r>
       <w:r>
         <w:rPr>
@@ -9502,7 +12365,7 @@
           <w:rtl w:val="1"/>
           <w:szCs w:val="26"/>
         </w:rPr>
-        <w:t xml:space="preserve"> מומש כרטיס הודעה צף. מותנא בחן את אופן הצגתו בזמן המשחק וביקש התאמות לעיצוב ולנוחות השימוש. התהליך כלל הגדרת דרישה, שימוש בכלי לסיוע במימוש ובחינת התוצאה ביישום.</w:t>
+        <w:t xml:space="preserve"> בניהול חדרים, בחשבונות ובפרופילים, ובשילוב הרכיבים לגרסה הסופית העובדת.</w:t>
       </w:r>
     </w:p>
     <w:p>

--- a/docs/project-book/Damka_Project_Book_TCP_Profile.docx
+++ b/docs/project-book/Damka_Project_Book_TCP_Profile.docx
@@ -880,29 +880,7 @@
           <w:rtl w:val="1"/>
           <w:szCs w:val="24"/>
         </w:rPr>
-        <w:t xml:space="preserve"> שימוש בכלי </w:t>
-      </w:r>
-      <w:r>
-        <w:rPr>
-          <w:rFonts w:ascii="Times New Roman" w:hAnsi="Times New Roman" w:eastAsia="Times New Roman" w:cs="Times New Roman"/>
-          <w:b w:val="0"/>
-          <w:color w:val="172337"/>
-          <w:sz w:val="24"/>
-          <w:rtl w:val="0"/>
-          <w:szCs w:val="24"/>
-        </w:rPr>
-        <w:t>AI</w:t>
-      </w:r>
-      <w:r>
-        <w:rPr>
-          <w:rFonts w:ascii="David" w:hAnsi="David" w:eastAsia="David" w:cs="David"/>
-          <w:b w:val="0"/>
-          <w:color w:val="172337"/>
-          <w:sz w:val="24"/>
-          <w:rtl w:val="1"/>
-          <w:szCs w:val="24"/>
-        </w:rPr>
-        <w:t xml:space="preserve"> והתרומה האישית  ..................................  </w:t>
+        <w:t xml:space="preserve"> שימוש בבינה מלאכותית  ..................................  </w:t>
       </w:r>
       <w:fldSimple w:instr="PAGEREF chapter_10 \h">
         <w:r>
@@ -944,9 +922,51 @@
           <w:rtl w:val="1"/>
           <w:szCs w:val="24"/>
         </w:rPr>
+        <w:t xml:space="preserve"> תרומה אישית  ..................................  </w:t>
+      </w:r>
+      <w:fldSimple w:instr="PAGEREF chapter_11 \h">
+        <w:r>
+          <w:rPr>
+            <w:rFonts w:ascii="Times New Roman" w:hAnsi="Times New Roman" w:eastAsia="Times New Roman" w:cs="Times New Roman"/>
+            <w:b w:val="0"/>
+            <w:color w:val="172337"/>
+            <w:sz w:val="24"/>
+            <w:rtl w:val="0"/>
+            <w:szCs w:val="24"/>
+          </w:rPr>
+          <w:t>21</w:t>
+        </w:r>
+      </w:fldSimple>
+    </w:p>
+    <w:p>
+      <w:pPr>
+        <w:spacing w:after="120" w:line="293" w:lineRule="auto"/>
+        <w:jc w:val="right"/>
+        <w:bidi w:val="1"/>
+      </w:pPr>
+      <w:r>
+        <w:rPr>
+          <w:rFonts w:ascii="Times New Roman" w:hAnsi="Times New Roman" w:eastAsia="Times New Roman" w:cs="Times New Roman"/>
+          <w:b w:val="0"/>
+          <w:color w:val="172337"/>
+          <w:sz w:val="24"/>
+          <w:rtl w:val="0"/>
+          <w:szCs w:val="24"/>
+        </w:rPr>
+        <w:t>12.</w:t>
+      </w:r>
+      <w:r>
+        <w:rPr>
+          <w:rFonts w:ascii="David" w:hAnsi="David" w:eastAsia="David" w:cs="David"/>
+          <w:b w:val="0"/>
+          <w:color w:val="172337"/>
+          <w:sz w:val="24"/>
+          <w:rtl w:val="1"/>
+          <w:szCs w:val="24"/>
+        </w:rPr>
         <w:t xml:space="preserve"> סיכום, אתגרים ומקורות  ..................................  </w:t>
       </w:r>
-      <w:fldSimple w:instr="PAGEREF chapter_11 \h">
+      <w:fldSimple w:instr="PAGEREF chapter_12 \h">
         <w:r>
           <w:rPr>
             <w:rFonts w:ascii="Times New Roman" w:hAnsi="Times New Roman" w:eastAsia="Times New Roman" w:cs="Times New Roman"/>
@@ -11749,66 +11769,9 @@
           <w:szCs w:val="44"/>
           <w:bCs w:val="1"/>
         </w:rPr>
-        <w:t xml:space="preserve"> שימוש בכלי </w:t>
-      </w:r>
-      <w:r>
-        <w:rPr>
-          <w:rFonts w:ascii="Times New Roman" w:hAnsi="Times New Roman" w:eastAsia="Times New Roman" w:cs="Times New Roman"/>
-          <w:b/>
-          <w:color w:val="174C73"/>
-          <w:sz w:val="44"/>
-          <w:rtl w:val="0"/>
-          <w:szCs w:val="44"/>
-          <w:bCs w:val="1"/>
-        </w:rPr>
-        <w:t>AI</w:t>
-      </w:r>
-      <w:r>
-        <w:rPr>
-          <w:rFonts w:ascii="David" w:hAnsi="David" w:eastAsia="David" w:cs="David"/>
-          <w:b/>
-          <w:color w:val="174C73"/>
-          <w:sz w:val="44"/>
-          <w:rtl w:val="1"/>
-          <w:szCs w:val="44"/>
-          <w:bCs w:val="1"/>
-        </w:rPr>
-        <w:t xml:space="preserve"> והתרומה האישית</w:t>
+        <w:t xml:space="preserve"> שימוש בבינה מלאכותית</w:t>
       </w:r>
       <w:bookmarkEnd w:id="10"/>
-    </w:p>
-    <w:p>
-      <w:pPr>
-        <w:spacing w:after="140" w:line="293" w:lineRule="auto" w:before="160"/>
-        <w:jc w:val="right"/>
-        <w:pStyle w:val="Heading2"/>
-        <w:keepNext/>
-        <w:bidi w:val="1"/>
-      </w:pPr>
-      <w:r>
-        <w:rPr>
-          <w:rFonts w:ascii="Times New Roman" w:hAnsi="Times New Roman" w:eastAsia="Times New Roman" w:cs="Times New Roman"/>
-          <w:b/>
-          <w:color w:val="174C73"/>
-          <w:sz w:val="32"/>
-          <w:rtl w:val="0"/>
-          <w:szCs w:val="32"/>
-          <w:bCs w:val="1"/>
-        </w:rPr>
-        <w:t>10.1</w:t>
-      </w:r>
-      <w:r>
-        <w:rPr>
-          <w:rFonts w:ascii="David" w:hAnsi="David" w:eastAsia="David" w:cs="David"/>
-          <w:b/>
-          <w:color w:val="174C73"/>
-          <w:sz w:val="32"/>
-          <w:rtl w:val="1"/>
-          <w:szCs w:val="32"/>
-          <w:bCs w:val="1"/>
-        </w:rPr>
-        <w:t xml:space="preserve"> היקף ואופן השימוש</w:t>
-      </w:r>
     </w:p>
     <w:p>
       <w:pPr>
@@ -11869,106 +11832,7 @@
           <w:rtl w:val="1"/>
           <w:szCs w:val="26"/>
         </w:rPr>
-        <w:t xml:space="preserve"> ללמידה, לתכנון, ליצירת קוד ולשינויו, לעיצוב הממשק ולהכנת בדיקות ותיעוד. הסיוע כלל תקשורת </w:t>
-      </w:r>
-      <w:r>
-        <w:rPr>
-          <w:rFonts w:ascii="Times New Roman" w:hAnsi="Times New Roman" w:eastAsia="Times New Roman" w:cs="Times New Roman"/>
-          <w:b w:val="0"/>
-          <w:color w:val="172337"/>
-          <w:sz w:val="26"/>
-          <w:rtl w:val="0"/>
-          <w:szCs w:val="26"/>
-        </w:rPr>
-        <w:t>TCP,</w:t>
-      </w:r>
-      <w:r>
-        <w:rPr>
-          <w:rFonts w:ascii="David" w:hAnsi="David" w:eastAsia="David" w:cs="David"/>
-          <w:b w:val="0"/>
-          <w:color w:val="172337"/>
-          <w:sz w:val="26"/>
-          <w:rtl w:val="1"/>
-          <w:szCs w:val="26"/>
-        </w:rPr>
-        <w:t xml:space="preserve"> חיבור </w:t>
-      </w:r>
-      <w:r>
-        <w:rPr>
-          <w:rFonts w:ascii="Times New Roman" w:hAnsi="Times New Roman" w:eastAsia="Times New Roman" w:cs="Times New Roman"/>
-          <w:b w:val="0"/>
-          <w:color w:val="172337"/>
-          <w:sz w:val="26"/>
-          <w:rtl w:val="0"/>
-          <w:szCs w:val="26"/>
-        </w:rPr>
-        <w:t>JavaFX</w:t>
-      </w:r>
-      <w:r>
-        <w:rPr>
-          <w:rFonts w:ascii="David" w:hAnsi="David" w:eastAsia="David" w:cs="David"/>
-          <w:b w:val="0"/>
-          <w:color w:val="172337"/>
-          <w:sz w:val="26"/>
-          <w:rtl w:val="1"/>
-          <w:szCs w:val="26"/>
-        </w:rPr>
-        <w:t xml:space="preserve"> לשרת, ניהול חדרים, חשבונות, </w:t>
-      </w:r>
-      <w:r>
-        <w:rPr>
-          <w:rFonts w:ascii="Times New Roman" w:hAnsi="Times New Roman" w:eastAsia="Times New Roman" w:cs="Times New Roman"/>
-          <w:b w:val="0"/>
-          <w:color w:val="172337"/>
-          <w:sz w:val="26"/>
-          <w:rtl w:val="0"/>
-          <w:szCs w:val="26"/>
-        </w:rPr>
-        <w:t>SQLite</w:t>
-      </w:r>
-      <w:r>
-        <w:rPr>
-          <w:rFonts w:ascii="David" w:hAnsi="David" w:eastAsia="David" w:cs="David"/>
-          <w:b w:val="0"/>
-          <w:color w:val="172337"/>
-          <w:sz w:val="26"/>
-          <w:rtl w:val="1"/>
-          <w:szCs w:val="26"/>
-        </w:rPr>
-        <w:t xml:space="preserve"> ופרופילים. הכלים שימשו גם להסברים על מושגים ועל זרימת הקוד.</w:t>
-      </w:r>
-    </w:p>
-    <w:p>
-      <w:pPr>
-        <w:spacing w:after="140" w:line="293" w:lineRule="auto" w:before="160"/>
-        <w:jc w:val="right"/>
-        <w:pStyle w:val="Heading2"/>
-        <w:keepNext/>
-        <w:bidi w:val="1"/>
-      </w:pPr>
-      <w:r>
-        <w:rPr>
-          <w:rFonts w:ascii="Times New Roman" w:hAnsi="Times New Roman" w:eastAsia="Times New Roman" w:cs="Times New Roman"/>
-          <w:b/>
-          <w:color w:val="174C73"/>
-          <w:sz w:val="32"/>
-          <w:rtl w:val="0"/>
-          <w:szCs w:val="32"/>
-          <w:bCs w:val="1"/>
-        </w:rPr>
-        <w:t>10.2</w:t>
-      </w:r>
-      <w:r>
-        <w:rPr>
-          <w:rFonts w:ascii="David" w:hAnsi="David" w:eastAsia="David" w:cs="David"/>
-          <w:b/>
-          <w:color w:val="174C73"/>
-          <w:sz w:val="32"/>
-          <w:rtl w:val="1"/>
-          <w:szCs w:val="32"/>
-          <w:bCs w:val="1"/>
-        </w:rPr>
-        <w:t xml:space="preserve"> תהליך העבודה</w:t>
+        <w:t xml:space="preserve"> ללמידה ולתכנון, לכתיבת הקוד ולשינויו, לעיצוב הממשק ולהכנת בדיקות ותיעוד. הכלים סייעו בהסבר מושגים ובהבנת הקשר בין רכיבי המערכת.</w:t>
       </w:r>
     </w:p>
     <w:p>
@@ -11986,7 +11850,7 @@
           <w:rtl w:val="1"/>
           <w:szCs w:val="26"/>
         </w:rPr>
-        <w:t xml:space="preserve">תהליך העבודה כלל הגדרת דרישה, קבלת הצעה מכלי </w:t>
+        <w:t>תהליך העבודה כלל הגדרת דרישות, קבלת הצעות מכלי ה־</w:t>
       </w:r>
       <w:r>
         <w:rPr>
@@ -12008,364 +11872,7 @@
           <w:rtl w:val="1"/>
           <w:szCs w:val="26"/>
         </w:rPr>
-        <w:t xml:space="preserve"> קריאת הקוד וההסברים, הרצה ובדיקות והתאמות. מותנא קיבל החלטות על התנהגות המערכת וביקש להתקדם בצעדים שניתן לקרוא ולהבין. הוא בדק את היישום ב־</w:t>
-      </w:r>
-      <w:r>
-        <w:rPr>
-          <w:rFonts w:ascii="Times New Roman" w:hAnsi="Times New Roman" w:eastAsia="Times New Roman" w:cs="Times New Roman"/>
-          <w:b w:val="0"/>
-          <w:color w:val="172337"/>
-          <w:sz w:val="26"/>
-          <w:rtl w:val="0"/>
-          <w:szCs w:val="26"/>
-        </w:rPr>
-        <w:t>Windows</w:t>
-      </w:r>
-      <w:r>
-        <w:rPr>
-          <w:rFonts w:ascii="David" w:hAnsi="David" w:eastAsia="David" w:cs="David"/>
-          <w:b w:val="0"/>
-          <w:color w:val="172337"/>
-          <w:sz w:val="26"/>
-          <w:rtl w:val="1"/>
-          <w:szCs w:val="26"/>
-        </w:rPr>
-        <w:t xml:space="preserve"> ונתן משוב על התקשורת, פעולות המשתמש והממשק. כלי ה־</w:t>
-      </w:r>
-      <w:r>
-        <w:rPr>
-          <w:rFonts w:ascii="Times New Roman" w:hAnsi="Times New Roman" w:eastAsia="Times New Roman" w:cs="Times New Roman"/>
-          <w:b w:val="0"/>
-          <w:color w:val="172337"/>
-          <w:sz w:val="26"/>
-          <w:rtl w:val="0"/>
-          <w:szCs w:val="26"/>
-        </w:rPr>
-        <w:t>AI</w:t>
-      </w:r>
-      <w:r>
-        <w:rPr>
-          <w:rFonts w:ascii="David" w:hAnsi="David" w:eastAsia="David" w:cs="David"/>
-          <w:b w:val="0"/>
-          <w:color w:val="172337"/>
-          <w:sz w:val="26"/>
-          <w:rtl w:val="1"/>
-          <w:szCs w:val="26"/>
-        </w:rPr>
-        <w:t xml:space="preserve"> סייעו במימוש ובבדיקות האוטומטיות.</w:t>
-      </w:r>
-    </w:p>
-    <w:p>
-      <w:pPr>
-        <w:spacing w:after="260" w:line="293" w:lineRule="auto" w:before="0"/>
-        <w:jc w:val="right"/>
-        <w:pStyle w:val="Heading1"/>
-        <w:keepNext/>
-        <w:pageBreakBefore/>
-        <w:bidi w:val="1"/>
-        <w:pBdr>
-          <w:bottom w:val="single" w:sz="18" w:color="D9E9F4"/>
-        </w:pBdr>
-      </w:pPr>
-      <w:r>
-        <w:rPr>
-          <w:rFonts w:ascii="Times New Roman" w:hAnsi="Times New Roman" w:eastAsia="Times New Roman" w:cs="Times New Roman"/>
-          <w:b/>
-          <w:color w:val="174C73"/>
-          <w:sz w:val="44"/>
-          <w:rtl w:val="0"/>
-          <w:szCs w:val="44"/>
-          <w:bCs w:val="1"/>
-        </w:rPr>
-        <w:t>10.</w:t>
-      </w:r>
-      <w:r>
-        <w:rPr>
-          <w:rFonts w:ascii="David" w:hAnsi="David" w:eastAsia="David" w:cs="David"/>
-          <w:b/>
-          <w:color w:val="174C73"/>
-          <w:sz w:val="44"/>
-          <w:rtl w:val="1"/>
-          <w:szCs w:val="44"/>
-          <w:bCs w:val="1"/>
-        </w:rPr>
-        <w:t xml:space="preserve"> שימוש בכלי </w:t>
-      </w:r>
-      <w:r>
-        <w:rPr>
-          <w:rFonts w:ascii="Times New Roman" w:hAnsi="Times New Roman" w:eastAsia="Times New Roman" w:cs="Times New Roman"/>
-          <w:b/>
-          <w:color w:val="174C73"/>
-          <w:sz w:val="44"/>
-          <w:rtl w:val="0"/>
-          <w:szCs w:val="44"/>
-          <w:bCs w:val="1"/>
-        </w:rPr>
-        <w:t>AI</w:t>
-      </w:r>
-      <w:r>
-        <w:rPr>
-          <w:rFonts w:ascii="David" w:hAnsi="David" w:eastAsia="David" w:cs="David"/>
-          <w:b/>
-          <w:color w:val="174C73"/>
-          <w:sz w:val="44"/>
-          <w:rtl w:val="1"/>
-          <w:szCs w:val="44"/>
-          <w:bCs w:val="1"/>
-        </w:rPr>
-        <w:t xml:space="preserve"> והתרומה האישית — המשך</w:t>
-      </w:r>
-    </w:p>
-    <w:p>
-      <w:pPr>
-        <w:spacing w:after="140" w:line="293" w:lineRule="auto" w:before="160"/>
-        <w:jc w:val="right"/>
-        <w:pStyle w:val="Heading2"/>
-        <w:keepNext/>
-        <w:bidi w:val="1"/>
-      </w:pPr>
-      <w:r>
-        <w:rPr>
-          <w:rFonts w:ascii="Times New Roman" w:hAnsi="Times New Roman" w:eastAsia="Times New Roman" w:cs="Times New Roman"/>
-          <w:b/>
-          <w:color w:val="174C73"/>
-          <w:sz w:val="32"/>
-          <w:rtl w:val="0"/>
-          <w:szCs w:val="32"/>
-          <w:bCs w:val="1"/>
-        </w:rPr>
-        <w:t>10.3</w:t>
-      </w:r>
-      <w:r>
-        <w:rPr>
-          <w:rFonts w:ascii="David" w:hAnsi="David" w:eastAsia="David" w:cs="David"/>
-          <w:b/>
-          <w:color w:val="174C73"/>
-          <w:sz w:val="32"/>
-          <w:rtl w:val="1"/>
-          <w:szCs w:val="32"/>
-          <w:bCs w:val="1"/>
-        </w:rPr>
-        <w:t xml:space="preserve"> דוגמאות מעשיות</w:t>
-      </w:r>
-    </w:p>
-    <w:p>
-      <w:pPr>
-        <w:spacing w:after="140" w:line="293" w:lineRule="auto"/>
-        <w:jc w:val="right"/>
-        <w:bidi w:val="1"/>
-      </w:pPr>
-      <w:r>
-        <w:rPr>
-          <w:rFonts w:ascii="David" w:hAnsi="David" w:eastAsia="David" w:cs="David"/>
-          <w:b w:val="0"/>
-          <w:color w:val="172337"/>
-          <w:sz w:val="26"/>
-          <w:rtl w:val="1"/>
-          <w:szCs w:val="26"/>
-        </w:rPr>
-        <w:t>דוגמה אחת הייתה ריכוז חוקי המשחק: מותנא זיהה בדיקות הקשורות לכללים בכמה מחלקות וביקש לרכז את האחריות ב־</w:t>
-      </w:r>
-      <w:r>
-        <w:rPr>
-          <w:rFonts w:ascii="Times New Roman" w:hAnsi="Times New Roman" w:eastAsia="Times New Roman" w:cs="Times New Roman"/>
-          <w:b w:val="0"/>
-          <w:color w:val="172337"/>
-          <w:sz w:val="26"/>
-          <w:rtl w:val="0"/>
-          <w:szCs w:val="26"/>
-        </w:rPr>
-        <w:t>Game.</w:t>
-      </w:r>
-      <w:r>
-        <w:rPr>
-          <w:rFonts w:ascii="David" w:hAnsi="David" w:eastAsia="David" w:cs="David"/>
-          <w:b w:val="0"/>
-          <w:color w:val="172337"/>
-          <w:sz w:val="26"/>
-          <w:rtl w:val="1"/>
-          <w:szCs w:val="26"/>
-        </w:rPr>
-        <w:t xml:space="preserve"> כלי ה־</w:t>
-      </w:r>
-      <w:r>
-        <w:rPr>
-          <w:rFonts w:ascii="Times New Roman" w:hAnsi="Times New Roman" w:eastAsia="Times New Roman" w:cs="Times New Roman"/>
-          <w:b w:val="0"/>
-          <w:color w:val="172337"/>
-          <w:sz w:val="26"/>
-          <w:rtl w:val="0"/>
-          <w:szCs w:val="26"/>
-        </w:rPr>
-        <w:t>AI</w:t>
-      </w:r>
-      <w:r>
-        <w:rPr>
-          <w:rFonts w:ascii="David" w:hAnsi="David" w:eastAsia="David" w:cs="David"/>
-          <w:b w:val="0"/>
-          <w:color w:val="172337"/>
-          <w:sz w:val="26"/>
-          <w:rtl w:val="1"/>
-          <w:szCs w:val="26"/>
-        </w:rPr>
-        <w:t xml:space="preserve"> סייעו בשינוי המימוש ובהסרת כפילויות. השרת והמשחק המקומי משתמשים באותו מנגנון לחוקיות המהלכים.</w:t>
-      </w:r>
-    </w:p>
-    <w:p>
-      <w:pPr>
-        <w:spacing w:after="140" w:line="293" w:lineRule="auto"/>
-        <w:jc w:val="right"/>
-        <w:bidi w:val="1"/>
-      </w:pPr>
-      <w:r>
-        <w:rPr>
-          <w:rFonts w:ascii="David" w:hAnsi="David" w:eastAsia="David" w:cs="David"/>
-          <w:b w:val="0"/>
-          <w:color w:val="172337"/>
-          <w:sz w:val="26"/>
-          <w:rtl w:val="1"/>
-          <w:szCs w:val="26"/>
-        </w:rPr>
-        <w:t xml:space="preserve">דוגמה נוספת הייתה חיבור </w:t>
-      </w:r>
-      <w:r>
-        <w:rPr>
-          <w:rFonts w:ascii="Times New Roman" w:hAnsi="Times New Roman" w:eastAsia="Times New Roman" w:cs="Times New Roman"/>
-          <w:b w:val="0"/>
-          <w:color w:val="172337"/>
-          <w:sz w:val="26"/>
-          <w:rtl w:val="0"/>
-          <w:szCs w:val="26"/>
-        </w:rPr>
-        <w:t>JavaFX</w:t>
-      </w:r>
-      <w:r>
-        <w:rPr>
-          <w:rFonts w:ascii="David" w:hAnsi="David" w:eastAsia="David" w:cs="David"/>
-          <w:b w:val="0"/>
-          <w:color w:val="172337"/>
-          <w:sz w:val="26"/>
-          <w:rtl w:val="1"/>
-          <w:szCs w:val="26"/>
-        </w:rPr>
-        <w:t xml:space="preserve"> לשרת: פעולות החיבור וקריאת ההודעות עשויות להמתין, ולכן נדרש לבצען ברקע ולעדכן את המסך באמצעות </w:t>
-      </w:r>
-      <w:r>
-        <w:rPr>
-          <w:rFonts w:ascii="Times New Roman" w:hAnsi="Times New Roman" w:eastAsia="Times New Roman" w:cs="Times New Roman"/>
-          <w:b w:val="0"/>
-          <w:color w:val="172337"/>
-          <w:sz w:val="26"/>
-          <w:rtl w:val="0"/>
-          <w:szCs w:val="26"/>
-        </w:rPr>
-        <w:t>Platform.runLater.</w:t>
-      </w:r>
-      <w:r>
-        <w:rPr>
-          <w:rFonts w:ascii="David" w:hAnsi="David" w:eastAsia="David" w:cs="David"/>
-          <w:b w:val="0"/>
-          <w:color w:val="172337"/>
-          <w:sz w:val="26"/>
-          <w:rtl w:val="1"/>
-          <w:szCs w:val="26"/>
-        </w:rPr>
-        <w:t xml:space="preserve"> כלי ה־</w:t>
-      </w:r>
-      <w:r>
-        <w:rPr>
-          <w:rFonts w:ascii="Times New Roman" w:hAnsi="Times New Roman" w:eastAsia="Times New Roman" w:cs="Times New Roman"/>
-          <w:b w:val="0"/>
-          <w:color w:val="172337"/>
-          <w:sz w:val="26"/>
-          <w:rtl w:val="0"/>
-          <w:szCs w:val="26"/>
-        </w:rPr>
-        <w:t>AI</w:t>
-      </w:r>
-      <w:r>
-        <w:rPr>
-          <w:rFonts w:ascii="David" w:hAnsi="David" w:eastAsia="David" w:cs="David"/>
-          <w:b w:val="0"/>
-          <w:color w:val="172337"/>
-          <w:sz w:val="26"/>
-          <w:rtl w:val="1"/>
-          <w:szCs w:val="26"/>
-        </w:rPr>
-        <w:t xml:space="preserve"> סייעו בקוד ובהסברים, ומותנא בחן את החיבור ואת פעולות המשתמש ביישום.</w:t>
-      </w:r>
-    </w:p>
-    <w:p>
-      <w:pPr>
-        <w:spacing w:after="140" w:line="293" w:lineRule="auto" w:before="160"/>
-        <w:jc w:val="right"/>
-        <w:pStyle w:val="Heading2"/>
-        <w:keepNext/>
-        <w:bidi w:val="1"/>
-      </w:pPr>
-      <w:r>
-        <w:rPr>
-          <w:rFonts w:ascii="Times New Roman" w:hAnsi="Times New Roman" w:eastAsia="Times New Roman" w:cs="Times New Roman"/>
-          <w:b/>
-          <w:color w:val="174C73"/>
-          <w:sz w:val="32"/>
-          <w:rtl w:val="0"/>
-          <w:szCs w:val="32"/>
-          <w:bCs w:val="1"/>
-        </w:rPr>
-        <w:t>10.4</w:t>
-      </w:r>
-      <w:r>
-        <w:rPr>
-          <w:rFonts w:ascii="David" w:hAnsi="David" w:eastAsia="David" w:cs="David"/>
-          <w:b/>
-          <w:color w:val="174C73"/>
-          <w:sz w:val="32"/>
-          <w:rtl w:val="1"/>
-          <w:szCs w:val="32"/>
-          <w:bCs w:val="1"/>
-        </w:rPr>
-        <w:t xml:space="preserve"> חלוקת תחומי האחריות</w:t>
-      </w:r>
-    </w:p>
-    <w:p>
-      <w:pPr>
-        <w:spacing w:after="140" w:line="293" w:lineRule="auto"/>
-        <w:jc w:val="right"/>
-        <w:bidi w:val="1"/>
-      </w:pPr>
-      <w:r>
-        <w:rPr>
-          <w:rFonts w:ascii="David" w:hAnsi="David" w:eastAsia="David" w:cs="David"/>
-          <w:b w:val="0"/>
-          <w:color w:val="172337"/>
-          <w:sz w:val="26"/>
-          <w:rtl w:val="1"/>
-          <w:szCs w:val="26"/>
-        </w:rPr>
-        <w:t xml:space="preserve">לפי חלוקת תחומי האחריות שנמסרה, רביע התמקד בלוגיקת המשחק ובכללים של הגרסה המקומית. מותנא התמקד בהרחבת המערכת לשרת </w:t>
-      </w:r>
-      <w:r>
-        <w:rPr>
-          <w:rFonts w:ascii="Times New Roman" w:hAnsi="Times New Roman" w:eastAsia="Times New Roman" w:cs="Times New Roman"/>
-          <w:b w:val="0"/>
-          <w:color w:val="172337"/>
-          <w:sz w:val="26"/>
-          <w:rtl w:val="0"/>
-          <w:szCs w:val="26"/>
-        </w:rPr>
-        <w:t>TCP,</w:t>
-      </w:r>
-      <w:r>
-        <w:rPr>
-          <w:rFonts w:ascii="David" w:hAnsi="David" w:eastAsia="David" w:cs="David"/>
-          <w:b w:val="0"/>
-          <w:color w:val="172337"/>
-          <w:sz w:val="26"/>
-          <w:rtl w:val="1"/>
-          <w:szCs w:val="26"/>
-        </w:rPr>
-        <w:t xml:space="preserve"> בניהול חדרים, בחשבונות ובפרופילים, ובשילוב הרכיבים לגרסה הסופית העובדת.</w:t>
+        <w:t xml:space="preserve"> קריאת הקוד וההסברים, הרצה ובדיקות וביצוע התאמות בהתאם לתוצאות. הסיוע שימש הן לקידום המימוש והן ללמידה ולהבנת הפרויקט.</w:t>
       </w:r>
     </w:p>
     <w:p>
@@ -12403,9 +11910,272 @@
           <w:szCs w:val="44"/>
           <w:bCs w:val="1"/>
         </w:rPr>
+        <w:t xml:space="preserve"> תרומה אישית</w:t>
+      </w:r>
+      <w:bookmarkEnd w:id="11"/>
+    </w:p>
+    <w:p>
+      <w:pPr>
+        <w:spacing w:after="140" w:line="293" w:lineRule="auto"/>
+        <w:jc w:val="right"/>
+        <w:bidi w:val="1"/>
+      </w:pPr>
+      <w:r>
+        <w:rPr>
+          <w:rFonts w:ascii="David" w:hAnsi="David" w:eastAsia="David" w:cs="David"/>
+          <w:b w:val="0"/>
+          <w:color w:val="172337"/>
+          <w:sz w:val="26"/>
+          <w:rtl w:val="1"/>
+          <w:szCs w:val="26"/>
+        </w:rPr>
+        <w:t>תחומי האחריות שהוגדרו בפרויקט:</w:t>
+      </w:r>
+    </w:p>
+    <w:tbl>
+      <w:tblPr>
+        <w:tblW w:type="auto" w:w="0"/>
+        <w:tblLayout w:type="autofit"/>
+        <w:tblLook w:firstColumn="1" w:firstRow="1" w:lastColumn="0" w:lastRow="0" w:noHBand="0" w:noVBand="1" w:val="04A0"/>
+        <w:bidiVisual w:val="1"/>
+        <w:tblBorders>
+          <w:top w:val="single" w:sz="4" w:color="B6D0DF"/>
+          <w:left w:val="single" w:sz="4" w:color="B6D0DF"/>
+          <w:bottom w:val="single" w:sz="4" w:color="B6D0DF"/>
+          <w:right w:val="single" w:sz="4" w:color="B6D0DF"/>
+          <w:insideH w:val="single" w:sz="4" w:color="B6D0DF"/>
+          <w:insideV w:val="single" w:sz="4" w:color="B6D0DF"/>
+        </w:tblBorders>
+      </w:tblPr>
+      <w:tblGrid>
+        <w:gridCol w:w="3453"/>
+        <w:gridCol w:w="6412"/>
+      </w:tblGrid>
+      <w:tr>
+        <w:tc>
+          <w:tcPr>
+            <w:tcW w:type="dxa" w:w="4933"/>
+            <w:shd w:fill="d9e9f4"/>
+          </w:tcPr>
+          <w:p>
+            <w:pPr>
+              <w:spacing w:after="80" w:line="269" w:lineRule="auto"/>
+              <w:jc w:val="right"/>
+              <w:bidi w:val="1"/>
+            </w:pPr>
+            <w:r>
+              <w:rPr>
+                <w:rFonts w:ascii="David" w:hAnsi="David" w:eastAsia="David" w:cs="David"/>
+                <w:b/>
+                <w:color w:val="174C73"/>
+                <w:sz w:val="23"/>
+                <w:rtl w:val="1"/>
+                <w:szCs w:val="23"/>
+                <w:bCs w:val="1"/>
+              </w:rPr>
+              <w:t>סטודנט</w:t>
+            </w:r>
+          </w:p>
+        </w:tc>
+        <w:tc>
+          <w:tcPr>
+            <w:tcW w:type="dxa" w:w="4933"/>
+            <w:shd w:fill="d9e9f4"/>
+          </w:tcPr>
+          <w:p>
+            <w:pPr>
+              <w:spacing w:after="80" w:line="269" w:lineRule="auto"/>
+              <w:jc w:val="right"/>
+              <w:bidi w:val="1"/>
+            </w:pPr>
+            <w:r>
+              <w:rPr>
+                <w:rFonts w:ascii="David" w:hAnsi="David" w:eastAsia="David" w:cs="David"/>
+                <w:b/>
+                <w:color w:val="174C73"/>
+                <w:sz w:val="23"/>
+                <w:rtl w:val="1"/>
+                <w:szCs w:val="23"/>
+                <w:bCs w:val="1"/>
+              </w:rPr>
+              <w:t>תחום אחריות</w:t>
+            </w:r>
+          </w:p>
+        </w:tc>
+      </w:tr>
+      <w:tr>
+        <w:tc>
+          <w:tcPr>
+            <w:tcW w:type="dxa" w:w="4933"/>
+          </w:tcPr>
+          <w:p>
+            <w:pPr>
+              <w:spacing w:after="80" w:line="269" w:lineRule="auto"/>
+              <w:jc w:val="right"/>
+              <w:bidi w:val="1"/>
+            </w:pPr>
+            <w:r>
+              <w:rPr>
+                <w:rFonts w:ascii="David" w:hAnsi="David" w:eastAsia="David" w:cs="David"/>
+                <w:b w:val="0"/>
+                <w:color w:val="172337"/>
+                <w:sz w:val="23"/>
+                <w:rtl w:val="1"/>
+                <w:szCs w:val="23"/>
+              </w:rPr>
+              <w:t>רביע אבו עאד</w:t>
+            </w:r>
+          </w:p>
+        </w:tc>
+        <w:tc>
+          <w:tcPr>
+            <w:tcW w:type="dxa" w:w="4933"/>
+          </w:tcPr>
+          <w:p>
+            <w:pPr>
+              <w:spacing w:after="80" w:line="269" w:lineRule="auto"/>
+              <w:jc w:val="right"/>
+              <w:bidi w:val="1"/>
+            </w:pPr>
+            <w:r>
+              <w:rPr>
+                <w:rFonts w:ascii="David" w:hAnsi="David" w:eastAsia="David" w:cs="David"/>
+                <w:b w:val="0"/>
+                <w:color w:val="172337"/>
+                <w:sz w:val="23"/>
+                <w:rtl w:val="1"/>
+                <w:szCs w:val="23"/>
+              </w:rPr>
+              <w:t xml:space="preserve">לוגיקת המשחק </w:t>
+            </w:r>
+            <w:r>
+              <w:rPr>
+                <w:rFonts w:ascii="Times New Roman" w:hAnsi="Times New Roman" w:eastAsia="Times New Roman" w:cs="Times New Roman"/>
+                <w:b w:val="0"/>
+                <w:color w:val="172337"/>
+                <w:sz w:val="23"/>
+                <w:rtl w:val="0"/>
+                <w:szCs w:val="23"/>
+              </w:rPr>
+              <w:t>(Game Logic).</w:t>
+            </w:r>
+          </w:p>
+        </w:tc>
+      </w:tr>
+      <w:tr>
+        <w:tc>
+          <w:tcPr>
+            <w:tcW w:type="dxa" w:w="4933"/>
+          </w:tcPr>
+          <w:p>
+            <w:pPr>
+              <w:spacing w:after="80" w:line="269" w:lineRule="auto"/>
+              <w:jc w:val="right"/>
+              <w:bidi w:val="1"/>
+            </w:pPr>
+            <w:r>
+              <w:rPr>
+                <w:rFonts w:ascii="David" w:hAnsi="David" w:eastAsia="David" w:cs="David"/>
+                <w:b w:val="0"/>
+                <w:color w:val="172337"/>
+                <w:sz w:val="23"/>
+                <w:rtl w:val="1"/>
+                <w:szCs w:val="23"/>
+              </w:rPr>
+              <w:t>מותנא פרחאת</w:t>
+            </w:r>
+          </w:p>
+        </w:tc>
+        <w:tc>
+          <w:tcPr>
+            <w:tcW w:type="dxa" w:w="4933"/>
+          </w:tcPr>
+          <w:p>
+            <w:pPr>
+              <w:spacing w:after="80" w:line="269" w:lineRule="auto"/>
+              <w:jc w:val="right"/>
+              <w:bidi w:val="1"/>
+            </w:pPr>
+            <w:r>
+              <w:rPr>
+                <w:rFonts w:ascii="David" w:hAnsi="David" w:eastAsia="David" w:cs="David"/>
+                <w:b w:val="0"/>
+                <w:color w:val="172337"/>
+                <w:sz w:val="23"/>
+                <w:rtl w:val="1"/>
+                <w:szCs w:val="23"/>
+              </w:rPr>
+              <w:t xml:space="preserve">חיבור </w:t>
+            </w:r>
+            <w:r>
+              <w:rPr>
+                <w:rFonts w:ascii="Times New Roman" w:hAnsi="Times New Roman" w:eastAsia="Times New Roman" w:cs="Times New Roman"/>
+                <w:b w:val="0"/>
+                <w:color w:val="172337"/>
+                <w:sz w:val="23"/>
+                <w:rtl w:val="0"/>
+                <w:szCs w:val="23"/>
+              </w:rPr>
+              <w:t>TCP</w:t>
+            </w:r>
+            <w:r>
+              <w:rPr>
+                <w:rFonts w:ascii="David" w:hAnsi="David" w:eastAsia="David" w:cs="David"/>
+                <w:b w:val="0"/>
+                <w:color w:val="172337"/>
+                <w:sz w:val="23"/>
+                <w:rtl w:val="1"/>
+                <w:szCs w:val="23"/>
+              </w:rPr>
+              <w:t xml:space="preserve"> בין הלקוחות לשרת.</w:t>
+            </w:r>
+          </w:p>
+        </w:tc>
+      </w:tr>
+    </w:tbl>
+    <w:p>
+      <w:pPr>
+        <w:spacing w:after="40" w:line="40" w:lineRule="exact"/>
+      </w:pPr>
+    </w:p>
+    <w:p>
+      <w:pPr>
+        <w:spacing w:after="260" w:line="293" w:lineRule="auto" w:before="0"/>
+        <w:jc w:val="right"/>
+        <w:pStyle w:val="Heading1"/>
+        <w:keepNext/>
+        <w:pageBreakBefore/>
+        <w:bidi w:val="1"/>
+        <w:pBdr>
+          <w:bottom w:val="single" w:sz="18" w:color="D9E9F4"/>
+        </w:pBdr>
+      </w:pPr>
+      <w:bookmarkStart w:id="12" w:name="chapter_12"/>
+      <w:r>
+        <w:rPr>
+          <w:rFonts w:ascii="Times New Roman" w:hAnsi="Times New Roman" w:eastAsia="Times New Roman" w:cs="Times New Roman"/>
+          <w:b/>
+          <w:color w:val="174C73"/>
+          <w:sz w:val="44"/>
+          <w:rtl w:val="0"/>
+          <w:szCs w:val="44"/>
+          <w:bCs w:val="1"/>
+        </w:rPr>
+        <w:t>12.</w:t>
+      </w:r>
+      <w:r>
+        <w:rPr>
+          <w:rFonts w:ascii="David" w:hAnsi="David" w:eastAsia="David" w:cs="David"/>
+          <w:b/>
+          <w:color w:val="174C73"/>
+          <w:sz w:val="44"/>
+          <w:rtl w:val="1"/>
+          <w:szCs w:val="44"/>
+          <w:bCs w:val="1"/>
+        </w:rPr>
         <w:t xml:space="preserve"> סיכום, אתגרים ומקורות</w:t>
       </w:r>
-      <w:bookmarkEnd w:id="11"/>
+      <w:bookmarkEnd w:id="12"/>
     </w:p>
     <w:p>
       <w:pPr>
@@ -12425,7 +12195,7 @@
           <w:szCs w:val="32"/>
           <w:bCs w:val="1"/>
         </w:rPr>
-        <w:t>11.1</w:t>
+        <w:t>12.1</w:t>
       </w:r>
       <w:r>
         <w:rPr>
@@ -12520,7 +12290,7 @@
           <w:szCs w:val="32"/>
           <w:bCs w:val="1"/>
         </w:rPr>
-        <w:t>11.2</w:t>
+        <w:t>12.2</w:t>
       </w:r>
       <w:r>
         <w:rPr>
@@ -12761,7 +12531,7 @@
           <w:szCs w:val="32"/>
           <w:bCs w:val="1"/>
         </w:rPr>
-        <w:t>11.3</w:t>
+        <w:t>12.3</w:t>
       </w:r>
       <w:r>
         <w:rPr>
@@ -12834,7 +12604,7 @@
           <w:szCs w:val="32"/>
           <w:bCs w:val="1"/>
         </w:rPr>
-        <w:t>11.4</w:t>
+        <w:t>12.4</w:t>
       </w:r>
       <w:r>
         <w:rPr>

--- a/docs/project-book/Damka_Project_Book_TCP_Profile.docx
+++ b/docs/project-book/Damka_Project_Book_TCP_Profile.docx
@@ -11916,6 +11916,27 @@
     </w:p>
     <w:p>
       <w:pPr>
+        <w:spacing w:after="140" w:line="293" w:lineRule="auto" w:before="160"/>
+        <w:jc w:val="right"/>
+        <w:pStyle w:val="Heading2"/>
+        <w:keepNext/>
+        <w:bidi w:val="1"/>
+      </w:pPr>
+      <w:r>
+        <w:rPr>
+          <w:rFonts w:ascii="David" w:hAnsi="David" w:eastAsia="David" w:cs="David"/>
+          <w:b/>
+          <w:color w:val="174C73"/>
+          <w:sz w:val="32"/>
+          <w:rtl w:val="1"/>
+          <w:szCs w:val="32"/>
+          <w:bCs w:val="1"/>
+        </w:rPr>
+        <w:t>רביע אבו עאד</w:t>
+      </w:r>
+    </w:p>
+    <w:p>
+      <w:pPr>
         <w:spacing w:after="140" w:line="293" w:lineRule="auto"/>
         <w:jc w:val="right"/>
         <w:bidi w:val="1"/>
@@ -11929,214 +11950,113 @@
           <w:rtl w:val="1"/>
           <w:szCs w:val="26"/>
         </w:rPr>
-        <w:t>תחומי האחריות שהוגדרו בפרויקט:</w:t>
+        <w:t xml:space="preserve">תחום האחריות של רביע בפרויקט היה לוגיקת המשחק </w:t>
+      </w:r>
+      <w:r>
+        <w:rPr>
+          <w:rFonts w:ascii="Times New Roman" w:hAnsi="Times New Roman" w:eastAsia="Times New Roman" w:cs="Times New Roman"/>
+          <w:b w:val="0"/>
+          <w:color w:val="172337"/>
+          <w:sz w:val="26"/>
+          <w:rtl w:val="0"/>
+          <w:szCs w:val="26"/>
+        </w:rPr>
+        <w:t>(Game Logic).</w:t>
+      </w:r>
+      <w:r>
+        <w:rPr>
+          <w:rFonts w:ascii="David" w:hAnsi="David" w:eastAsia="David" w:cs="David"/>
+          <w:b w:val="0"/>
+          <w:color w:val="172337"/>
+          <w:sz w:val="26"/>
+          <w:rtl w:val="1"/>
+          <w:szCs w:val="26"/>
+        </w:rPr>
+        <w:t xml:space="preserve"> תחום זה כולל את כללי התנועה והאכילה, ניהול התורות וההכתרה, וקביעת סיום המשחק והמנצח.</w:t>
       </w:r>
     </w:p>
-    <w:tbl>
-      <w:tblPr>
-        <w:tblW w:type="auto" w:w="0"/>
-        <w:tblLayout w:type="autofit"/>
-        <w:tblLook w:firstColumn="1" w:firstRow="1" w:lastColumn="0" w:lastRow="0" w:noHBand="0" w:noVBand="1" w:val="04A0"/>
-        <w:bidiVisual w:val="1"/>
-        <w:tblBorders>
-          <w:top w:val="single" w:sz="4" w:color="B6D0DF"/>
-          <w:left w:val="single" w:sz="4" w:color="B6D0DF"/>
-          <w:bottom w:val="single" w:sz="4" w:color="B6D0DF"/>
-          <w:right w:val="single" w:sz="4" w:color="B6D0DF"/>
-          <w:insideH w:val="single" w:sz="4" w:color="B6D0DF"/>
-          <w:insideV w:val="single" w:sz="4" w:color="B6D0DF"/>
-        </w:tblBorders>
-      </w:tblPr>
-      <w:tblGrid>
-        <w:gridCol w:w="3453"/>
-        <w:gridCol w:w="6412"/>
-      </w:tblGrid>
-      <w:tr>
-        <w:tc>
-          <w:tcPr>
-            <w:tcW w:type="dxa" w:w="4933"/>
-            <w:shd w:fill="d9e9f4"/>
-          </w:tcPr>
-          <w:p>
-            <w:pPr>
-              <w:spacing w:after="80" w:line="269" w:lineRule="auto"/>
-              <w:jc w:val="right"/>
-              <w:bidi w:val="1"/>
-            </w:pPr>
-            <w:r>
-              <w:rPr>
-                <w:rFonts w:ascii="David" w:hAnsi="David" w:eastAsia="David" w:cs="David"/>
-                <w:b/>
-                <w:color w:val="174C73"/>
-                <w:sz w:val="23"/>
-                <w:rtl w:val="1"/>
-                <w:szCs w:val="23"/>
-                <w:bCs w:val="1"/>
-              </w:rPr>
-              <w:t>סטודנט</w:t>
-            </w:r>
-          </w:p>
-        </w:tc>
-        <w:tc>
-          <w:tcPr>
-            <w:tcW w:type="dxa" w:w="4933"/>
-            <w:shd w:fill="d9e9f4"/>
-          </w:tcPr>
-          <w:p>
-            <w:pPr>
-              <w:spacing w:after="80" w:line="269" w:lineRule="auto"/>
-              <w:jc w:val="right"/>
-              <w:bidi w:val="1"/>
-            </w:pPr>
-            <w:r>
-              <w:rPr>
-                <w:rFonts w:ascii="David" w:hAnsi="David" w:eastAsia="David" w:cs="David"/>
-                <w:b/>
-                <w:color w:val="174C73"/>
-                <w:sz w:val="23"/>
-                <w:rtl w:val="1"/>
-                <w:szCs w:val="23"/>
-                <w:bCs w:val="1"/>
-              </w:rPr>
-              <w:t>תחום אחריות</w:t>
-            </w:r>
-          </w:p>
-        </w:tc>
-      </w:tr>
-      <w:tr>
-        <w:tc>
-          <w:tcPr>
-            <w:tcW w:type="dxa" w:w="4933"/>
-          </w:tcPr>
-          <w:p>
-            <w:pPr>
-              <w:spacing w:after="80" w:line="269" w:lineRule="auto"/>
-              <w:jc w:val="right"/>
-              <w:bidi w:val="1"/>
-            </w:pPr>
-            <w:r>
-              <w:rPr>
-                <w:rFonts w:ascii="David" w:hAnsi="David" w:eastAsia="David" w:cs="David"/>
-                <w:b w:val="0"/>
-                <w:color w:val="172337"/>
-                <w:sz w:val="23"/>
-                <w:rtl w:val="1"/>
-                <w:szCs w:val="23"/>
-              </w:rPr>
-              <w:t>רביע אבו עאד</w:t>
-            </w:r>
-          </w:p>
-        </w:tc>
-        <w:tc>
-          <w:tcPr>
-            <w:tcW w:type="dxa" w:w="4933"/>
-          </w:tcPr>
-          <w:p>
-            <w:pPr>
-              <w:spacing w:after="80" w:line="269" w:lineRule="auto"/>
-              <w:jc w:val="right"/>
-              <w:bidi w:val="1"/>
-            </w:pPr>
-            <w:r>
-              <w:rPr>
-                <w:rFonts w:ascii="David" w:hAnsi="David" w:eastAsia="David" w:cs="David"/>
-                <w:b w:val="0"/>
-                <w:color w:val="172337"/>
-                <w:sz w:val="23"/>
-                <w:rtl w:val="1"/>
-                <w:szCs w:val="23"/>
-              </w:rPr>
-              <w:t xml:space="preserve">לוגיקת המשחק </w:t>
-            </w:r>
-            <w:r>
-              <w:rPr>
-                <w:rFonts w:ascii="Times New Roman" w:hAnsi="Times New Roman" w:eastAsia="Times New Roman" w:cs="Times New Roman"/>
-                <w:b w:val="0"/>
-                <w:color w:val="172337"/>
-                <w:sz w:val="23"/>
-                <w:rtl w:val="0"/>
-                <w:szCs w:val="23"/>
-              </w:rPr>
-              <w:t>(Game Logic).</w:t>
-            </w:r>
-          </w:p>
-        </w:tc>
-      </w:tr>
-      <w:tr>
-        <w:tc>
-          <w:tcPr>
-            <w:tcW w:type="dxa" w:w="4933"/>
-          </w:tcPr>
-          <w:p>
-            <w:pPr>
-              <w:spacing w:after="80" w:line="269" w:lineRule="auto"/>
-              <w:jc w:val="right"/>
-              <w:bidi w:val="1"/>
-            </w:pPr>
-            <w:r>
-              <w:rPr>
-                <w:rFonts w:ascii="David" w:hAnsi="David" w:eastAsia="David" w:cs="David"/>
-                <w:b w:val="0"/>
-                <w:color w:val="172337"/>
-                <w:sz w:val="23"/>
-                <w:rtl w:val="1"/>
-                <w:szCs w:val="23"/>
-              </w:rPr>
-              <w:t>מותנא פרחאת</w:t>
-            </w:r>
-          </w:p>
-        </w:tc>
-        <w:tc>
-          <w:tcPr>
-            <w:tcW w:type="dxa" w:w="4933"/>
-          </w:tcPr>
-          <w:p>
-            <w:pPr>
-              <w:spacing w:after="80" w:line="269" w:lineRule="auto"/>
-              <w:jc w:val="right"/>
-              <w:bidi w:val="1"/>
-            </w:pPr>
-            <w:r>
-              <w:rPr>
-                <w:rFonts w:ascii="David" w:hAnsi="David" w:eastAsia="David" w:cs="David"/>
-                <w:b w:val="0"/>
-                <w:color w:val="172337"/>
-                <w:sz w:val="23"/>
-                <w:rtl w:val="1"/>
-                <w:szCs w:val="23"/>
-              </w:rPr>
-              <w:t xml:space="preserve">חיבור </w:t>
-            </w:r>
-            <w:r>
-              <w:rPr>
-                <w:rFonts w:ascii="Times New Roman" w:hAnsi="Times New Roman" w:eastAsia="Times New Roman" w:cs="Times New Roman"/>
-                <w:b w:val="0"/>
-                <w:color w:val="172337"/>
-                <w:sz w:val="23"/>
-                <w:rtl w:val="0"/>
-                <w:szCs w:val="23"/>
-              </w:rPr>
-              <w:t>TCP</w:t>
-            </w:r>
-            <w:r>
-              <w:rPr>
-                <w:rFonts w:ascii="David" w:hAnsi="David" w:eastAsia="David" w:cs="David"/>
-                <w:b w:val="0"/>
-                <w:color w:val="172337"/>
-                <w:sz w:val="23"/>
-                <w:rtl w:val="1"/>
-                <w:szCs w:val="23"/>
-              </w:rPr>
-              <w:t xml:space="preserve"> בין הלקוחות לשרת.</w:t>
-            </w:r>
-          </w:p>
-        </w:tc>
-      </w:tr>
-    </w:tbl>
     <w:p>
       <w:pPr>
-        <w:spacing w:after="40" w:line="40" w:lineRule="exact"/>
+        <w:spacing w:after="140" w:line="293" w:lineRule="auto" w:before="160"/>
+        <w:jc w:val="right"/>
+        <w:pStyle w:val="Heading2"/>
+        <w:keepNext/>
+        <w:bidi w:val="1"/>
       </w:pPr>
+      <w:r>
+        <w:rPr>
+          <w:rFonts w:ascii="David" w:hAnsi="David" w:eastAsia="David" w:cs="David"/>
+          <w:b/>
+          <w:color w:val="174C73"/>
+          <w:sz w:val="32"/>
+          <w:rtl w:val="1"/>
+          <w:szCs w:val="32"/>
+          <w:bCs w:val="1"/>
+        </w:rPr>
+        <w:t>מותנא פרחאת</w:t>
+      </w:r>
+    </w:p>
+    <w:p>
+      <w:pPr>
+        <w:spacing w:after="140" w:line="293" w:lineRule="auto"/>
+        <w:jc w:val="right"/>
+        <w:bidi w:val="1"/>
+      </w:pPr>
+      <w:r>
+        <w:rPr>
+          <w:rFonts w:ascii="David" w:hAnsi="David" w:eastAsia="David" w:cs="David"/>
+          <w:b w:val="0"/>
+          <w:color w:val="172337"/>
+          <w:sz w:val="26"/>
+          <w:rtl w:val="1"/>
+          <w:szCs w:val="26"/>
+        </w:rPr>
+        <w:t xml:space="preserve">תחום האחריות של מותנא בפרויקט היה חיבור </w:t>
+      </w:r>
+      <w:r>
+        <w:rPr>
+          <w:rFonts w:ascii="Times New Roman" w:hAnsi="Times New Roman" w:eastAsia="Times New Roman" w:cs="Times New Roman"/>
+          <w:b w:val="0"/>
+          <w:color w:val="172337"/>
+          <w:sz w:val="26"/>
+          <w:rtl w:val="0"/>
+          <w:szCs w:val="26"/>
+        </w:rPr>
+        <w:t>TCP</w:t>
+      </w:r>
+      <w:r>
+        <w:rPr>
+          <w:rFonts w:ascii="David" w:hAnsi="David" w:eastAsia="David" w:cs="David"/>
+          <w:b w:val="0"/>
+          <w:color w:val="172337"/>
+          <w:sz w:val="26"/>
+          <w:rtl w:val="1"/>
+          <w:szCs w:val="26"/>
+        </w:rPr>
+        <w:t xml:space="preserve"> בין לקוחות </w:t>
+      </w:r>
+      <w:r>
+        <w:rPr>
+          <w:rFonts w:ascii="Times New Roman" w:hAnsi="Times New Roman" w:eastAsia="Times New Roman" w:cs="Times New Roman"/>
+          <w:b w:val="0"/>
+          <w:color w:val="172337"/>
+          <w:sz w:val="26"/>
+          <w:rtl w:val="0"/>
+          <w:szCs w:val="26"/>
+        </w:rPr>
+        <w:t>JavaFX</w:t>
+      </w:r>
+      <w:r>
+        <w:rPr>
+          <w:rFonts w:ascii="David" w:hAnsi="David" w:eastAsia="David" w:cs="David"/>
+          <w:b w:val="0"/>
+          <w:color w:val="172337"/>
+          <w:sz w:val="26"/>
+          <w:rtl w:val="1"/>
+          <w:szCs w:val="26"/>
+        </w:rPr>
+        <w:t xml:space="preserve"> לשרת. תחום זה כולל פתיחת חיבורים והעברת בקשות ותשובות, כך ששני השחקנים מציגים מצב משחק מסונכרן.</w:t>
+      </w:r>
     </w:p>
     <w:p>
       <w:pPr>
